--- a/development-plan.docx
+++ b/development-plan.docx
@@ -124,9 +124,9 @@
           <w:noProof/>
         </w:rPr>
         <w:drawing>
-          <wp:inline distT="0" distB="0" distL="0" distR="0" wp14:anchorId="6FE98AD8" wp14:editId="6D8081DE">
-            <wp:extent cx="6583680" cy="4206240"/>
-            <wp:effectExtent l="0" t="0" r="0" b="0"/>
+          <wp:inline distT="0" distB="0" distL="0" distR="0" wp14:anchorId="6FE98AD8" wp14:editId="0DAF0055">
+            <wp:extent cx="4467225" cy="2854060"/>
+            <wp:effectExtent l="0" t="0" r="0" b="3810"/>
             <wp:docPr id="1" name="Picture 1"/>
             <wp:cNvGraphicFramePr>
               <a:graphicFrameLocks xmlns:a="http://schemas.openxmlformats.org/drawingml/2006/main" noChangeAspect="1"/>
@@ -147,7 +147,7 @@
                   <pic:spPr>
                     <a:xfrm>
                       <a:off x="0" y="0"/>
-                      <a:ext cx="6583680" cy="4206240"/>
+                      <a:ext cx="4482648" cy="2863913"/>
                     </a:xfrm>
                     <a:prstGeom prst="rect">
                       <a:avLst/>
@@ -177,454 +177,56 @@
         <w:pStyle w:val="Heading1"/>
       </w:pPr>
       <w:r>
-        <w:lastRenderedPageBreak/>
-        <w:t>3. Architecture Direction</w:t>
-      </w:r>
-    </w:p>
-    <w:tbl>
-      <w:tblPr>
-        <w:tblStyle w:val="TableGrid"/>
-        <w:tblW w:w="0" w:type="auto"/>
-        <w:jc w:val="center"/>
-        <w:tblLook w:val="04A0" w:firstRow="1" w:lastRow="0" w:firstColumn="1" w:lastColumn="0" w:noHBand="0" w:noVBand="1"/>
-      </w:tblPr>
-      <w:tblGrid>
-        <w:gridCol w:w="3324"/>
-        <w:gridCol w:w="3324"/>
-        <w:gridCol w:w="3324"/>
-      </w:tblGrid>
-      <w:tr>
-        <w:trPr>
-          <w:jc w:val="center"/>
-        </w:trPr>
-        <w:tc>
-          <w:tcPr>
-            <w:tcW w:w="3324" w:type="dxa"/>
-            <w:shd w:val="clear" w:color="auto" w:fill="D9EAF4"/>
-          </w:tcPr>
-          <w:p>
-            <w:r>
-              <w:t>Area</w:t>
-            </w:r>
-          </w:p>
-        </w:tc>
-        <w:tc>
-          <w:tcPr>
-            <w:tcW w:w="3324" w:type="dxa"/>
-            <w:shd w:val="clear" w:color="auto" w:fill="D9EAF4"/>
-          </w:tcPr>
-          <w:p>
-            <w:r>
-              <w:t>Decision</w:t>
-            </w:r>
-          </w:p>
-        </w:tc>
-        <w:tc>
-          <w:tcPr>
-            <w:tcW w:w="3324" w:type="dxa"/>
-            <w:shd w:val="clear" w:color="auto" w:fill="D9EAF4"/>
-          </w:tcPr>
-          <w:p>
-            <w:r>
-              <w:t>Notes</w:t>
-            </w:r>
-          </w:p>
-        </w:tc>
-      </w:tr>
-      <w:tr>
-        <w:trPr>
-          <w:jc w:val="center"/>
-        </w:trPr>
-        <w:tc>
-          <w:tcPr>
-            <w:tcW w:w="3324" w:type="dxa"/>
-          </w:tcPr>
-          <w:p>
-            <w:r>
-              <w:t>Frontend</w:t>
-            </w:r>
-          </w:p>
-        </w:tc>
-        <w:tc>
-          <w:tcPr>
-            <w:tcW w:w="3324" w:type="dxa"/>
-          </w:tcPr>
-          <w:p>
-            <w:r>
-              <w:t>Angular 22 + Angular Material</w:t>
-            </w:r>
-          </w:p>
-        </w:tc>
-        <w:tc>
-          <w:tcPr>
-            <w:tcW w:w="3324" w:type="dxa"/>
-          </w:tcPr>
-          <w:p>
-            <w:r>
-              <w:t xml:space="preserve">Responsible for </w:t>
-            </w:r>
-            <w:proofErr w:type="gramStart"/>
-            <w:r>
-              <w:t>upload</w:t>
-            </w:r>
-            <w:proofErr w:type="gramEnd"/>
-            <w:r>
-              <w:t xml:space="preserve"> UI, Angular Material-based project list and workspace screens, and invoking BFF endpoints.</w:t>
-            </w:r>
-          </w:p>
-        </w:tc>
-      </w:tr>
-      <w:tr>
-        <w:trPr>
-          <w:jc w:val="center"/>
-        </w:trPr>
-        <w:tc>
-          <w:tcPr>
-            <w:tcW w:w="3324" w:type="dxa"/>
-          </w:tcPr>
-          <w:p>
-            <w:r>
-              <w:t>Web Entry</w:t>
-            </w:r>
-          </w:p>
-        </w:tc>
-        <w:tc>
-          <w:tcPr>
-            <w:tcW w:w="3324" w:type="dxa"/>
-          </w:tcPr>
-          <w:p>
-            <w:r>
-              <w:t>ASP.NET Core BFF (.NET 10)</w:t>
-            </w:r>
-          </w:p>
-        </w:tc>
-        <w:tc>
-          <w:tcPr>
-            <w:tcW w:w="3324" w:type="dxa"/>
-          </w:tcPr>
-          <w:p>
-            <w:r>
-              <w:t>Single facade for Angular, authentication boundary, anti-corruption layer to backend APIs, and web entry point for command/query contracts.</w:t>
-            </w:r>
-          </w:p>
-        </w:tc>
-      </w:tr>
-      <w:tr>
-        <w:trPr>
-          <w:jc w:val="center"/>
-        </w:trPr>
-        <w:tc>
-          <w:tcPr>
-            <w:tcW w:w="3324" w:type="dxa"/>
-          </w:tcPr>
-          <w:p>
-            <w:r>
-              <w:t>Backend API</w:t>
-            </w:r>
-          </w:p>
-        </w:tc>
-        <w:tc>
-          <w:tcPr>
-            <w:tcW w:w="3324" w:type="dxa"/>
-          </w:tcPr>
-          <w:p>
-            <w:r>
-              <w:t xml:space="preserve">ASP.NET Core (.NET 10) + </w:t>
-            </w:r>
-            <w:proofErr w:type="spellStart"/>
-            <w:r>
-              <w:t>FastEndpoints</w:t>
-            </w:r>
-            <w:proofErr w:type="spellEnd"/>
-          </w:p>
-        </w:tc>
-        <w:tc>
-          <w:tcPr>
-            <w:tcW w:w="3324" w:type="dxa"/>
-          </w:tcPr>
-          <w:p>
-            <w:r>
-              <w:t xml:space="preserve">Expose command/query endpoints, delegate to </w:t>
-            </w:r>
-            <w:proofErr w:type="spellStart"/>
-            <w:r>
-              <w:t>MediatR</w:t>
-            </w:r>
-            <w:proofErr w:type="spellEnd"/>
-            <w:r>
-              <w:t xml:space="preserve"> handlers.</w:t>
-            </w:r>
-          </w:p>
-        </w:tc>
-      </w:tr>
-      <w:tr>
-        <w:trPr>
-          <w:jc w:val="center"/>
-        </w:trPr>
-        <w:tc>
-          <w:tcPr>
-            <w:tcW w:w="3324" w:type="dxa"/>
-          </w:tcPr>
-          <w:p>
-            <w:r>
-              <w:t>Application</w:t>
-            </w:r>
-          </w:p>
-        </w:tc>
-        <w:tc>
-          <w:tcPr>
-            <w:tcW w:w="3324" w:type="dxa"/>
-          </w:tcPr>
-          <w:p>
-            <w:r>
-              <w:t xml:space="preserve">CQRS + </w:t>
-            </w:r>
-            <w:proofErr w:type="spellStart"/>
-            <w:r>
-              <w:t>MediatR</w:t>
-            </w:r>
-            <w:proofErr w:type="spellEnd"/>
-          </w:p>
-        </w:tc>
-        <w:tc>
-          <w:tcPr>
-            <w:tcW w:w="3324" w:type="dxa"/>
-          </w:tcPr>
-          <w:p>
-            <w:r>
-              <w:t xml:space="preserve">Separate commands and queries clearly with </w:t>
-            </w:r>
-            <w:proofErr w:type="spellStart"/>
-            <w:r>
-              <w:t>MediatR</w:t>
-            </w:r>
-            <w:proofErr w:type="spellEnd"/>
-            <w:r>
-              <w:t xml:space="preserve"> so project creation commands and project lookup queries can evolve independently.</w:t>
-            </w:r>
-          </w:p>
-        </w:tc>
-      </w:tr>
-      <w:tr>
-        <w:trPr>
-          <w:jc w:val="center"/>
-        </w:trPr>
-        <w:tc>
-          <w:tcPr>
-            <w:tcW w:w="3324" w:type="dxa"/>
-          </w:tcPr>
-          <w:p>
-            <w:r>
-              <w:t>Domain</w:t>
-            </w:r>
-          </w:p>
-        </w:tc>
-        <w:tc>
-          <w:tcPr>
-            <w:tcW w:w="3324" w:type="dxa"/>
-          </w:tcPr>
-          <w:p>
-            <w:r>
-              <w:t>DDD modules</w:t>
-            </w:r>
-          </w:p>
-        </w:tc>
-        <w:tc>
-          <w:tcPr>
-            <w:tcW w:w="3324" w:type="dxa"/>
-          </w:tcPr>
-          <w:p>
-            <w:r>
-              <w:t>Encapsulate project lifecycle, naming rules, document registration, and state transitions with clear separation from Application, Infrastructure, API, and BFF responsibilities.</w:t>
-            </w:r>
-          </w:p>
-        </w:tc>
-      </w:tr>
-      <w:tr>
-        <w:trPr>
-          <w:jc w:val="center"/>
-        </w:trPr>
-        <w:tc>
-          <w:tcPr>
-            <w:tcW w:w="3324" w:type="dxa"/>
-          </w:tcPr>
-          <w:p>
-            <w:r>
-              <w:t>Infrastructure</w:t>
-            </w:r>
-          </w:p>
-        </w:tc>
-        <w:tc>
-          <w:tcPr>
-            <w:tcW w:w="3324" w:type="dxa"/>
-          </w:tcPr>
-          <w:p>
-            <w:r>
-              <w:t>SQL Server binary storage</w:t>
-            </w:r>
-          </w:p>
-        </w:tc>
-        <w:tc>
-          <w:tcPr>
-            <w:tcW w:w="3324" w:type="dxa"/>
-          </w:tcPr>
-          <w:p>
-            <w:r>
-              <w:t xml:space="preserve">Persist project metadata and source PDF binary content in SQL Server using EF Core and </w:t>
-            </w:r>
-            <w:proofErr w:type="spellStart"/>
-            <w:r>
-              <w:t>varbinary</w:t>
-            </w:r>
-            <w:proofErr w:type="spellEnd"/>
-            <w:r>
-              <w:t>(max); local development can use SQL Server in Docker or a managed SQL Server instance.</w:t>
-            </w:r>
-          </w:p>
-        </w:tc>
-      </w:tr>
-      <w:tr>
-        <w:trPr>
-          <w:jc w:val="center"/>
-        </w:trPr>
-        <w:tc>
-          <w:tcPr>
-            <w:tcW w:w="3324" w:type="dxa"/>
-          </w:tcPr>
-          <w:p>
-            <w:r>
-              <w:t>Testing</w:t>
-            </w:r>
-          </w:p>
-        </w:tc>
-        <w:tc>
-          <w:tcPr>
-            <w:tcW w:w="3324" w:type="dxa"/>
-          </w:tcPr>
-          <w:p>
-            <w:proofErr w:type="spellStart"/>
-            <w:r>
-              <w:t>xUnit</w:t>
-            </w:r>
-            <w:proofErr w:type="spellEnd"/>
-            <w:r>
-              <w:t xml:space="preserve"> + </w:t>
-            </w:r>
-            <w:proofErr w:type="spellStart"/>
-            <w:r>
-              <w:t>Moq</w:t>
-            </w:r>
-            <w:proofErr w:type="spellEnd"/>
-            <w:r>
-              <w:t xml:space="preserve"> + Playwright</w:t>
-            </w:r>
-          </w:p>
-        </w:tc>
-        <w:tc>
-          <w:tcPr>
-            <w:tcW w:w="3324" w:type="dxa"/>
-          </w:tcPr>
-          <w:p>
-            <w:r>
-              <w:t xml:space="preserve">Use </w:t>
-            </w:r>
-            <w:proofErr w:type="spellStart"/>
-            <w:r>
-              <w:t>xUnit</w:t>
-            </w:r>
-            <w:proofErr w:type="spellEnd"/>
-            <w:r>
-              <w:t xml:space="preserve"> and </w:t>
-            </w:r>
-            <w:proofErr w:type="spellStart"/>
-            <w:r>
-              <w:t>Moq</w:t>
-            </w:r>
-            <w:proofErr w:type="spellEnd"/>
-            <w:r>
-              <w:t xml:space="preserve"> for backend unit tests, and Playwright for end-to-end user journeys.</w:t>
-            </w:r>
-          </w:p>
-        </w:tc>
-      </w:tr>
-      <w:tr>
-        <w:trPr>
-          <w:jc w:val="center"/>
-        </w:trPr>
-        <w:tc>
-          <w:tcPr>
-            <w:tcW w:w="3324" w:type="dxa"/>
-          </w:tcPr>
-          <w:p>
-            <w:r>
-              <w:t>Deployment</w:t>
-            </w:r>
-          </w:p>
-        </w:tc>
-        <w:tc>
-          <w:tcPr>
-            <w:tcW w:w="3324" w:type="dxa"/>
-          </w:tcPr>
-          <w:p>
-            <w:r>
-              <w:t>Docker images</w:t>
-            </w:r>
-          </w:p>
-        </w:tc>
-        <w:tc>
-          <w:tcPr>
-            <w:tcW w:w="3324" w:type="dxa"/>
-          </w:tcPr>
-          <w:p>
-            <w:r>
-              <w:t>Package the BFF, backend API, and supporting services as Docker images for consistent local development, CI/CD, and deployment.</w:t>
-            </w:r>
-          </w:p>
-        </w:tc>
-      </w:tr>
-    </w:tbl>
-    <w:p>
-      <w:pPr>
-        <w:pStyle w:val="Heading1"/>
-      </w:pPr>
-      <w:r>
-        <w:t>4. Suggested Bounded Contexts</w:t>
+        <w:t xml:space="preserve">3. Architecture Overview</w:t>
       </w:r>
     </w:p>
     <w:p>
-      <w:pPr>
-        <w:pStyle w:val="ListBullet"/>
-        <w:ind w:left="397"/>
-      </w:pPr>
       <w:r>
-        <w:t>Project Management Context: create/open/archive project, naming policy, metadata lifecycle</w:t>
+        <w:t xml:space="preserve">The backend is a modular monolith: a single API host (OCRWeb.API) exposes FastEndpoints that delegate to MediatR handlers inside per-context modules. Each bounded context is a class library split into Domain / Application / Infrastructure. Persistence is a single SQL Server database (OCRWeb) with one schema and one EF Core DbContext per context; contexts reference each other by id only.</w:t>
       </w:r>
     </w:p>
     <w:p>
-      <w:pPr>
-        <w:pStyle w:val="ListBullet"/>
-        <w:ind w:left="397"/>
-      </w:pPr>
       <w:r>
-        <w:t>Document Intake Context: validate PDF, register source file, assign storage path</w:t>
+        <w:rPr>
+          <w:b/>
+        </w:rPr>
+        <w:t xml:space="preserve">Target stack</w:t>
       </w:r>
     </w:p>
     <w:p>
-      <w:pPr>
-        <w:pStyle w:val="ListBullet"/>
-        <w:ind w:left="397"/>
-      </w:pPr>
       <w:r>
-        <w:t>OCR Processing Context (future): page processing, OCR jobs, recognition output, retry policy</w:t>
+        <w:t xml:space="preserve">- DDD, ASP.NET Core Web API (.NET 10), FastEndpoints, MediatR + CQRS, EF Core, SQL Server, ASP.NET Core BFF (.NET 10), Angular 22 + Angular Material, xUnit + Moq + Playwright, Docker.</w:t>
       </w:r>
     </w:p>
     <w:p>
-      <w:pPr>
-        <w:pStyle w:val="ListBullet"/>
-        <w:ind w:left="397"/>
-      </w:pPr>
       <w:r>
-        <w:t>Search/Review Context (future): review text, annotations, export results</w:t>
+        <w:rPr>
+          <w:b/>
+        </w:rPr>
+        <w:t xml:space="preserve">Cross-cutting rules</w:t>
+      </w:r>
+    </w:p>
+    <w:p>
+      <w:r>
+        <w:t xml:space="preserve">- Dependency direction points inward: API -&gt; Application -&gt; Domain; Infrastructure implements the ports/repository interfaces. Business libraries never depend on transport (FastEndpoints) or a specific vendor (PDFsharp).</w:t>
+      </w:r>
+    </w:p>
+    <w:p>
+      <w:r>
+        <w:t xml:space="preserve">- Audit fields are filled explicitly in handlers (no EF interceptor). DB column names use type prefixes; domain models keep clean names, prefixes live only in the EF mapping layer.</w:t>
+      </w:r>
+    </w:p>
+    <w:p>
+      <w:r>
+        <w:rPr>
+          <w:b/>
+        </w:rPr>
+        <w:t xml:space="preserve">Status legend</w:t>
+      </w:r>
+    </w:p>
+    <w:p>
+      <w:r>
+        <w:t xml:space="preserve">- Implemented = built and compiling with tests; Scaffold = project exists, no domain logic yet; Planned = not started.</w:t>
       </w:r>
     </w:p>
     <w:p>
@@ -632,71 +234,1329 @@
         <w:pStyle w:val="Heading1"/>
       </w:pPr>
       <w:r>
-        <w:t>5</w:t>
-      </w:r>
-      <w:r>
-        <w:t>. CQRS Design Draft</w:t>
+        <w:t xml:space="preserve">4. Projects</w:t>
       </w:r>
     </w:p>
     <w:p>
       <w:pPr>
-        <w:pStyle w:val="ListBullet"/>
-        <w:ind w:left="397"/>
+        <w:pStyle w:val="Heading2"/>
       </w:pPr>
       <w:r>
-        <w:t xml:space="preserve">Command: </w:t>
+        <w:t xml:space="preserve">4.1 OCRWeb.Shared - Partial Implemented</w:t>
       </w:r>
-      <w:proofErr w:type="spellStart"/>
-      <w:r>
-        <w:t>CreateProjectFromPdfCommand</w:t>
-      </w:r>
-      <w:proofErr w:type="spellEnd"/>
     </w:p>
     <w:p>
-      <w:pPr>
-        <w:pStyle w:val="ListBullet"/>
-        <w:ind w:left="397"/>
-      </w:pPr>
       <w:r>
-        <w:lastRenderedPageBreak/>
-        <w:t>Command Handler: validate input, sanitize name, store PDF binary and metadata in SQL Server, return project id</w:t>
+        <w:t xml:space="preserve">Responsibility: shared DDD primitives and cross-cutting abstractions reused by all modules.</w:t>
+      </w:r>
+    </w:p>
+    <w:p>
+      <w:r>
+        <w:t xml:space="preserve">Contents: ICurrentUser (current user id), IAuditable, AuditableEntity (audit base with MarkInserted/MarkUpdated).</w:t>
+      </w:r>
+    </w:p>
+    <w:p>
+      <w:r>
+        <w:t xml:space="preserve">Database: none.</w:t>
       </w:r>
     </w:p>
     <w:p>
       <w:pPr>
-        <w:pStyle w:val="ListBullet"/>
-        <w:ind w:left="397"/>
+        <w:pStyle w:val="Heading2"/>
       </w:pPr>
       <w:r>
-        <w:t xml:space="preserve">Query: </w:t>
+        <w:t xml:space="preserve">4.2 OCRWeb.Contract - Partial Implemented</w:t>
       </w:r>
-      <w:proofErr w:type="spellStart"/>
+    </w:p>
+    <w:p>
       <w:r>
-        <w:t>GetProjectListQuery</w:t>
+        <w:t xml:space="preserve">Responsibility: shared API contracts / DTOs / transport models used by the API and BFF.</w:t>
       </w:r>
-      <w:proofErr w:type="spellEnd"/>
+    </w:p>
+    <w:p>
+      <w:r>
+        <w:t xml:space="preserve">Contents: PdfFileListItemDto, PdfFileDetailDto, PdfFileContentDto, FilePropertiesDto, CropPdfRequest.</w:t>
+      </w:r>
+    </w:p>
+    <w:p>
+      <w:r>
+        <w:t xml:space="preserve">Database: none. Initial DTOs.</w:t>
+      </w:r>
     </w:p>
     <w:p>
       <w:pPr>
-        <w:pStyle w:val="ListBullet"/>
-        <w:ind w:left="397"/>
+        <w:pStyle w:val="Heading2"/>
       </w:pPr>
       <w:r>
-        <w:t xml:space="preserve">Query: </w:t>
+        <w:t xml:space="preserve">4.3 OCRWeb.Identity - Partial Implemented</w:t>
       </w:r>
-      <w:proofErr w:type="spellStart"/>
+    </w:p>
+    <w:p>
       <w:r>
-        <w:t>GetProjectDetailQuery</w:t>
+        <w:t xml:space="preserve">Responsibility: application users / identity context. Owns the [identity] schema. Other modules reference a user only by INT id via ICurrentUser.</w:t>
       </w:r>
-      <w:proofErr w:type="spellEnd"/>
+    </w:p>
+    <w:p>
+      <w:r>
+        <w:rPr>
+          <w:b/>
+        </w:rPr>
+        <w:t xml:space="preserve">Layout</w:t>
+      </w:r>
+    </w:p>
+    <w:tbl>
+      <w:tblPr>
+        <w:tblW w:w="0" w:type="auto"/>
+        <w:tblBorders>
+          <w:top w:val="single" w:sz="4" w:space="0" w:color="auto"/>
+          <w:left w:val="single" w:sz="4" w:space="0" w:color="auto"/>
+          <w:bottom w:val="single" w:sz="4" w:space="0" w:color="auto"/>
+          <w:right w:val="single" w:sz="4" w:space="0" w:color="auto"/>
+          <w:insideH w:val="single" w:sz="4" w:space="0" w:color="auto"/>
+          <w:insideV w:val="single" w:sz="4" w:space="0" w:color="auto"/>
+        </w:tblBorders>
+      </w:tblPr>
+      <w:tblGrid>
+        <w:gridCol w:w="2600"/>
+        <w:gridCol w:w="10900"/>
+      </w:tblGrid>
+      <w:tr>
+        <w:tc>
+          <w:tcPr>
+            <w:tcW w:w="2600" w:type="dxa"/>
+          </w:tcPr>
+          <w:p>
+            <w:r>
+              <w:rPr>
+                <w:b/>
+              </w:rPr>
+              <w:t xml:space="preserve">Layer</w:t>
+            </w:r>
+          </w:p>
+        </w:tc>
+        <w:tc>
+          <w:tcPr>
+            <w:tcW w:w="10900" w:type="dxa"/>
+          </w:tcPr>
+          <w:p>
+            <w:r>
+              <w:rPr>
+                <w:b/>
+              </w:rPr>
+              <w:t xml:space="preserve">Contents</w:t>
+            </w:r>
+          </w:p>
+        </w:tc>
+      </w:tr>
+      <w:tr>
+        <w:tc>
+          <w:tcPr>
+            <w:tcW w:w="2600" w:type="dxa"/>
+          </w:tcPr>
+          <w:p>
+            <w:r>
+              <w:t xml:space="preserve">Domain</w:t>
+            </w:r>
+          </w:p>
+        </w:tc>
+        <w:tc>
+          <w:tcPr>
+            <w:tcW w:w="10900" w:type="dxa"/>
+          </w:tcPr>
+          <w:p>
+            <w:r>
+              <w:t xml:space="preserve">Entity/User; Repositories/IUserRepository</w:t>
+            </w:r>
+          </w:p>
+        </w:tc>
+      </w:tr>
+      <w:tr>
+        <w:tc>
+          <w:tcPr>
+            <w:tcW w:w="2600" w:type="dxa"/>
+          </w:tcPr>
+          <w:p>
+            <w:r>
+              <w:t xml:space="preserve">Infrastructure</w:t>
+            </w:r>
+          </w:p>
+        </w:tc>
+        <w:tc>
+          <w:tcPr>
+            <w:tcW w:w="10900" w:type="dxa"/>
+          </w:tcPr>
+          <w:p>
+            <w:r>
+              <w:t xml:space="preserve">UserDbContext; Configurations; Repositories; Seeding (UserDbSeeder + SeedOptions); DesignTimeDbContextFactory; ModuleRegistration</w:t>
+            </w:r>
+          </w:p>
+        </w:tc>
+      </w:tr>
+    </w:tbl>
+    <w:p>
+      <w:r>
+        <w:rPr>
+          <w:b/>
+        </w:rPr>
+        <w:t xml:space="preserve">Database: [identity].[Users]</w:t>
+      </w:r>
+    </w:p>
+    <w:tbl>
+      <w:tblPr>
+        <w:tblW w:w="0" w:type="auto"/>
+        <w:tblBorders>
+          <w:top w:val="single" w:sz="4" w:space="0" w:color="auto"/>
+          <w:left w:val="single" w:sz="4" w:space="0" w:color="auto"/>
+          <w:bottom w:val="single" w:sz="4" w:space="0" w:color="auto"/>
+          <w:right w:val="single" w:sz="4" w:space="0" w:color="auto"/>
+          <w:insideH w:val="single" w:sz="4" w:space="0" w:color="auto"/>
+          <w:insideV w:val="single" w:sz="4" w:space="0" w:color="auto"/>
+        </w:tblBorders>
+      </w:tblPr>
+      <w:tblGrid>
+        <w:gridCol w:w="3000"/>
+        <w:gridCol w:w="2600"/>
+        <w:gridCol w:w="7900"/>
+      </w:tblGrid>
+      <w:tr>
+        <w:tc>
+          <w:tcPr>
+            <w:tcW w:w="3000" w:type="dxa"/>
+          </w:tcPr>
+          <w:p>
+            <w:r>
+              <w:rPr>
+                <w:b/>
+              </w:rPr>
+              <w:t xml:space="preserve">Column</w:t>
+            </w:r>
+          </w:p>
+        </w:tc>
+        <w:tc>
+          <w:tcPr>
+            <w:tcW w:w="2600" w:type="dxa"/>
+          </w:tcPr>
+          <w:p>
+            <w:r>
+              <w:rPr>
+                <w:b/>
+              </w:rPr>
+              <w:t xml:space="preserve">Type</w:t>
+            </w:r>
+          </w:p>
+        </w:tc>
+        <w:tc>
+          <w:tcPr>
+            <w:tcW w:w="7900" w:type="dxa"/>
+          </w:tcPr>
+          <w:p>
+            <w:r>
+              <w:rPr>
+                <w:b/>
+              </w:rPr>
+              <w:t xml:space="preserve">Notes</w:t>
+            </w:r>
+          </w:p>
+        </w:tc>
+      </w:tr>
+      <w:tr>
+        <w:tc>
+          <w:tcPr>
+            <w:tcW w:w="3000" w:type="dxa"/>
+          </w:tcPr>
+          <w:p>
+            <w:r>
+              <w:t xml:space="preserve">Id</w:t>
+            </w:r>
+          </w:p>
+        </w:tc>
+        <w:tc>
+          <w:tcPr>
+            <w:tcW w:w="2600" w:type="dxa"/>
+          </w:tcPr>
+          <w:p>
+            <w:r>
+              <w:t xml:space="preserve">INT IDENTITY</w:t>
+            </w:r>
+          </w:p>
+        </w:tc>
+        <w:tc>
+          <w:tcPr>
+            <w:tcW w:w="7900" w:type="dxa"/>
+          </w:tcPr>
+          <w:p>
+            <w:r>
+              <w:t xml:space="preserve">PK; aligned with the audit user-id columns used across modules</w:t>
+            </w:r>
+          </w:p>
+        </w:tc>
+      </w:tr>
+      <w:tr>
+        <w:tc>
+          <w:tcPr>
+            <w:tcW w:w="3000" w:type="dxa"/>
+          </w:tcPr>
+          <w:p>
+            <w:r>
+              <w:t xml:space="preserve">sUsername</w:t>
+            </w:r>
+          </w:p>
+        </w:tc>
+        <w:tc>
+          <w:tcPr>
+            <w:tcW w:w="2600" w:type="dxa"/>
+          </w:tcPr>
+          <w:p>
+            <w:r>
+              <w:t xml:space="preserve">nvarchar(100)</w:t>
+            </w:r>
+          </w:p>
+        </w:tc>
+        <w:tc>
+          <w:tcPr>
+            <w:tcW w:w="7900" w:type="dxa"/>
+          </w:tcPr>
+          <w:p>
+            <w:r>
+              <w:t xml:space="preserve">unique</w:t>
+            </w:r>
+          </w:p>
+        </w:tc>
+      </w:tr>
+      <w:tr>
+        <w:tc>
+          <w:tcPr>
+            <w:tcW w:w="3000" w:type="dxa"/>
+          </w:tcPr>
+          <w:p>
+            <w:r>
+              <w:t xml:space="preserve">sEmail</w:t>
+            </w:r>
+          </w:p>
+        </w:tc>
+        <w:tc>
+          <w:tcPr>
+            <w:tcW w:w="2600" w:type="dxa"/>
+          </w:tcPr>
+          <w:p>
+            <w:r>
+              <w:t xml:space="preserve">nvarchar(256)</w:t>
+            </w:r>
+          </w:p>
+        </w:tc>
+        <w:tc>
+          <w:tcPr>
+            <w:tcW w:w="7900" w:type="dxa"/>
+          </w:tcPr>
+          <w:p>
+            <w:r>
+              <w:t xml:space="preserve">null</w:t>
+            </w:r>
+          </w:p>
+        </w:tc>
+      </w:tr>
+      <w:tr>
+        <w:tc>
+          <w:tcPr>
+            <w:tcW w:w="3000" w:type="dxa"/>
+          </w:tcPr>
+          <w:p>
+            <w:r>
+              <w:t xml:space="preserve">sDisplayName</w:t>
+            </w:r>
+          </w:p>
+        </w:tc>
+        <w:tc>
+          <w:tcPr>
+            <w:tcW w:w="2600" w:type="dxa"/>
+          </w:tcPr>
+          <w:p>
+            <w:r>
+              <w:t xml:space="preserve">nvarchar(200)</w:t>
+            </w:r>
+          </w:p>
+        </w:tc>
+        <w:tc>
+          <w:tcPr>
+            <w:tcW w:w="7900" w:type="dxa"/>
+          </w:tcPr>
+          <w:p>
+            <w:r>
+              <w:t xml:space="preserve">null</w:t>
+            </w:r>
+          </w:p>
+        </w:tc>
+      </w:tr>
+      <w:tr>
+        <w:tc>
+          <w:tcPr>
+            <w:tcW w:w="3000" w:type="dxa"/>
+          </w:tcPr>
+          <w:p>
+            <w:r>
+              <w:t xml:space="preserve">sPasswordHash</w:t>
+            </w:r>
+          </w:p>
+        </w:tc>
+        <w:tc>
+          <w:tcPr>
+            <w:tcW w:w="2600" w:type="dxa"/>
+          </w:tcPr>
+          <w:p>
+            <w:r>
+              <w:t xml:space="preserve">nvarchar(max)</w:t>
+            </w:r>
+          </w:p>
+        </w:tc>
+        <w:tc>
+          <w:tcPr>
+            <w:tcW w:w="7900" w:type="dxa"/>
+          </w:tcPr>
+          <w:p>
+            <w:r>
+              <w:t xml:space="preserve">hashed via PasswordHasher</w:t>
+            </w:r>
+          </w:p>
+        </w:tc>
+      </w:tr>
+      <w:tr>
+        <w:tc>
+          <w:tcPr>
+            <w:tcW w:w="3000" w:type="dxa"/>
+          </w:tcPr>
+          <w:p>
+            <w:r>
+              <w:t xml:space="preserve">btIsActive</w:t>
+            </w:r>
+          </w:p>
+        </w:tc>
+        <w:tc>
+          <w:tcPr>
+            <w:tcW w:w="2600" w:type="dxa"/>
+          </w:tcPr>
+          <w:p>
+            <w:r>
+              <w:t xml:space="preserve">bit</w:t>
+            </w:r>
+          </w:p>
+        </w:tc>
+        <w:tc>
+          <w:tcPr>
+            <w:tcW w:w="7900" w:type="dxa"/>
+          </w:tcPr>
+          <w:p>
+            <w:r>
+              <w:t xml:space="preserve">default 1</w:t>
+            </w:r>
+          </w:p>
+        </w:tc>
+      </w:tr>
+      <w:tr>
+        <w:tc>
+          <w:tcPr>
+            <w:tcW w:w="3000" w:type="dxa"/>
+          </w:tcPr>
+          <w:p>
+            <w:r>
+              <w:t xml:space="preserve">dtInsertedTime</w:t>
+            </w:r>
+          </w:p>
+        </w:tc>
+        <w:tc>
+          <w:tcPr>
+            <w:tcW w:w="2600" w:type="dxa"/>
+          </w:tcPr>
+          <w:p>
+            <w:r>
+              <w:t xml:space="preserve">datetime2(3)</w:t>
+            </w:r>
+          </w:p>
+        </w:tc>
+        <w:tc>
+          <w:tcPr>
+            <w:tcW w:w="7900" w:type="dxa"/>
+          </w:tcPr>
+          <w:p>
+            <w:r>
+              <w:t xml:space="preserve"/>
+            </w:r>
+          </w:p>
+        </w:tc>
+      </w:tr>
+      <w:tr>
+        <w:tc>
+          <w:tcPr>
+            <w:tcW w:w="3000" w:type="dxa"/>
+          </w:tcPr>
+          <w:p>
+            <w:r>
+              <w:t xml:space="preserve">dtUpdatedTime</w:t>
+            </w:r>
+          </w:p>
+        </w:tc>
+        <w:tc>
+          <w:tcPr>
+            <w:tcW w:w="2600" w:type="dxa"/>
+          </w:tcPr>
+          <w:p>
+            <w:r>
+              <w:t xml:space="preserve">datetime2(3)</w:t>
+            </w:r>
+          </w:p>
+        </w:tc>
+        <w:tc>
+          <w:tcPr>
+            <w:tcW w:w="7900" w:type="dxa"/>
+          </w:tcPr>
+          <w:p>
+            <w:r>
+              <w:t xml:space="preserve">null</w:t>
+            </w:r>
+          </w:p>
+        </w:tc>
+      </w:tr>
+    </w:tbl>
+    <w:p>
+      <w:r>
+        <w:t xml:space="preserve">Seeding: on first run (empty Users) a default admin is created from the Seed config section with a hashed password (idempotent).</w:t>
+      </w:r>
     </w:p>
     <w:p>
       <w:pPr>
-        <w:pStyle w:val="ListBullet"/>
-        <w:ind w:left="397"/>
+        <w:pStyle w:val="Heading2"/>
       </w:pPr>
       <w:r>
-        <w:t>Read model can be optimized independently from write model using SQL Server indexes, views, or separate query projections</w:t>
+        <w:t xml:space="preserve">4.4 OCRWeb.DocumentProcessing - Partial Implemented</w:t>
+      </w:r>
+    </w:p>
+    <w:p>
+      <w:r>
+        <w:t xml:space="preserve">Responsibility: PDF handling (upload, crop; split/section later). Owns the [docproc] schema. PDF manipulation uses PDFsharp (MIT): the IPdfManipulator port is in Application, the PdfSharpManipulator adapter in Infrastructure.</w:t>
+      </w:r>
+    </w:p>
+    <w:p>
+      <w:r>
+        <w:rPr>
+          <w:b/>
+        </w:rPr>
+        <w:t xml:space="preserve">Layout</w:t>
+      </w:r>
+    </w:p>
+    <w:tbl>
+      <w:tblPr>
+        <w:tblW w:w="0" w:type="auto"/>
+        <w:tblBorders>
+          <w:top w:val="single" w:sz="4" w:space="0" w:color="auto"/>
+          <w:left w:val="single" w:sz="4" w:space="0" w:color="auto"/>
+          <w:bottom w:val="single" w:sz="4" w:space="0" w:color="auto"/>
+          <w:right w:val="single" w:sz="4" w:space="0" w:color="auto"/>
+          <w:insideH w:val="single" w:sz="4" w:space="0" w:color="auto"/>
+          <w:insideV w:val="single" w:sz="4" w:space="0" w:color="auto"/>
+        </w:tblBorders>
+      </w:tblPr>
+      <w:tblGrid>
+        <w:gridCol w:w="2600"/>
+        <w:gridCol w:w="10900"/>
+      </w:tblGrid>
+      <w:tr>
+        <w:tc>
+          <w:tcPr>
+            <w:tcW w:w="2600" w:type="dxa"/>
+          </w:tcPr>
+          <w:p>
+            <w:r>
+              <w:rPr>
+                <w:b/>
+              </w:rPr>
+              <w:t xml:space="preserve">Layer</w:t>
+            </w:r>
+          </w:p>
+        </w:tc>
+        <w:tc>
+          <w:tcPr>
+            <w:tcW w:w="10900" w:type="dxa"/>
+          </w:tcPr>
+          <w:p>
+            <w:r>
+              <w:rPr>
+                <w:b/>
+              </w:rPr>
+              <w:t xml:space="preserve">Contents</w:t>
+            </w:r>
+          </w:p>
+        </w:tc>
+      </w:tr>
+      <w:tr>
+        <w:tc>
+          <w:tcPr>
+            <w:tcW w:w="2600" w:type="dxa"/>
+          </w:tcPr>
+          <w:p>
+            <w:r>
+              <w:t xml:space="preserve">Domain</w:t>
+            </w:r>
+          </w:p>
+        </w:tc>
+        <w:tc>
+          <w:tcPr>
+            <w:tcW w:w="10900" w:type="dxa"/>
+          </w:tcPr>
+          <w:p>
+            <w:r>
+              <w:t xml:space="preserve">Entity/PdfFile + PdfFileContent; Repositories/IPdfFileRepository; ValueObjects/FileChecksum + FileProperties; Enums/PdfFileType</w:t>
+            </w:r>
+          </w:p>
+        </w:tc>
+      </w:tr>
+      <w:tr>
+        <w:tc>
+          <w:tcPr>
+            <w:tcW w:w="2600" w:type="dxa"/>
+          </w:tcPr>
+          <w:p>
+            <w:r>
+              <w:t xml:space="preserve">Application</w:t>
+            </w:r>
+          </w:p>
+        </w:tc>
+        <w:tc>
+          <w:tcPr>
+            <w:tcW w:w="10900" w:type="dxa"/>
+          </w:tcPr>
+          <w:p>
+            <w:r>
+              <w:t xml:space="preserve">Commands/UploadPdf + CropPdf; Queries/ListPdfFiles + GetPdfFileDetail + GetPdfFileContent; Interfaces/IPdfManipulator</w:t>
+            </w:r>
+          </w:p>
+        </w:tc>
+      </w:tr>
+      <w:tr>
+        <w:tc>
+          <w:tcPr>
+            <w:tcW w:w="2600" w:type="dxa"/>
+          </w:tcPr>
+          <w:p>
+            <w:r>
+              <w:t xml:space="preserve">Infrastructure</w:t>
+            </w:r>
+          </w:p>
+        </w:tc>
+        <w:tc>
+          <w:tcPr>
+            <w:tcW w:w="10900" w:type="dxa"/>
+          </w:tcPr>
+          <w:p>
+            <w:r>
+              <w:t xml:space="preserve">DocumentProcessingDbContext; Configurations; Repositories; PdfSharpManipulator; DesignTimeDbContextFactory; ModuleRegistration</w:t>
+            </w:r>
+          </w:p>
+        </w:tc>
+      </w:tr>
+    </w:tbl>
+    <w:p>
+      <w:r>
+        <w:rPr>
+          <w:b/>
+        </w:rPr>
+        <w:t xml:space="preserve">Database: [docproc].[PDFFiles] (metadata)</w:t>
+      </w:r>
+    </w:p>
+    <w:tbl>
+      <w:tblPr>
+        <w:tblW w:w="0" w:type="auto"/>
+        <w:tblBorders>
+          <w:top w:val="single" w:sz="4" w:space="0" w:color="auto"/>
+          <w:left w:val="single" w:sz="4" w:space="0" w:color="auto"/>
+          <w:bottom w:val="single" w:sz="4" w:space="0" w:color="auto"/>
+          <w:right w:val="single" w:sz="4" w:space="0" w:color="auto"/>
+          <w:insideH w:val="single" w:sz="4" w:space="0" w:color="auto"/>
+          <w:insideV w:val="single" w:sz="4" w:space="0" w:color="auto"/>
+        </w:tblBorders>
+      </w:tblPr>
+      <w:tblGrid>
+        <w:gridCol w:w="3000"/>
+        <w:gridCol w:w="2600"/>
+        <w:gridCol w:w="7900"/>
+      </w:tblGrid>
+      <w:tr>
+        <w:tc>
+          <w:tcPr>
+            <w:tcW w:w="3000" w:type="dxa"/>
+          </w:tcPr>
+          <w:p>
+            <w:r>
+              <w:rPr>
+                <w:b/>
+              </w:rPr>
+              <w:t xml:space="preserve">Column</w:t>
+            </w:r>
+          </w:p>
+        </w:tc>
+        <w:tc>
+          <w:tcPr>
+            <w:tcW w:w="2600" w:type="dxa"/>
+          </w:tcPr>
+          <w:p>
+            <w:r>
+              <w:rPr>
+                <w:b/>
+              </w:rPr>
+              <w:t xml:space="preserve">Type</w:t>
+            </w:r>
+          </w:p>
+        </w:tc>
+        <w:tc>
+          <w:tcPr>
+            <w:tcW w:w="7900" w:type="dxa"/>
+          </w:tcPr>
+          <w:p>
+            <w:r>
+              <w:rPr>
+                <w:b/>
+              </w:rPr>
+              <w:t xml:space="preserve">Notes</w:t>
+            </w:r>
+          </w:p>
+        </w:tc>
+      </w:tr>
+      <w:tr>
+        <w:tc>
+          <w:tcPr>
+            <w:tcW w:w="3000" w:type="dxa"/>
+          </w:tcPr>
+          <w:p>
+            <w:r>
+              <w:t xml:space="preserve">Id</w:t>
+            </w:r>
+          </w:p>
+        </w:tc>
+        <w:tc>
+          <w:tcPr>
+            <w:tcW w:w="2600" w:type="dxa"/>
+          </w:tcPr>
+          <w:p>
+            <w:r>
+              <w:t xml:space="preserve">uniqueidentifier</w:t>
+            </w:r>
+          </w:p>
+        </w:tc>
+        <w:tc>
+          <w:tcPr>
+            <w:tcW w:w="7900" w:type="dxa"/>
+          </w:tcPr>
+          <w:p>
+            <w:r>
+              <w:t xml:space="preserve">PK</w:t>
+            </w:r>
+          </w:p>
+        </w:tc>
+      </w:tr>
+      <w:tr>
+        <w:tc>
+          <w:tcPr>
+            <w:tcW w:w="3000" w:type="dxa"/>
+          </w:tcPr>
+          <w:p>
+            <w:r>
+              <w:t xml:space="preserve">ProjectId</w:t>
+            </w:r>
+          </w:p>
+        </w:tc>
+        <w:tc>
+          <w:tcPr>
+            <w:tcW w:w="2600" w:type="dxa"/>
+          </w:tcPr>
+          <w:p>
+            <w:r>
+              <w:t xml:space="preserve">uniqueidentifier</w:t>
+            </w:r>
+          </w:p>
+        </w:tc>
+        <w:tc>
+          <w:tcPr>
+            <w:tcW w:w="7900" w:type="dxa"/>
+          </w:tcPr>
+          <w:p>
+            <w:r>
+              <w:t xml:space="preserve">cross-context reference by id</w:t>
+            </w:r>
+          </w:p>
+        </w:tc>
+      </w:tr>
+      <w:tr>
+        <w:tc>
+          <w:tcPr>
+            <w:tcW w:w="3000" w:type="dxa"/>
+          </w:tcPr>
+          <w:p>
+            <w:r>
+              <w:t xml:space="preserve">sFileName</w:t>
+            </w:r>
+          </w:p>
+        </w:tc>
+        <w:tc>
+          <w:tcPr>
+            <w:tcW w:w="2600" w:type="dxa"/>
+          </w:tcPr>
+          <w:p>
+            <w:r>
+              <w:t xml:space="preserve">nvarchar(255)</w:t>
+            </w:r>
+          </w:p>
+        </w:tc>
+        <w:tc>
+          <w:tcPr>
+            <w:tcW w:w="7900" w:type="dxa"/>
+          </w:tcPr>
+          <w:p>
+            <w:r>
+              <w:t xml:space="preserve"/>
+            </w:r>
+          </w:p>
+        </w:tc>
+      </w:tr>
+      <w:tr>
+        <w:tc>
+          <w:tcPr>
+            <w:tcW w:w="3000" w:type="dxa"/>
+          </w:tcPr>
+          <w:p>
+            <w:r>
+              <w:t xml:space="preserve">sContentType</w:t>
+            </w:r>
+          </w:p>
+        </w:tc>
+        <w:tc>
+          <w:tcPr>
+            <w:tcW w:w="2600" w:type="dxa"/>
+          </w:tcPr>
+          <w:p>
+            <w:r>
+              <w:t xml:space="preserve">nvarchar(100)</w:t>
+            </w:r>
+          </w:p>
+        </w:tc>
+        <w:tc>
+          <w:tcPr>
+            <w:tcW w:w="7900" w:type="dxa"/>
+          </w:tcPr>
+          <w:p>
+            <w:r>
+              <w:t xml:space="preserve"/>
+            </w:r>
+          </w:p>
+        </w:tc>
+      </w:tr>
+      <w:tr>
+        <w:tc>
+          <w:tcPr>
+            <w:tcW w:w="3000" w:type="dxa"/>
+          </w:tcPr>
+          <w:p>
+            <w:r>
+              <w:t xml:space="preserve">biSizeBytes</w:t>
+            </w:r>
+          </w:p>
+        </w:tc>
+        <w:tc>
+          <w:tcPr>
+            <w:tcW w:w="2600" w:type="dxa"/>
+          </w:tcPr>
+          <w:p>
+            <w:r>
+              <w:t xml:space="preserve">bigint</w:t>
+            </w:r>
+          </w:p>
+        </w:tc>
+        <w:tc>
+          <w:tcPr>
+            <w:tcW w:w="7900" w:type="dxa"/>
+          </w:tcPr>
+          <w:p>
+            <w:r>
+              <w:t xml:space="preserve"/>
+            </w:r>
+          </w:p>
+        </w:tc>
+      </w:tr>
+      <w:tr>
+        <w:tc>
+          <w:tcPr>
+            <w:tcW w:w="3000" w:type="dxa"/>
+          </w:tcPr>
+          <w:p>
+            <w:r>
+              <w:t xml:space="preserve">binChecksum</w:t>
+            </w:r>
+          </w:p>
+        </w:tc>
+        <w:tc>
+          <w:tcPr>
+            <w:tcW w:w="2600" w:type="dxa"/>
+          </w:tcPr>
+          <w:p>
+            <w:r>
+              <w:t xml:space="preserve">varbinary(32)</w:t>
+            </w:r>
+          </w:p>
+        </w:tc>
+        <w:tc>
+          <w:tcPr>
+            <w:tcW w:w="7900" w:type="dxa"/>
+          </w:tcPr>
+          <w:p>
+            <w:r>
+              <w:t xml:space="preserve">SHA-256</w:t>
+            </w:r>
+          </w:p>
+        </w:tc>
+      </w:tr>
+      <w:tr>
+        <w:tc>
+          <w:tcPr>
+            <w:tcW w:w="3000" w:type="dxa"/>
+          </w:tcPr>
+          <w:p>
+            <w:r>
+              <w:t xml:space="preserve">iFileType</w:t>
+            </w:r>
+          </w:p>
+        </w:tc>
+        <w:tc>
+          <w:tcPr>
+            <w:tcW w:w="2600" w:type="dxa"/>
+          </w:tcPr>
+          <w:p>
+            <w:r>
+              <w:t xml:space="preserve">int</w:t>
+            </w:r>
+          </w:p>
+        </w:tc>
+        <w:tc>
+          <w:tcPr>
+            <w:tcW w:w="7900" w:type="dxa"/>
+          </w:tcPr>
+          <w:p>
+            <w:r>
+              <w:t xml:space="preserve">0=Original, 1=Cropped, 2=Section (default 0; validated by C# enum)</w:t>
+            </w:r>
+          </w:p>
+        </w:tc>
+      </w:tr>
+      <w:tr>
+        <w:tc>
+          <w:tcPr>
+            <w:tcW w:w="3000" w:type="dxa"/>
+          </w:tcPr>
+          <w:p>
+            <w:r>
+              <w:t xml:space="preserve">sFileProperties</w:t>
+            </w:r>
+          </w:p>
+        </w:tc>
+        <w:tc>
+          <w:tcPr>
+            <w:tcW w:w="2600" w:type="dxa"/>
+          </w:tcPr>
+          <w:p>
+            <w:r>
+              <w:t xml:space="preserve">nvarchar(max)</w:t>
+            </w:r>
+          </w:p>
+        </w:tc>
+        <w:tc>
+          <w:tcPr>
+            <w:tcW w:w="7900" w:type="dxa"/>
+          </w:tcPr>
+          <w:p>
+            <w:r>
+              <w:t xml:space="preserve">JSON crop/section params; null for originals; enables re-crop from previous position</w:t>
+            </w:r>
+          </w:p>
+        </w:tc>
+      </w:tr>
+      <w:tr>
+        <w:tc>
+          <w:tcPr>
+            <w:tcW w:w="3000" w:type="dxa"/>
+          </w:tcPr>
+          <w:p>
+            <w:r>
+              <w:t xml:space="preserve">iInsertedUserId</w:t>
+            </w:r>
+          </w:p>
+        </w:tc>
+        <w:tc>
+          <w:tcPr>
+            <w:tcW w:w="2600" w:type="dxa"/>
+          </w:tcPr>
+          <w:p>
+            <w:r>
+              <w:t xml:space="preserve">int</w:t>
+            </w:r>
+          </w:p>
+        </w:tc>
+        <w:tc>
+          <w:tcPr>
+            <w:tcW w:w="7900" w:type="dxa"/>
+          </w:tcPr>
+          <w:p>
+            <w:r>
+              <w:t xml:space="preserve">audit</w:t>
+            </w:r>
+          </w:p>
+        </w:tc>
+      </w:tr>
+      <w:tr>
+        <w:tc>
+          <w:tcPr>
+            <w:tcW w:w="3000" w:type="dxa"/>
+          </w:tcPr>
+          <w:p>
+            <w:r>
+              <w:t xml:space="preserve">dtInsertedTime</w:t>
+            </w:r>
+          </w:p>
+        </w:tc>
+        <w:tc>
+          <w:tcPr>
+            <w:tcW w:w="2600" w:type="dxa"/>
+          </w:tcPr>
+          <w:p>
+            <w:r>
+              <w:t xml:space="preserve">datetime2(3)</w:t>
+            </w:r>
+          </w:p>
+        </w:tc>
+        <w:tc>
+          <w:tcPr>
+            <w:tcW w:w="7900" w:type="dxa"/>
+          </w:tcPr>
+          <w:p>
+            <w:r>
+              <w:t xml:space="preserve">audit</w:t>
+            </w:r>
+          </w:p>
+        </w:tc>
+      </w:tr>
+      <w:tr>
+        <w:tc>
+          <w:tcPr>
+            <w:tcW w:w="3000" w:type="dxa"/>
+          </w:tcPr>
+          <w:p>
+            <w:r>
+              <w:t xml:space="preserve">iUpdatedUserId</w:t>
+            </w:r>
+          </w:p>
+        </w:tc>
+        <w:tc>
+          <w:tcPr>
+            <w:tcW w:w="2600" w:type="dxa"/>
+          </w:tcPr>
+          <w:p>
+            <w:r>
+              <w:t xml:space="preserve">int</w:t>
+            </w:r>
+          </w:p>
+        </w:tc>
+        <w:tc>
+          <w:tcPr>
+            <w:tcW w:w="7900" w:type="dxa"/>
+          </w:tcPr>
+          <w:p>
+            <w:r>
+              <w:t xml:space="preserve">audit; null</w:t>
+            </w:r>
+          </w:p>
+        </w:tc>
+      </w:tr>
+      <w:tr>
+        <w:tc>
+          <w:tcPr>
+            <w:tcW w:w="3000" w:type="dxa"/>
+          </w:tcPr>
+          <w:p>
+            <w:r>
+              <w:t xml:space="preserve">dtUpdatedTime</w:t>
+            </w:r>
+          </w:p>
+        </w:tc>
+        <w:tc>
+          <w:tcPr>
+            <w:tcW w:w="2600" w:type="dxa"/>
+          </w:tcPr>
+          <w:p>
+            <w:r>
+              <w:t xml:space="preserve">datetime2(3)</w:t>
+            </w:r>
+          </w:p>
+        </w:tc>
+        <w:tc>
+          <w:tcPr>
+            <w:tcW w:w="7900" w:type="dxa"/>
+          </w:tcPr>
+          <w:p>
+            <w:r>
+              <w:t xml:space="preserve">audit; null</w:t>
+            </w:r>
+          </w:p>
+        </w:tc>
+      </w:tr>
+    </w:tbl>
+    <w:p>
+      <w:r>
+        <w:rPr>
+          <w:b/>
+        </w:rPr>
+        <w:t xml:space="preserve">Database: [docproc].[PDFFileContents] (binary, 1:1 shared PK)</w:t>
+      </w:r>
+    </w:p>
+    <w:tbl>
+      <w:tblPr>
+        <w:tblW w:w="0" w:type="auto"/>
+        <w:tblBorders>
+          <w:top w:val="single" w:sz="4" w:space="0" w:color="auto"/>
+          <w:left w:val="single" w:sz="4" w:space="0" w:color="auto"/>
+          <w:bottom w:val="single" w:sz="4" w:space="0" w:color="auto"/>
+          <w:right w:val="single" w:sz="4" w:space="0" w:color="auto"/>
+          <w:insideH w:val="single" w:sz="4" w:space="0" w:color="auto"/>
+          <w:insideV w:val="single" w:sz="4" w:space="0" w:color="auto"/>
+        </w:tblBorders>
+      </w:tblPr>
+      <w:tblGrid>
+        <w:gridCol w:w="3000"/>
+        <w:gridCol w:w="2600"/>
+        <w:gridCol w:w="7900"/>
+      </w:tblGrid>
+      <w:tr>
+        <w:tc>
+          <w:tcPr>
+            <w:tcW w:w="3000" w:type="dxa"/>
+          </w:tcPr>
+          <w:p>
+            <w:r>
+              <w:rPr>
+                <w:b/>
+              </w:rPr>
+              <w:t xml:space="preserve">Column</w:t>
+            </w:r>
+          </w:p>
+        </w:tc>
+        <w:tc>
+          <w:tcPr>
+            <w:tcW w:w="2600" w:type="dxa"/>
+          </w:tcPr>
+          <w:p>
+            <w:r>
+              <w:rPr>
+                <w:b/>
+              </w:rPr>
+              <w:t xml:space="preserve">Type</w:t>
+            </w:r>
+          </w:p>
+        </w:tc>
+        <w:tc>
+          <w:tcPr>
+            <w:tcW w:w="7900" w:type="dxa"/>
+          </w:tcPr>
+          <w:p>
+            <w:r>
+              <w:rPr>
+                <w:b/>
+              </w:rPr>
+              <w:t xml:space="preserve">Notes</w:t>
+            </w:r>
+          </w:p>
+        </w:tc>
+      </w:tr>
+      <w:tr>
+        <w:tc>
+          <w:tcPr>
+            <w:tcW w:w="3000" w:type="dxa"/>
+          </w:tcPr>
+          <w:p>
+            <w:r>
+              <w:t xml:space="preserve">PdfFileId</w:t>
+            </w:r>
+          </w:p>
+        </w:tc>
+        <w:tc>
+          <w:tcPr>
+            <w:tcW w:w="2600" w:type="dxa"/>
+          </w:tcPr>
+          <w:p>
+            <w:r>
+              <w:t xml:space="preserve">uniqueidentifier</w:t>
+            </w:r>
+          </w:p>
+        </w:tc>
+        <w:tc>
+          <w:tcPr>
+            <w:tcW w:w="7900" w:type="dxa"/>
+          </w:tcPr>
+          <w:p>
+            <w:r>
+              <w:t xml:space="preserve">PK + FK to PDFFiles.Id (1:1 shared PK, cascade delete)</w:t>
+            </w:r>
+          </w:p>
+        </w:tc>
+      </w:tr>
+      <w:tr>
+        <w:tc>
+          <w:tcPr>
+            <w:tcW w:w="3000" w:type="dxa"/>
+          </w:tcPr>
+          <w:p>
+            <w:r>
+              <w:t xml:space="preserve">binContent</w:t>
+            </w:r>
+          </w:p>
+        </w:tc>
+        <w:tc>
+          <w:tcPr>
+            <w:tcW w:w="2600" w:type="dxa"/>
+          </w:tcPr>
+          <w:p>
+            <w:r>
+              <w:t xml:space="preserve">varbinary(max)</w:t>
+            </w:r>
+          </w:p>
+        </w:tc>
+        <w:tc>
+          <w:tcPr>
+            <w:tcW w:w="7900" w:type="dxa"/>
+          </w:tcPr>
+          <w:p>
+            <w:r>
+              <w:t xml:space="preserve">the PDF bytes</w:t>
+            </w:r>
+          </w:p>
+        </w:tc>
+      </w:tr>
+      <w:tr>
+        <w:tc>
+          <w:tcPr>
+            <w:tcW w:w="3000" w:type="dxa"/>
+          </w:tcPr>
+          <w:p>
+            <w:r>
+              <w:t xml:space="preserve">audit columns</w:t>
+            </w:r>
+          </w:p>
+        </w:tc>
+        <w:tc>
+          <w:tcPr>
+            <w:tcW w:w="2600" w:type="dxa"/>
+          </w:tcPr>
+          <w:p>
+            <w:r>
+              <w:t xml:space="preserve">int / datetime2(3)</w:t>
+            </w:r>
+          </w:p>
+        </w:tc>
+        <w:tc>
+          <w:tcPr>
+            <w:tcW w:w="7900" w:type="dxa"/>
+          </w:tcPr>
+          <w:p>
+            <w:r>
+              <w:t xml:space="preserve">iInsertedUserId, dtInsertedTime, iUpdatedUserId (null), dtUpdatedTime (null)</w:t>
+            </w:r>
+          </w:p>
+        </w:tc>
+      </w:tr>
+    </w:tbl>
+    <w:p>
+      <w:r>
+        <w:t xml:space="preserve">Metadata and binary are split into two tables so listing/queries never load the blob.</w:t>
+      </w:r>
+    </w:p>
+    <w:p>
+      <w:r>
+        <w:t xml:space="preserve">Note: upload, crop, list, detail, and content are implemented; the Split/Section workflow is planned.</w:t>
+      </w:r>
+    </w:p>
+    <w:p>
+      <w:pPr>
+        <w:pStyle w:val="Heading2"/>
+      </w:pPr>
+      <w:r>
+        <w:t xml:space="preserve">4.5 OCRWeb.ProjectManagement - Planned</w:t>
+      </w:r>
+    </w:p>
+    <w:p>
+      <w:r>
+        <w:t xml:space="preserve">Responsibility: project lifecycle (create / open / archive), naming policy, duplicate handling, metadata lifecycle.</w:t>
+      </w:r>
+    </w:p>
+    <w:p>
+      <w:r>
+        <w:t xml:space="preserve">Database (planned): [project].[Projects] with normalized project key, display name, status, and timestamps.</w:t>
+      </w:r>
+    </w:p>
+    <w:p>
+      <w:r>
+        <w:t xml:space="preserve">Class library scaffolded; domain/DbContext not yet implemented. Create-project-from-PDF will orchestrate with DocumentProcessing.</w:t>
+      </w:r>
+    </w:p>
+    <w:p>
+      <w:pPr>
+        <w:pStyle w:val="Heading2"/>
+      </w:pPr>
+      <w:r>
+        <w:t xml:space="preserve">4.6 OCRWeb.API - Partial Implemented</w:t>
+      </w:r>
+    </w:p>
+    <w:p>
+      <w:r>
+        <w:t xml:space="preserve">Responsibility: web host and composition root. FastEndpoints receive HTTP and delegate to MediatR. Runs EF migrations and admin seeding on startup gated by the bMigration flag. Provides a CurrentUser stub until authentication is added.</w:t>
+      </w:r>
+    </w:p>
+    <w:p>
+      <w:r>
+        <w:t xml:space="preserve">Endpoints: POST /pdf-files (upload), POST /pdf-files/{id}/crop, GET /pdf-files?projectId= (list), GET /pdf-files/{id} (detail), GET /pdf-files/{id}/content (stream).</w:t>
+      </w:r>
+    </w:p>
+    <w:p>
+      <w:r>
+        <w:t xml:space="preserve">Database: none of its own (orchestrates module contexts).</w:t>
+      </w:r>
+    </w:p>
+    <w:p>
+      <w:pPr>
+        <w:pStyle w:val="Heading2"/>
+      </w:pPr>
+      <w:r>
+        <w:t xml:space="preserve">4.7 OCRWeb.Bff - Scaffold</w:t>
+      </w:r>
+    </w:p>
+    <w:p>
+      <w:r>
+        <w:t xml:space="preserve">Responsibility: Backend-for-Frontend facade for Angular; authentication boundary and anti-corruption layer to the backend API.</w:t>
+      </w:r>
+    </w:p>
+    <w:p>
+      <w:r>
+        <w:t xml:space="preserve">Database: none. No endpoints yet.</w:t>
+      </w:r>
+    </w:p>
+    <w:p>
+      <w:pPr>
+        <w:pStyle w:val="Heading2"/>
+      </w:pPr>
+      <w:r>
+        <w:t xml:space="preserve">4.8 OCRWeb.Frontend and OCRWeb.Frontend.Shared - Planned</w:t>
+      </w:r>
+    </w:p>
+    <w:p>
+      <w:r>
+        <w:t xml:space="preserve">Responsibility: Angular 22 application (upload UI, project list, workspace) and a shared Angular component library. Talks only to the BFF.</w:t>
+      </w:r>
+    </w:p>
+    <w:p>
+      <w:r>
+        <w:t xml:space="preserve">Not scaffolded; guarded behind a Docker compose profile until the Angular app exists.</w:t>
       </w:r>
     </w:p>
     <w:p>
@@ -704,46 +1564,234 @@
         <w:pStyle w:val="Heading1"/>
       </w:pPr>
       <w:r>
-        <w:t>6</w:t>
-      </w:r>
-      <w:r>
-        <w:t>. API / BFF Flow Draft</w:t>
+        <w:t xml:space="preserve">5. Database and Migrations</w:t>
       </w:r>
     </w:p>
     <w:p>
-      <w:pPr>
-        <w:pStyle w:val="ListBullet"/>
-        <w:ind w:left="397"/>
-      </w:pPr>
       <w:r>
-        <w:t>Angular uploads PDF to BFF endpoint</w:t>
+        <w:t xml:space="preserve">A single SQL Server database (OCRWeb) is assumed to already exist; the application does not create it. Each bounded context owns a schema and a DbContext with its own migrations history table (identity, docproc, and later project).</w:t>
       </w:r>
     </w:p>
     <w:p>
-      <w:pPr>
-        <w:pStyle w:val="ListBullet"/>
-        <w:ind w:left="397"/>
-      </w:pPr>
       <w:r>
-        <w:t>BFF forwards request to backend command endpoint or orchestrates multipart transfer</w:t>
+        <w:t xml:space="preserve">Create the database once, if it does not exist: IF DB_ID('OCRWeb') IS NULL CREATE DATABASE [OCRWeb];</w:t>
       </w:r>
     </w:p>
     <w:p>
-      <w:pPr>
-        <w:pStyle w:val="ListBullet"/>
-        <w:ind w:left="397"/>
-      </w:pPr>
       <w:r>
-        <w:t>Backend returns project id, display name, created timestamp, and storage status</w:t>
+        <w:t xml:space="preserve">Migrations and admin seeding run on API startup only when the single flag bMigration = true (it applies to all modules). EF migrations create schema and tables; they do not create the database.</w:t>
       </w:r>
     </w:p>
     <w:p>
-      <w:pPr>
-        <w:pStyle w:val="ListBullet"/>
-        <w:ind w:left="397"/>
-      </w:pPr>
       <w:r>
-        <w:t>For existing projects, BFF calls query endpoint and shapes DTO for UI needs</w:t>
+        <w:rPr>
+          <w:b/>
+        </w:rPr>
+        <w:t xml:space="preserve">Column naming (type prefix) convention</w:t>
+      </w:r>
+    </w:p>
+    <w:tbl>
+      <w:tblPr>
+        <w:tblW w:w="0" w:type="auto"/>
+        <w:tblBorders>
+          <w:top w:val="single" w:sz="4" w:space="0" w:color="auto"/>
+          <w:left w:val="single" w:sz="4" w:space="0" w:color="auto"/>
+          <w:bottom w:val="single" w:sz="4" w:space="0" w:color="auto"/>
+          <w:right w:val="single" w:sz="4" w:space="0" w:color="auto"/>
+          <w:insideH w:val="single" w:sz="4" w:space="0" w:color="auto"/>
+          <w:insideV w:val="single" w:sz="4" w:space="0" w:color="auto"/>
+        </w:tblBorders>
+      </w:tblPr>
+      <w:tblGrid>
+        <w:gridCol w:w="2600"/>
+        <w:gridCol w:w="10900"/>
+      </w:tblGrid>
+      <w:tr>
+        <w:tc>
+          <w:tcPr>
+            <w:tcW w:w="2600" w:type="dxa"/>
+          </w:tcPr>
+          <w:p>
+            <w:r>
+              <w:rPr>
+                <w:b/>
+              </w:rPr>
+              <w:t xml:space="preserve">Prefix</w:t>
+            </w:r>
+          </w:p>
+        </w:tc>
+        <w:tc>
+          <w:tcPr>
+            <w:tcW w:w="10900" w:type="dxa"/>
+          </w:tcPr>
+          <w:p>
+            <w:r>
+              <w:rPr>
+                <w:b/>
+              </w:rPr>
+              <w:t xml:space="preserve">Type</w:t>
+            </w:r>
+          </w:p>
+        </w:tc>
+      </w:tr>
+      <w:tr>
+        <w:tc>
+          <w:tcPr>
+            <w:tcW w:w="2600" w:type="dxa"/>
+          </w:tcPr>
+          <w:p>
+            <w:r>
+              <w:t xml:space="preserve">(none)</w:t>
+            </w:r>
+          </w:p>
+        </w:tc>
+        <w:tc>
+          <w:tcPr>
+            <w:tcW w:w="10900" w:type="dxa"/>
+          </w:tcPr>
+          <w:p>
+            <w:r>
+              <w:t xml:space="preserve">uniqueidentifier</w:t>
+            </w:r>
+          </w:p>
+        </w:tc>
+      </w:tr>
+      <w:tr>
+        <w:tc>
+          <w:tcPr>
+            <w:tcW w:w="2600" w:type="dxa"/>
+          </w:tcPr>
+          <w:p>
+            <w:r>
+              <w:t xml:space="preserve">i</w:t>
+            </w:r>
+          </w:p>
+        </w:tc>
+        <w:tc>
+          <w:tcPr>
+            <w:tcW w:w="10900" w:type="dxa"/>
+          </w:tcPr>
+          <w:p>
+            <w:r>
+              <w:t xml:space="preserve">int</w:t>
+            </w:r>
+          </w:p>
+        </w:tc>
+      </w:tr>
+      <w:tr>
+        <w:tc>
+          <w:tcPr>
+            <w:tcW w:w="2600" w:type="dxa"/>
+          </w:tcPr>
+          <w:p>
+            <w:r>
+              <w:t xml:space="preserve">bi</w:t>
+            </w:r>
+          </w:p>
+        </w:tc>
+        <w:tc>
+          <w:tcPr>
+            <w:tcW w:w="10900" w:type="dxa"/>
+          </w:tcPr>
+          <w:p>
+            <w:r>
+              <w:t xml:space="preserve">bigint</w:t>
+            </w:r>
+          </w:p>
+        </w:tc>
+      </w:tr>
+      <w:tr>
+        <w:tc>
+          <w:tcPr>
+            <w:tcW w:w="2600" w:type="dxa"/>
+          </w:tcPr>
+          <w:p>
+            <w:r>
+              <w:t xml:space="preserve">s</w:t>
+            </w:r>
+          </w:p>
+        </w:tc>
+        <w:tc>
+          <w:tcPr>
+            <w:tcW w:w="10900" w:type="dxa"/>
+          </w:tcPr>
+          <w:p>
+            <w:r>
+              <w:t xml:space="preserve">nvarchar</w:t>
+            </w:r>
+          </w:p>
+        </w:tc>
+      </w:tr>
+      <w:tr>
+        <w:tc>
+          <w:tcPr>
+            <w:tcW w:w="2600" w:type="dxa"/>
+          </w:tcPr>
+          <w:p>
+            <w:r>
+              <w:t xml:space="preserve">bt</w:t>
+            </w:r>
+          </w:p>
+        </w:tc>
+        <w:tc>
+          <w:tcPr>
+            <w:tcW w:w="10900" w:type="dxa"/>
+          </w:tcPr>
+          <w:p>
+            <w:r>
+              <w:t xml:space="preserve">bit</w:t>
+            </w:r>
+          </w:p>
+        </w:tc>
+      </w:tr>
+      <w:tr>
+        <w:tc>
+          <w:tcPr>
+            <w:tcW w:w="2600" w:type="dxa"/>
+          </w:tcPr>
+          <w:p>
+            <w:r>
+              <w:t xml:space="preserve">bin</w:t>
+            </w:r>
+          </w:p>
+        </w:tc>
+        <w:tc>
+          <w:tcPr>
+            <w:tcW w:w="10900" w:type="dxa"/>
+          </w:tcPr>
+          <w:p>
+            <w:r>
+              <w:t xml:space="preserve">varbinary</w:t>
+            </w:r>
+          </w:p>
+        </w:tc>
+      </w:tr>
+      <w:tr>
+        <w:tc>
+          <w:tcPr>
+            <w:tcW w:w="2600" w:type="dxa"/>
+          </w:tcPr>
+          <w:p>
+            <w:r>
+              <w:t xml:space="preserve">dt</w:t>
+            </w:r>
+          </w:p>
+        </w:tc>
+        <w:tc>
+          <w:tcPr>
+            <w:tcW w:w="10900" w:type="dxa"/>
+          </w:tcPr>
+          <w:p>
+            <w:r>
+              <w:t xml:space="preserve">datetime2</w:t>
+            </w:r>
+          </w:p>
+        </w:tc>
+      </w:tr>
+    </w:tbl>
+    <w:p>
+      <w:r>
+        <w:t xml:space="preserve">Audit: business tables carry iInsertedUserId/dtInsertedTime and nullable iUpdatedUserId/dtUpdatedTime, set in handlers. Users carries timestamps only.</w:t>
       </w:r>
     </w:p>
     <w:p>
@@ -751,54 +1799,12 @@
         <w:pStyle w:val="Heading1"/>
       </w:pPr>
       <w:r>
-        <w:t>7</w:t>
-      </w:r>
-      <w:r>
-        <w:t>. SQL Server Infrastructure Recommendation</w:t>
+        <w:t xml:space="preserve">6. Testing</w:t>
       </w:r>
     </w:p>
     <w:p>
-      <w:pPr>
-        <w:pStyle w:val="ListBullet"/>
-        <w:ind w:left="397"/>
-      </w:pPr>
       <w:r>
-        <w:t xml:space="preserve">Store project metadata and PDF binary content in SQL Server using EF Core; use </w:t>
-      </w:r>
-      <w:proofErr w:type="spellStart"/>
-      <w:r>
-        <w:t>varbinary</w:t>
-      </w:r>
-      <w:proofErr w:type="spellEnd"/>
-      <w:r>
-        <w:t>(max) for the source PDF and persist file name, content type, size, checksum, and timestamps with the project record</w:t>
-      </w:r>
-    </w:p>
-    <w:p>
-      <w:pPr>
-        <w:pStyle w:val="ListBullet"/>
-        <w:ind w:left="397"/>
-      </w:pPr>
-      <w:r>
-        <w:t>Add SQL Server indexes for fast project listing and search, especially display name, created timestamp, status, and normalized project key</w:t>
-      </w:r>
-    </w:p>
-    <w:p>
-      <w:pPr>
-        <w:pStyle w:val="ListBullet"/>
-        <w:ind w:left="397"/>
-      </w:pPr>
-      <w:r>
-        <w:t>Treat SQL Server access as the infrastructure service behind domain/application interfaces</w:t>
-      </w:r>
-    </w:p>
-    <w:p>
-      <w:pPr>
-        <w:pStyle w:val="ListBullet"/>
-        <w:ind w:left="397"/>
-      </w:pPr>
-      <w:r>
-        <w:t>Define explicit transaction and recovery rules for metadata and PDF binary persistence in a single database transaction</w:t>
+        <w:t xml:space="preserve">xUnit + Moq unit tests cover domain rules (file creation, sanitation, crop) and command handlers. Integration tests for FastEndpoints contracts and Playwright E2E journeys are planned.</w:t>
       </w:r>
     </w:p>
     <w:p>
@@ -806,78 +1812,12 @@
         <w:pStyle w:val="Heading1"/>
       </w:pPr>
       <w:r>
-        <w:t>8</w:t>
-      </w:r>
-      <w:r>
-        <w:t>. Testing Strategy</w:t>
+        <w:t xml:space="preserve">7. Deployment</w:t>
       </w:r>
     </w:p>
     <w:p>
-      <w:pPr>
-        <w:pStyle w:val="ListBullet"/>
-        <w:ind w:left="397"/>
-      </w:pPr>
       <w:r>
-        <w:t xml:space="preserve">Domain tests: </w:t>
-      </w:r>
-      <w:proofErr w:type="spellStart"/>
-      <w:r>
-        <w:t>xUnit</w:t>
-      </w:r>
-      <w:proofErr w:type="spellEnd"/>
-      <w:r>
-        <w:t xml:space="preserve"> for project naming, duplicate handling, and state rules</w:t>
-      </w:r>
-    </w:p>
-    <w:p>
-      <w:pPr>
-        <w:pStyle w:val="ListBullet"/>
-        <w:ind w:left="397"/>
-      </w:pPr>
-      <w:r>
-        <w:t xml:space="preserve">Application tests: </w:t>
-      </w:r>
-      <w:proofErr w:type="spellStart"/>
-      <w:r>
-        <w:t>xUnit</w:t>
-      </w:r>
-      <w:proofErr w:type="spellEnd"/>
-      <w:r>
-        <w:t xml:space="preserve"> + </w:t>
-      </w:r>
-      <w:proofErr w:type="spellStart"/>
-      <w:r>
-        <w:t>Moq</w:t>
-      </w:r>
-      <w:proofErr w:type="spellEnd"/>
-      <w:r>
-        <w:t xml:space="preserve"> for command/query handlers and infrastructure adapters</w:t>
-      </w:r>
-    </w:p>
-    <w:p>
-      <w:pPr>
-        <w:pStyle w:val="ListBullet"/>
-        <w:ind w:left="397"/>
-      </w:pPr>
-      <w:r>
-        <w:t xml:space="preserve">API tests: integration tests for </w:t>
-      </w:r>
-      <w:proofErr w:type="spellStart"/>
-      <w:r>
-        <w:t>FastEndpoints</w:t>
-      </w:r>
-      <w:proofErr w:type="spellEnd"/>
-      <w:r>
-        <w:t xml:space="preserve"> request/response contract</w:t>
-      </w:r>
-    </w:p>
-    <w:p>
-      <w:pPr>
-        <w:pStyle w:val="ListBullet"/>
-        <w:ind w:left="397"/>
-      </w:pPr>
-      <w:r>
-        <w:t>Playwright E2E: create new project, open existing project, invalid file upload, duplicate project name scenario</w:t>
+        <w:t xml:space="preserve">Docker Compose is part of the solution (docker-compose.dcproj). It builds and runs the API and BFF images; SQL Server is expected to be an external, permanent instance (reachable from containers via host.docker.internal). The Angular frontend is guarded behind a compose profile until it is scaffolded.</w:t>
       </w:r>
     </w:p>
     <w:p>
@@ -885,46 +1825,17 @@
         <w:pStyle w:val="Heading1"/>
       </w:pPr>
       <w:r>
-        <w:t>9</w:t>
-      </w:r>
-      <w:r>
-        <w:t>. Risks and Early Decisions</w:t>
+        <w:t xml:space="preserve">8. Use Cases</w:t>
       </w:r>
     </w:p>
     <w:p>
-      <w:pPr>
-        <w:pStyle w:val="ListBullet"/>
-        <w:ind w:left="397"/>
-      </w:pPr>
       <w:r>
-        <w:t>Using file name as display name requires strong sanitization, duplicate handling, and normalized key validation</w:t>
+        <w:t xml:space="preserve">Case 1 - New project from PDF: upload a PDF; the original is stored (DocumentProcessing), and project creation (ProjectManagement) will be orchestrated once that module lands.</w:t>
       </w:r>
     </w:p>
     <w:p>
-      <w:pPr>
-        <w:pStyle w:val="ListBullet"/>
-        <w:ind w:left="397"/>
-      </w:pPr>
       <w:r>
-        <w:t>Storing PDF binaries in SQL Server simplifies backup/restore and consistency, but requires clear size limits, indexing strategy, and database growth monitoring</w:t>
-      </w:r>
-    </w:p>
-    <w:p>
-      <w:pPr>
-        <w:pStyle w:val="ListBullet"/>
-        <w:ind w:left="397"/>
-      </w:pPr>
-      <w:r>
-        <w:t>Large PDF uploads may need streaming and size limits at BFF/backend layers</w:t>
-      </w:r>
-    </w:p>
-    <w:p>
-      <w:pPr>
-        <w:pStyle w:val="ListBullet"/>
-        <w:ind w:left="397"/>
-      </w:pPr>
-      <w:r>
-        <w:t>Project list performance depends on SQL Server indexing, pagination, and query shape</w:t>
+        <w:t xml:space="preserve">Case 2 - Open existing project: list a project's files and view detail; stream/download content; re-crop a derived file from its saved crop parameters.</w:t>
       </w:r>
     </w:p>
     <w:p>
@@ -932,1764 +1843,32 @@
         <w:pStyle w:val="Heading1"/>
       </w:pPr>
       <w:r>
-        <w:t>1</w:t>
-      </w:r>
-      <w:r>
-        <w:t>0</w:t>
-      </w:r>
-      <w:r>
-        <w:t>. Recommended Next Design Steps</w:t>
-      </w:r>
-    </w:p>
-    <w:p>
-      <w:pPr>
-        <w:pStyle w:val="ListBullet"/>
-        <w:ind w:left="397"/>
-      </w:pPr>
-      <w:r>
-        <w:t>Freeze SQL Server project metadata and document binary schema</w:t>
-      </w:r>
-    </w:p>
-    <w:p>
-      <w:pPr>
-        <w:pStyle w:val="ListBullet"/>
-        <w:ind w:left="397"/>
-      </w:pPr>
-      <w:r>
-        <w:t>Define display name, normalized key, and duplicate project policy</w:t>
-      </w:r>
-    </w:p>
-    <w:p>
-      <w:pPr>
-        <w:pStyle w:val="ListBullet"/>
-        <w:ind w:left="397"/>
-      </w:pPr>
-      <w:r>
-        <w:t>Draw backend module boundaries and interfaces in more detail</w:t>
-      </w:r>
-    </w:p>
-    <w:p>
-      <w:pPr>
-        <w:pStyle w:val="ListBullet"/>
-        <w:ind w:left="397"/>
-      </w:pPr>
-      <w:r>
-        <w:lastRenderedPageBreak/>
-        <w:t>Draft endpoint contracts for create/list/detail project use cases</w:t>
-      </w:r>
-    </w:p>
-    <w:p>
-      <w:pPr>
-        <w:pStyle w:val="ListBullet"/>
-        <w:ind w:left="397"/>
-      </w:pPr>
-      <w:r>
-        <w:t>Define Docker image build, test, and release flow for CI/CD</w:t>
-      </w:r>
-    </w:p>
-    <w:p>
-      <w:pPr>
-        <w:pStyle w:val="ListBullet"/>
-        <w:ind w:left="397"/>
-      </w:pPr>
-      <w:r>
-        <w:t>Then move to OCR processing workflow and background job design</w:t>
-      </w:r>
-    </w:p>
-    <w:p>
-      <w:pPr>
-        <w:sectPr>
-          <w:headerReference w:type="default" r:id="rId9"/>
-          <w:footerReference w:type="default" r:id="rId10"/>
-          <w:pgSz w:w="12240" w:h="15840"/>
-          <w:pgMar w:top="1020" w:right="1134" w:bottom="907" w:left="1134" w:header="720" w:footer="720" w:gutter="0"/>
-          <w:cols w:space="720"/>
-          <w:docGrid w:linePitch="360"/>
-        </w:sectPr>
-      </w:pPr>
-    </w:p>
-    <w:p>
-      <w:pPr>
-        <w:pStyle w:val="Heading1"/>
-      </w:pPr>
-      <w:r>
-        <w:lastRenderedPageBreak/>
-        <w:t>12. Project Structure</w:t>
+        <w:t xml:space="preserve">9. Risks and Next Steps</w:t>
       </w:r>
     </w:p>
     <w:p>
       <w:r>
-        <w:rPr>
-          <w:b/>
-        </w:rPr>
-        <w:t>Recommended repository layout:</w:t>
-      </w:r>
-    </w:p>
-    <w:p>
-      <w:pPr>
-        <w:pStyle w:val="ListBullet"/>
-        <w:ind w:left="397"/>
-      </w:pPr>
-      <w:proofErr w:type="spellStart"/>
-      <w:r>
-        <w:t>OCRWeb.Shared</w:t>
-      </w:r>
-      <w:proofErr w:type="spellEnd"/>
-      <w:r>
-        <w:t xml:space="preserve"> - shared DDD library for reusable domain primitives, shared abstractions, and common cross-module concepts.</w:t>
-      </w:r>
-    </w:p>
-    <w:p>
-      <w:pPr>
-        <w:pStyle w:val="ListBullet"/>
-        <w:ind w:left="397"/>
-      </w:pPr>
-      <w:proofErr w:type="spellStart"/>
-      <w:r>
-        <w:t>src</w:t>
-      </w:r>
-      <w:proofErr w:type="spellEnd"/>
-      <w:r>
-        <w:t>/Backend/</w:t>
-      </w:r>
-      <w:proofErr w:type="spellStart"/>
-      <w:r>
-        <w:t>OCRWeb.Shared</w:t>
-      </w:r>
-      <w:proofErr w:type="spellEnd"/>
-      <w:r>
-        <w:t xml:space="preserve"> - shared DDD library for reusable domain primitives, shared abstractions, and common cross-module concepts.</w:t>
-      </w:r>
-    </w:p>
-    <w:p>
-      <w:pPr>
-        <w:pStyle w:val="ListBullet"/>
-        <w:ind w:left="397"/>
-      </w:pPr>
-      <w:proofErr w:type="spellStart"/>
-      <w:r>
-        <w:t>src</w:t>
-      </w:r>
-      <w:proofErr w:type="spellEnd"/>
-      <w:r>
-        <w:t>/Backend/</w:t>
-      </w:r>
-      <w:proofErr w:type="spellStart"/>
-      <w:r>
-        <w:t>OCRWeb.ProjectManagement</w:t>
-      </w:r>
-      <w:proofErr w:type="spellEnd"/>
-      <w:r>
-        <w:t xml:space="preserve"> - DDD module for creating new projects and opening existing projects.</w:t>
-      </w:r>
-    </w:p>
-    <w:p>
-      <w:pPr>
-        <w:pStyle w:val="ListBullet"/>
-        <w:ind w:left="397"/>
-      </w:pPr>
-      <w:proofErr w:type="spellStart"/>
-      <w:r>
-        <w:t>src</w:t>
-      </w:r>
-      <w:proofErr w:type="spellEnd"/>
-      <w:r>
-        <w:t>/Backend/</w:t>
-      </w:r>
-      <w:proofErr w:type="spellStart"/>
-      <w:r>
-        <w:t>OCRWeb.DocumentProcessing</w:t>
-      </w:r>
-      <w:proofErr w:type="spellEnd"/>
-      <w:r>
-        <w:t xml:space="preserve"> - processing module for PDF handling, </w:t>
-      </w:r>
-      <w:proofErr w:type="spellStart"/>
-      <w:r>
-        <w:t>CropPDF</w:t>
-      </w:r>
-      <w:proofErr w:type="spellEnd"/>
-      <w:r>
-        <w:t>, and Split PDF workflows.</w:t>
-      </w:r>
-    </w:p>
-    <w:p>
-      <w:pPr>
-        <w:pStyle w:val="ListBullet"/>
-        <w:ind w:left="397"/>
-      </w:pPr>
-      <w:proofErr w:type="spellStart"/>
-      <w:r>
-        <w:t>src</w:t>
-      </w:r>
-      <w:proofErr w:type="spellEnd"/>
-      <w:r>
-        <w:t>/Backend/</w:t>
-      </w:r>
-      <w:proofErr w:type="spellStart"/>
-      <w:r>
-        <w:t>OCRWeb.Contract</w:t>
-      </w:r>
-      <w:proofErr w:type="spellEnd"/>
-      <w:r>
-        <w:t xml:space="preserve"> - shared API contracts, DTOs, and transport models.</w:t>
-      </w:r>
-    </w:p>
-    <w:p>
-      <w:pPr>
-        <w:pStyle w:val="ListBullet"/>
-        <w:ind w:left="397"/>
-      </w:pPr>
-      <w:proofErr w:type="spellStart"/>
-      <w:r>
-        <w:t>src</w:t>
-      </w:r>
-      <w:proofErr w:type="spellEnd"/>
-      <w:r>
-        <w:t>/Backend/</w:t>
-      </w:r>
-      <w:proofErr w:type="spellStart"/>
-      <w:r>
-        <w:t>OCRWeb.API</w:t>
-      </w:r>
-      <w:proofErr w:type="spellEnd"/>
-      <w:r>
-        <w:t xml:space="preserve"> - main ASP.NET Core Web API (.NET 10) that orchestrates </w:t>
-      </w:r>
-      <w:proofErr w:type="spellStart"/>
-      <w:r>
-        <w:t>ProjectManagement</w:t>
-      </w:r>
-      <w:proofErr w:type="spellEnd"/>
-      <w:r>
-        <w:t xml:space="preserve"> and </w:t>
-      </w:r>
-      <w:proofErr w:type="spellStart"/>
-      <w:r>
-        <w:t>DocumentProcessing</w:t>
-      </w:r>
-      <w:proofErr w:type="spellEnd"/>
-      <w:r>
-        <w:t xml:space="preserve"> modules.</w:t>
-      </w:r>
-    </w:p>
-    <w:p>
-      <w:pPr>
-        <w:pStyle w:val="ListBullet"/>
-        <w:ind w:left="397"/>
-      </w:pPr>
-      <w:proofErr w:type="spellStart"/>
-      <w:r>
-        <w:t>src</w:t>
-      </w:r>
-      <w:proofErr w:type="spellEnd"/>
-      <w:r>
-        <w:t>/Backend/</w:t>
-      </w:r>
-      <w:proofErr w:type="spellStart"/>
-      <w:r>
-        <w:t>OCRWeb.Bff</w:t>
-      </w:r>
-      <w:proofErr w:type="spellEnd"/>
-      <w:r>
-        <w:t xml:space="preserve"> - ASP.NET Core BFF (.NET 10) for frontend orchestration.</w:t>
-      </w:r>
-    </w:p>
-    <w:p>
-      <w:pPr>
-        <w:pStyle w:val="ListBullet"/>
-        <w:ind w:left="397"/>
-      </w:pPr>
-      <w:proofErr w:type="spellStart"/>
-      <w:r>
-        <w:t>src</w:t>
-      </w:r>
-      <w:proofErr w:type="spellEnd"/>
-      <w:r>
-        <w:t>/Frontend/</w:t>
-      </w:r>
-      <w:proofErr w:type="spellStart"/>
-      <w:r>
-        <w:t>OCRWeb.Frontend</w:t>
-      </w:r>
-      <w:proofErr w:type="spellEnd"/>
-      <w:r>
-        <w:t xml:space="preserve"> - Angular 22 application.</w:t>
-      </w:r>
-    </w:p>
-    <w:p>
-      <w:pPr>
-        <w:pStyle w:val="ListBullet"/>
-        <w:ind w:left="397"/>
-      </w:pPr>
-      <w:proofErr w:type="spellStart"/>
-      <w:r>
-        <w:t>src</w:t>
-      </w:r>
-      <w:proofErr w:type="spellEnd"/>
-      <w:r>
-        <w:t>/Frontend/</w:t>
-      </w:r>
-      <w:proofErr w:type="spellStart"/>
-      <w:r>
-        <w:t>OCRWeb.Frontend.Shared</w:t>
-      </w:r>
-      <w:proofErr w:type="spellEnd"/>
-      <w:r>
-        <w:t xml:space="preserve"> - Angular 22 shared component library for frontend-only reusable UI such as Text, Label, Button, and </w:t>
-      </w:r>
-      <w:proofErr w:type="spellStart"/>
-      <w:r>
-        <w:t>CropPdf</w:t>
-      </w:r>
-      <w:proofErr w:type="spellEnd"/>
-      <w:r>
-        <w:t>.</w:t>
+        <w:t xml:space="preserve">- Replace the CurrentUser stub with real authentication (BFF as the auth boundary).</w:t>
       </w:r>
     </w:p>
     <w:p>
       <w:r>
-        <w:rPr>
-          <w:b/>
-        </w:rPr>
-        <w:t>Testing layout:</w:t>
-      </w:r>
-    </w:p>
-    <w:p>
-      <w:pPr>
-        <w:pStyle w:val="ListBullet"/>
-        <w:ind w:left="397"/>
-      </w:pPr>
-      <w:r>
-        <w:t xml:space="preserve">tests/unit - </w:t>
-      </w:r>
-      <w:proofErr w:type="spellStart"/>
-      <w:r>
-        <w:t>xUnit</w:t>
-      </w:r>
-      <w:proofErr w:type="spellEnd"/>
-      <w:r>
-        <w:t xml:space="preserve"> + </w:t>
-      </w:r>
-      <w:proofErr w:type="spellStart"/>
-      <w:r>
-        <w:t>Moq</w:t>
-      </w:r>
-      <w:proofErr w:type="spellEnd"/>
-      <w:r>
-        <w:t xml:space="preserve"> unit tests grouped by project when applicable.</w:t>
-      </w:r>
-    </w:p>
-    <w:p>
-      <w:pPr>
-        <w:pStyle w:val="ListBullet"/>
-        <w:ind w:left="397"/>
-      </w:pPr>
-      <w:r>
-        <w:t>tests/integration - integration tests for API, BFF, and other cross-boundary behavior.</w:t>
-      </w:r>
-    </w:p>
-    <w:p>
-      <w:pPr>
-        <w:pStyle w:val="ListBullet"/>
-        <w:ind w:left="397"/>
-      </w:pPr>
-      <w:r>
-        <w:t>tests/component - frontend component tests and other project-level component verification where applicable.</w:t>
-      </w:r>
-    </w:p>
-    <w:p>
-      <w:pPr>
-        <w:pStyle w:val="ListBullet"/>
-        <w:ind w:left="397"/>
-      </w:pPr>
-      <w:r>
-        <w:t>tests/integration/</w:t>
-      </w:r>
-      <w:proofErr w:type="spellStart"/>
-      <w:r>
-        <w:t>OCRWeb.Frontend.PlaywrightTests</w:t>
-      </w:r>
-      <w:proofErr w:type="spellEnd"/>
-      <w:r>
-        <w:t xml:space="preserve"> - end-to-end browser tests for key user journeys.</w:t>
+        <w:t xml:space="preserve">- Implement OCRWeb.ProjectManagement and the create-project-from-PDF orchestration (single transaction now; move to domain events / eventual consistency as it grows).</w:t>
       </w:r>
     </w:p>
     <w:p>
       <w:r>
-        <w:rPr>
-          <w:b/>
-        </w:rPr>
-        <w:t>Structure guidance:</w:t>
-      </w:r>
-    </w:p>
-    <w:p>
-      <w:pPr>
-        <w:pStyle w:val="ListBullet"/>
-        <w:ind w:left="397"/>
-      </w:pPr>
-      <w:r>
-        <w:t xml:space="preserve">Keep test projects outside </w:t>
-      </w:r>
-      <w:proofErr w:type="spellStart"/>
-      <w:r>
-        <w:t>src</w:t>
-      </w:r>
-      <w:proofErr w:type="spellEnd"/>
-      <w:r>
-        <w:t xml:space="preserve"> for clearer separation between production code and verification code.</w:t>
-      </w:r>
-    </w:p>
-    <w:p>
-      <w:pPr>
-        <w:pStyle w:val="ListBullet"/>
-        <w:ind w:left="397"/>
-      </w:pPr>
-      <w:r>
-        <w:t xml:space="preserve">Use </w:t>
-      </w:r>
-      <w:proofErr w:type="spellStart"/>
-      <w:proofErr w:type="gramStart"/>
-      <w:r>
-        <w:t>OCRWeb.Frontend.Shared</w:t>
-      </w:r>
-      <w:proofErr w:type="spellEnd"/>
-      <w:proofErr w:type="gramEnd"/>
-      <w:r>
-        <w:t xml:space="preserve"> only for frontend UI </w:t>
-      </w:r>
-      <w:proofErr w:type="gramStart"/>
-      <w:r>
-        <w:t>reuse, and</w:t>
-      </w:r>
-      <w:proofErr w:type="gramEnd"/>
-      <w:r>
-        <w:t xml:space="preserve"> keep BFF to Web API communication as normal service calls.</w:t>
-      </w:r>
-    </w:p>
-    <w:p>
-      <w:pPr>
-        <w:pStyle w:val="ListBullet"/>
-        <w:ind w:left="397"/>
-      </w:pPr>
-      <w:r>
-        <w:t xml:space="preserve">Do not turn </w:t>
-      </w:r>
-      <w:proofErr w:type="spellStart"/>
-      <w:r>
-        <w:t>OCRWeb.Shared</w:t>
-      </w:r>
-      <w:proofErr w:type="spellEnd"/>
-      <w:r>
-        <w:t xml:space="preserve"> into a catch-all library; keep only shared concepts that are truly reused across </w:t>
-      </w:r>
-      <w:proofErr w:type="gramStart"/>
-      <w:r>
-        <w:t>modules, and</w:t>
-      </w:r>
-      <w:proofErr w:type="gramEnd"/>
-      <w:r>
-        <w:t xml:space="preserve"> keep project-specific rules inside </w:t>
-      </w:r>
-      <w:proofErr w:type="spellStart"/>
-      <w:r>
-        <w:t>ProjectManagement</w:t>
-      </w:r>
-      <w:proofErr w:type="spellEnd"/>
-      <w:r>
-        <w:t xml:space="preserve"> or </w:t>
-      </w:r>
-      <w:proofErr w:type="spellStart"/>
-      <w:r>
-        <w:t>DocumentProcessing</w:t>
-      </w:r>
-      <w:proofErr w:type="spellEnd"/>
-      <w:r>
-        <w:t>.</w:t>
-      </w:r>
-    </w:p>
-    <w:p>
-      <w:pPr>
-        <w:pStyle w:val="Heading1"/>
-      </w:pPr>
-      <w:r>
-        <w:t>13. AI Delivery and Commit Policy</w:t>
-      </w:r>
-    </w:p>
-    <w:p>
-      <w:pPr>
-        <w:pStyle w:val="ListBullet"/>
-        <w:ind w:left="397"/>
-      </w:pPr>
-      <w:r>
-        <w:t>AI or automation-assisted changes must follow normal engineering discipline and create clear, reviewable commits.</w:t>
-      </w:r>
-    </w:p>
-    <w:p>
-      <w:pPr>
-        <w:pStyle w:val="ListBullet"/>
-        <w:ind w:left="397"/>
-      </w:pPr>
-      <w:r>
-        <w:t xml:space="preserve">Before every commit, </w:t>
-      </w:r>
-      <w:proofErr w:type="gramStart"/>
-      <w:r>
-        <w:t>verify</w:t>
-      </w:r>
-      <w:proofErr w:type="gramEnd"/>
-      <w:r>
-        <w:t xml:space="preserve"> the impacted code can compile and build successfully.</w:t>
-      </w:r>
-    </w:p>
-    <w:p>
-      <w:pPr>
-        <w:pStyle w:val="ListBullet"/>
-        <w:ind w:left="397"/>
-      </w:pPr>
-      <w:r>
-        <w:t>Check whether Unit Test, Integration Test, and Component Test suites exist and can be executed for the changed scope.</w:t>
-      </w:r>
-    </w:p>
-    <w:p>
-      <w:pPr>
-        <w:pStyle w:val="ListBullet"/>
-        <w:ind w:left="397"/>
-      </w:pPr>
-      <w:r>
-        <w:t xml:space="preserve">If the relevant Unit Test, Integration Test, or Component Test can be run, they must be executed before </w:t>
-      </w:r>
-      <w:proofErr w:type="gramStart"/>
-      <w:r>
-        <w:t>commit</w:t>
-      </w:r>
-      <w:proofErr w:type="gramEnd"/>
-      <w:r>
-        <w:t>.</w:t>
-      </w:r>
-    </w:p>
-    <w:p>
-      <w:pPr>
-        <w:pStyle w:val="ListBullet"/>
-        <w:ind w:left="397"/>
-      </w:pPr>
-      <w:r>
-        <w:t>When tests cannot be run, the reason should be recorded in the change summary or commit context.</w:t>
-      </w:r>
-    </w:p>
-    <w:p>
-      <w:pPr>
-        <w:pStyle w:val="ListBullet"/>
-        <w:ind w:left="397"/>
-      </w:pPr>
-      <w:r>
-        <w:lastRenderedPageBreak/>
-        <w:t>Whenever a framework, SDK, package, runtime, or image version is updated, the change must be recorded in ChangeLogs.txt every time.</w:t>
-      </w:r>
-    </w:p>
-    <w:p>
-      <w:pPr>
-        <w:pStyle w:val="ListBullet"/>
-        <w:ind w:left="397"/>
-      </w:pPr>
-      <w:r>
-        <w:t>Commits should stay focused, describe the intent clearly, avoid mixing unrelated changes, and follow the Conventional Commits specification.</w:t>
-      </w:r>
-    </w:p>
-    <w:p>
-      <w:pPr>
-        <w:pStyle w:val="ListBullet"/>
-        <w:ind w:left="397"/>
-      </w:pPr>
-      <w:r>
-        <w:t>Recommended pre-commit order: restore dependencies, compile, run targeted tests, build artifacts, then commit.</w:t>
-      </w:r>
-    </w:p>
-    <w:p>
-      <w:pPr>
-        <w:pStyle w:val="ListBullet"/>
-        <w:ind w:left="397"/>
-      </w:pPr>
-      <w:r>
-        <w:t xml:space="preserve">Recommended Conventional Commit prefixes: </w:t>
-      </w:r>
-      <w:proofErr w:type="gramStart"/>
-      <w:r>
-        <w:t>feat:,</w:t>
-      </w:r>
-      <w:proofErr w:type="gramEnd"/>
-      <w:r>
-        <w:t xml:space="preserve"> </w:t>
-      </w:r>
-      <w:proofErr w:type="gramStart"/>
-      <w:r>
-        <w:t>fix:,</w:t>
-      </w:r>
-      <w:proofErr w:type="gramEnd"/>
-      <w:r>
-        <w:t xml:space="preserve"> </w:t>
-      </w:r>
-      <w:proofErr w:type="gramStart"/>
-      <w:r>
-        <w:t>refactor:,</w:t>
-      </w:r>
-      <w:proofErr w:type="gramEnd"/>
-      <w:r>
-        <w:t xml:space="preserve"> </w:t>
-      </w:r>
-      <w:proofErr w:type="gramStart"/>
-      <w:r>
-        <w:t>test:,</w:t>
-      </w:r>
-      <w:proofErr w:type="gramEnd"/>
-      <w:r>
-        <w:t xml:space="preserve"> </w:t>
-      </w:r>
-      <w:proofErr w:type="gramStart"/>
-      <w:r>
-        <w:t>docs:,</w:t>
-      </w:r>
-      <w:proofErr w:type="gramEnd"/>
-      <w:r>
-        <w:t xml:space="preserve"> </w:t>
-      </w:r>
-      <w:proofErr w:type="gramStart"/>
-      <w:r>
-        <w:t>chore:,</w:t>
-      </w:r>
-      <w:proofErr w:type="gramEnd"/>
-      <w:r>
-        <w:t xml:space="preserve"> </w:t>
-      </w:r>
-      <w:proofErr w:type="gramStart"/>
-      <w:r>
-        <w:t>build:,</w:t>
-      </w:r>
-      <w:proofErr w:type="gramEnd"/>
-      <w:r>
-        <w:t xml:space="preserve"> and </w:t>
-      </w:r>
-      <w:proofErr w:type="gramStart"/>
-      <w:r>
-        <w:t>ci:.</w:t>
-      </w:r>
-      <w:proofErr w:type="gramEnd"/>
-    </w:p>
-    <w:p>
-      <w:pPr>
-        <w:pStyle w:val="Heading1"/>
-      </w:pPr>
-      <w:r>
-        <w:t>14. Domain Modules</w:t>
-      </w:r>
-    </w:p>
-    <w:p>
-      <w:pPr>
-        <w:pStyle w:val="ListBullet"/>
-        <w:ind w:left="397"/>
-      </w:pPr>
-      <w:proofErr w:type="spellStart"/>
-      <w:r>
-        <w:t>OCRWeb</w:t>
-      </w:r>
-      <w:proofErr w:type="gramStart"/>
-      <w:r>
-        <w:t>.Shared</w:t>
-      </w:r>
-      <w:proofErr w:type="spellEnd"/>
-      <w:proofErr w:type="gramEnd"/>
-      <w:r>
-        <w:t xml:space="preserve"> - shared DDD concepts, base abstractions, value objects, and reusable cross-module contracts.</w:t>
-      </w:r>
-    </w:p>
-    <w:p>
-      <w:pPr>
-        <w:pStyle w:val="ListBullet"/>
-        <w:ind w:left="397"/>
-      </w:pPr>
-      <w:proofErr w:type="spellStart"/>
-      <w:r>
-        <w:t>OCRWeb.ProjectManagement</w:t>
-      </w:r>
-      <w:proofErr w:type="spellEnd"/>
-      <w:r>
-        <w:t xml:space="preserve"> - responsible for </w:t>
-      </w:r>
-      <w:proofErr w:type="gramStart"/>
-      <w:r>
-        <w:t>create</w:t>
-      </w:r>
-      <w:proofErr w:type="gramEnd"/>
-      <w:r>
-        <w:t xml:space="preserve"> </w:t>
-      </w:r>
-      <w:proofErr w:type="gramStart"/>
-      <w:r>
-        <w:t>project</w:t>
-      </w:r>
-      <w:proofErr w:type="gramEnd"/>
-      <w:r>
-        <w:t xml:space="preserve">, open existing </w:t>
-      </w:r>
-      <w:proofErr w:type="gramStart"/>
-      <w:r>
-        <w:t>project</w:t>
-      </w:r>
-      <w:proofErr w:type="gramEnd"/>
-      <w:r>
-        <w:t>, project metadata, and SQL Server document storage coordination.</w:t>
-      </w:r>
-    </w:p>
-    <w:p>
-      <w:pPr>
-        <w:pStyle w:val="ListBullet"/>
-        <w:ind w:left="397"/>
-      </w:pPr>
-      <w:proofErr w:type="spellStart"/>
-      <w:r>
-        <w:t>OCRWeb.DocumentProcessing</w:t>
-      </w:r>
-      <w:proofErr w:type="spellEnd"/>
-      <w:r>
-        <w:t xml:space="preserve"> - responsible for PDF validation, PDF copy, </w:t>
-      </w:r>
-      <w:proofErr w:type="spellStart"/>
-      <w:r>
-        <w:t>CropPDF</w:t>
-      </w:r>
-      <w:proofErr w:type="spellEnd"/>
-      <w:r>
-        <w:t>, Split PDF, and future OCR-related document preparation workflows.</w:t>
-      </w:r>
-    </w:p>
-    <w:p>
-      <w:pPr>
-        <w:pStyle w:val="Heading1"/>
-      </w:pPr>
-      <w:r>
-        <w:t>15. Implementation Plan</w:t>
+        <w:t xml:space="preserve">- Large PDF uploads may need streaming and size limits at the BFF/API layers.</w:t>
       </w:r>
     </w:p>
     <w:p>
       <w:r>
-        <w:rPr>
-          <w:b/>
-        </w:rPr>
-        <w:t>Tracking rule:</w:t>
-      </w:r>
-      <w:r>
-        <w:t xml:space="preserve"> when a task is completed, mark it as [x] and record the completion date.</w:t>
-      </w:r>
-    </w:p>
-    <w:p>
-      <w:pPr>
-        <w:pStyle w:val="Heading2"/>
-      </w:pPr>
-      <w:r>
-        <w:t>15.1 Frontend Shared Components</w:t>
-      </w:r>
-    </w:p>
-    <w:p>
-      <w:pPr>
-        <w:pStyle w:val="ListBullet"/>
-        <w:ind w:left="397"/>
-      </w:pPr>
-      <w:proofErr w:type="gramStart"/>
-      <w:r>
-        <w:t>[ ]</w:t>
-      </w:r>
-      <w:proofErr w:type="gramEnd"/>
-      <w:r>
-        <w:t xml:space="preserve"> </w:t>
-      </w:r>
-      <w:proofErr w:type="spellStart"/>
-      <w:r>
-        <w:t>ButtonComponent</w:t>
-      </w:r>
-      <w:proofErr w:type="spellEnd"/>
-      <w:r>
-        <w:t xml:space="preserve"> - Done Date: ____-__-__</w:t>
-      </w:r>
-    </w:p>
-    <w:p>
-      <w:pPr>
-        <w:pStyle w:val="ListBullet"/>
-        <w:ind w:left="397"/>
-      </w:pPr>
-      <w:proofErr w:type="gramStart"/>
-      <w:r>
-        <w:t>[ ]</w:t>
-      </w:r>
-      <w:proofErr w:type="gramEnd"/>
-      <w:r>
-        <w:t xml:space="preserve"> </w:t>
-      </w:r>
-      <w:proofErr w:type="spellStart"/>
-      <w:r>
-        <w:t>LabelComponent</w:t>
-      </w:r>
-      <w:proofErr w:type="spellEnd"/>
-      <w:r>
-        <w:t xml:space="preserve"> - Done Date: ___</w:t>
-      </w:r>
-      <w:proofErr w:type="gramStart"/>
-      <w:r>
-        <w:t>_-_</w:t>
-      </w:r>
-      <w:proofErr w:type="gramEnd"/>
-      <w:r>
-        <w:t>_-__</w:t>
-      </w:r>
-    </w:p>
-    <w:p>
-      <w:pPr>
-        <w:pStyle w:val="ListBullet"/>
-        <w:ind w:left="397"/>
-      </w:pPr>
-      <w:proofErr w:type="gramStart"/>
-      <w:r>
-        <w:t>[ ]</w:t>
-      </w:r>
-      <w:proofErr w:type="gramEnd"/>
-      <w:r>
-        <w:t xml:space="preserve"> </w:t>
-      </w:r>
-      <w:proofErr w:type="spellStart"/>
-      <w:r>
-        <w:t>TextboxComponent</w:t>
-      </w:r>
-      <w:proofErr w:type="spellEnd"/>
-      <w:r>
-        <w:t xml:space="preserve"> - Done Date: ____-__-__</w:t>
-      </w:r>
-    </w:p>
-    <w:p>
-      <w:pPr>
-        <w:pStyle w:val="ListBullet"/>
-        <w:ind w:left="397"/>
-      </w:pPr>
-      <w:proofErr w:type="gramStart"/>
-      <w:r>
-        <w:t>[ ]</w:t>
-      </w:r>
-      <w:proofErr w:type="gramEnd"/>
-      <w:r>
-        <w:t xml:space="preserve"> </w:t>
-      </w:r>
-      <w:proofErr w:type="spellStart"/>
-      <w:r>
-        <w:t>PopupMessageInfoComponent</w:t>
-      </w:r>
-      <w:proofErr w:type="spellEnd"/>
-      <w:r>
-        <w:t xml:space="preserve"> - Done Date: ____-__-__</w:t>
-      </w:r>
-    </w:p>
-    <w:p>
-      <w:pPr>
-        <w:pStyle w:val="ListBullet"/>
-        <w:ind w:left="397"/>
-      </w:pPr>
-      <w:proofErr w:type="gramStart"/>
-      <w:r>
-        <w:t>[ ]</w:t>
-      </w:r>
-      <w:proofErr w:type="gramEnd"/>
-      <w:r>
-        <w:t xml:space="preserve"> </w:t>
-      </w:r>
-      <w:proofErr w:type="spellStart"/>
-      <w:r>
-        <w:t>PopupMessageQuestionComponent</w:t>
-      </w:r>
-      <w:proofErr w:type="spellEnd"/>
-      <w:r>
-        <w:t xml:space="preserve"> - Done Date: ___</w:t>
-      </w:r>
-      <w:proofErr w:type="gramStart"/>
-      <w:r>
-        <w:t>_-_</w:t>
-      </w:r>
-      <w:proofErr w:type="gramEnd"/>
-      <w:r>
-        <w:t>_-__</w:t>
-      </w:r>
-    </w:p>
-    <w:p>
-      <w:pPr>
-        <w:pStyle w:val="ListBullet"/>
-        <w:ind w:left="397"/>
-      </w:pPr>
-      <w:proofErr w:type="gramStart"/>
-      <w:r>
-        <w:t>[ ]</w:t>
-      </w:r>
-      <w:proofErr w:type="gramEnd"/>
-      <w:r>
-        <w:t xml:space="preserve"> </w:t>
-      </w:r>
-      <w:proofErr w:type="spellStart"/>
-      <w:r>
-        <w:t>PopupErrorMessageComponent</w:t>
-      </w:r>
-      <w:proofErr w:type="spellEnd"/>
-      <w:r>
-        <w:t xml:space="preserve"> - Done </w:t>
-      </w:r>
-      <w:proofErr w:type="gramStart"/>
-      <w:r>
-        <w:t>Date: ____-</w:t>
-      </w:r>
-      <w:proofErr w:type="gramEnd"/>
-      <w:r>
-        <w:t>__-__</w:t>
-      </w:r>
-    </w:p>
-    <w:p>
-      <w:pPr>
-        <w:pStyle w:val="ListBullet"/>
-        <w:ind w:left="397"/>
-      </w:pPr>
-      <w:proofErr w:type="gramStart"/>
-      <w:r>
-        <w:t>[ ]</w:t>
-      </w:r>
-      <w:proofErr w:type="gramEnd"/>
-      <w:r>
-        <w:t xml:space="preserve"> </w:t>
-      </w:r>
-      <w:proofErr w:type="spellStart"/>
-      <w:r>
-        <w:t>FormComponent</w:t>
-      </w:r>
-      <w:proofErr w:type="spellEnd"/>
-      <w:r>
-        <w:t xml:space="preserve"> - Done Date: ____-__-__</w:t>
-      </w:r>
-    </w:p>
-    <w:p>
-      <w:pPr>
-        <w:pStyle w:val="ListBullet"/>
-        <w:ind w:left="397"/>
-      </w:pPr>
-      <w:proofErr w:type="gramStart"/>
-      <w:r>
-        <w:t>[ ]</w:t>
-      </w:r>
-      <w:proofErr w:type="gramEnd"/>
-      <w:r>
-        <w:t xml:space="preserve"> </w:t>
-      </w:r>
-      <w:proofErr w:type="spellStart"/>
-      <w:r>
-        <w:t>WindowComponent</w:t>
-      </w:r>
-      <w:proofErr w:type="spellEnd"/>
-      <w:r>
-        <w:t xml:space="preserve"> - Done Date: ____-_</w:t>
-      </w:r>
-      <w:proofErr w:type="gramStart"/>
-      <w:r>
-        <w:t>_-_</w:t>
-      </w:r>
-      <w:proofErr w:type="gramEnd"/>
-      <w:r>
-        <w:t>_</w:t>
-      </w:r>
-    </w:p>
-    <w:p>
-      <w:pPr>
-        <w:pStyle w:val="ListBullet"/>
-        <w:ind w:left="397"/>
-      </w:pPr>
-      <w:proofErr w:type="gramStart"/>
-      <w:r>
-        <w:t>[ ]</w:t>
-      </w:r>
-      <w:proofErr w:type="gramEnd"/>
-      <w:r>
-        <w:t xml:space="preserve"> </w:t>
-      </w:r>
-      <w:proofErr w:type="spellStart"/>
-      <w:r>
-        <w:t>ModalWindowComponent</w:t>
-      </w:r>
-      <w:proofErr w:type="spellEnd"/>
-      <w:r>
-        <w:t xml:space="preserve"> - Done Date: ____-__-__</w:t>
-      </w:r>
-    </w:p>
-    <w:p>
-      <w:pPr>
-        <w:pStyle w:val="Heading2"/>
-      </w:pPr>
-      <w:r>
-        <w:t>15.2 Backend and Workflow Foundations</w:t>
-      </w:r>
-    </w:p>
-    <w:p>
-      <w:pPr>
-        <w:pStyle w:val="ListBullet"/>
-        <w:ind w:left="397"/>
-      </w:pPr>
-      <w:proofErr w:type="gramStart"/>
-      <w:r>
-        <w:t>[ ]</w:t>
-      </w:r>
-      <w:proofErr w:type="gramEnd"/>
-      <w:r>
-        <w:t xml:space="preserve"> Create </w:t>
-      </w:r>
-      <w:proofErr w:type="spellStart"/>
-      <w:r>
-        <w:t>OCRWeb.Shared</w:t>
-      </w:r>
-      <w:proofErr w:type="spellEnd"/>
-      <w:r>
-        <w:t xml:space="preserve"> project - Done Date: ___</w:t>
-      </w:r>
-      <w:proofErr w:type="gramStart"/>
-      <w:r>
-        <w:t>_-_</w:t>
-      </w:r>
-      <w:proofErr w:type="gramEnd"/>
-      <w:r>
-        <w:t>_-__</w:t>
-      </w:r>
-    </w:p>
-    <w:p>
-      <w:pPr>
-        <w:pStyle w:val="ListBullet"/>
-        <w:ind w:left="397"/>
-      </w:pPr>
-      <w:proofErr w:type="gramStart"/>
-      <w:r>
-        <w:t>[ ]</w:t>
-      </w:r>
-      <w:proofErr w:type="gramEnd"/>
-      <w:r>
-        <w:t xml:space="preserve"> Create </w:t>
-      </w:r>
-      <w:proofErr w:type="spellStart"/>
-      <w:r>
-        <w:t>OCRWeb.ProjectManagement</w:t>
-      </w:r>
-      <w:proofErr w:type="spellEnd"/>
-      <w:r>
-        <w:t xml:space="preserve"> project - Done Date: ____-__-__</w:t>
-      </w:r>
-    </w:p>
-    <w:p>
-      <w:pPr>
-        <w:pStyle w:val="ListBullet"/>
-        <w:ind w:left="397"/>
-      </w:pPr>
-      <w:proofErr w:type="gramStart"/>
-      <w:r>
-        <w:t>[ ]</w:t>
-      </w:r>
-      <w:proofErr w:type="gramEnd"/>
-      <w:r>
-        <w:t xml:space="preserve"> Create </w:t>
-      </w:r>
-      <w:proofErr w:type="spellStart"/>
-      <w:r>
-        <w:t>OCRWeb.DocumentProcessing</w:t>
-      </w:r>
-      <w:proofErr w:type="spellEnd"/>
-      <w:r>
-        <w:t xml:space="preserve"> project - Done Date: ___</w:t>
-      </w:r>
-      <w:proofErr w:type="gramStart"/>
-      <w:r>
-        <w:t>_-_</w:t>
-      </w:r>
-      <w:proofErr w:type="gramEnd"/>
-      <w:r>
-        <w:t>_-__</w:t>
-      </w:r>
-    </w:p>
-    <w:p>
-      <w:pPr>
-        <w:pStyle w:val="ListBullet"/>
-        <w:ind w:left="397"/>
-      </w:pPr>
-      <w:proofErr w:type="gramStart"/>
-      <w:r>
-        <w:t>[ ]</w:t>
-      </w:r>
-      <w:proofErr w:type="gramEnd"/>
-      <w:r>
-        <w:t xml:space="preserve"> Create </w:t>
-      </w:r>
-      <w:proofErr w:type="spellStart"/>
-      <w:r>
-        <w:t>OCRWeb.Contract</w:t>
-      </w:r>
-      <w:proofErr w:type="spellEnd"/>
-      <w:r>
-        <w:t xml:space="preserve"> project - Done Date: ____-__-__</w:t>
-      </w:r>
-    </w:p>
-    <w:p>
-      <w:pPr>
-        <w:pStyle w:val="ListBullet"/>
-        <w:ind w:left="397"/>
-      </w:pPr>
-      <w:proofErr w:type="gramStart"/>
-      <w:r>
-        <w:t>[ ]</w:t>
-      </w:r>
-      <w:proofErr w:type="gramEnd"/>
-      <w:r>
-        <w:t xml:space="preserve"> Implement New Project use case - Done Date: ____-__-__</w:t>
-      </w:r>
-    </w:p>
-    <w:p>
-      <w:pPr>
-        <w:pStyle w:val="ListBullet"/>
-        <w:ind w:left="397"/>
-      </w:pPr>
-      <w:proofErr w:type="gramStart"/>
-      <w:r>
-        <w:lastRenderedPageBreak/>
-        <w:t>[ ]</w:t>
-      </w:r>
-      <w:proofErr w:type="gramEnd"/>
-      <w:r>
-        <w:t xml:space="preserve"> Implement Open Existing Project use case - Done </w:t>
-      </w:r>
-      <w:proofErr w:type="gramStart"/>
-      <w:r>
-        <w:t>Date: ____-</w:t>
-      </w:r>
-      <w:proofErr w:type="gramEnd"/>
-      <w:r>
-        <w:t>__-__</w:t>
-      </w:r>
-    </w:p>
-    <w:p>
-      <w:pPr>
-        <w:pStyle w:val="Heading1"/>
-      </w:pPr>
-      <w:r>
-        <w:t>16. Use Cases</w:t>
+        <w:t xml:space="preserve">- Confirm crop coordinate orientation between the frontend and PDF points.</w:t>
       </w:r>
     </w:p>
     <w:p>
       <w:r>
-        <w:rPr>
-          <w:b/>
-        </w:rPr>
-        <w:t>Implementation note:</w:t>
-      </w:r>
-      <w:r>
-        <w:t xml:space="preserve"> each use case should identify the implementation stack, external dependency or third-party package, and current delivery status so the team can build feature-by-feature.</w:t>
-      </w:r>
-    </w:p>
-    <w:p>
-      <w:pPr>
-        <w:pStyle w:val="Heading2"/>
-      </w:pPr>
-      <w:r>
-        <w:t>Case 1. New Project</w:t>
-      </w:r>
-    </w:p>
-    <w:p>
-      <w:r>
-        <w:rPr>
-          <w:b/>
-        </w:rPr>
-        <w:t>Status:</w:t>
-      </w:r>
-      <w:r>
-        <w:t xml:space="preserve"> </w:t>
-      </w:r>
-      <w:proofErr w:type="gramStart"/>
-      <w:r>
-        <w:t>[ ]</w:t>
-      </w:r>
-      <w:proofErr w:type="gramEnd"/>
-      <w:r>
-        <w:t xml:space="preserve"> Not </w:t>
-      </w:r>
-      <w:proofErr w:type="gramStart"/>
-      <w:r>
-        <w:t>Started  [</w:t>
-      </w:r>
-      <w:proofErr w:type="gramEnd"/>
-      <w:r>
-        <w:t xml:space="preserve"> ] In </w:t>
-      </w:r>
-      <w:proofErr w:type="gramStart"/>
-      <w:r>
-        <w:t>Progress  [</w:t>
-      </w:r>
-      <w:proofErr w:type="gramEnd"/>
-      <w:r>
-        <w:t xml:space="preserve"> ] Done</w:t>
-      </w:r>
-    </w:p>
-    <w:p>
-      <w:r>
-        <w:t xml:space="preserve">Technology Stack / 3rd Party: Angular 22 + Angular Material, ASP.NET Core BFF (.NET 10), ASP.NET Core Web API (.NET 10), </w:t>
-      </w:r>
-      <w:proofErr w:type="spellStart"/>
-      <w:r>
-        <w:t>FastEndpoints</w:t>
-      </w:r>
-      <w:proofErr w:type="spellEnd"/>
-      <w:r>
-        <w:t xml:space="preserve">, </w:t>
-      </w:r>
-      <w:proofErr w:type="spellStart"/>
-      <w:r>
-        <w:t>MediatR</w:t>
-      </w:r>
-      <w:proofErr w:type="spellEnd"/>
-      <w:r>
-        <w:t>, SQL Server, EF Core.</w:t>
-      </w:r>
-    </w:p>
-    <w:p>
-      <w:r>
-        <w:t>Implementation Scope: project creation from PDF upload, source PDF binary persistence in SQL Server, metadata creation, and redirect to project workspace.</w:t>
-      </w:r>
-    </w:p>
-    <w:p>
-      <w:pPr>
-        <w:pStyle w:val="ListBullet"/>
-        <w:ind w:left="397"/>
-      </w:pPr>
-      <w:proofErr w:type="spellStart"/>
-      <w:r>
-        <w:t>ผู้ใช้กด</w:t>
-      </w:r>
-      <w:proofErr w:type="spellEnd"/>
-      <w:r>
-        <w:t xml:space="preserve"> Create New Project</w:t>
-      </w:r>
-    </w:p>
-    <w:p>
-      <w:pPr>
-        <w:pStyle w:val="ListBullet"/>
-        <w:ind w:left="397"/>
-      </w:pPr>
-      <w:proofErr w:type="spellStart"/>
-      <w:r>
-        <w:t>ผู้ใช้เลือกไฟล์</w:t>
-      </w:r>
-      <w:proofErr w:type="spellEnd"/>
-      <w:r>
-        <w:t xml:space="preserve"> PDF </w:t>
-      </w:r>
-      <w:proofErr w:type="spellStart"/>
-      <w:r>
-        <w:t>จากเครื่อง</w:t>
-      </w:r>
-      <w:proofErr w:type="spellEnd"/>
-    </w:p>
-    <w:p>
-      <w:pPr>
-        <w:pStyle w:val="ListBullet"/>
-        <w:ind w:left="397"/>
-      </w:pPr>
-      <w:proofErr w:type="spellStart"/>
-      <w:r>
-        <w:t>ระบบตรวจสอบชื่อไฟล์และชนิดไฟล์</w:t>
-      </w:r>
-      <w:proofErr w:type="spellEnd"/>
-    </w:p>
-    <w:p>
-      <w:pPr>
-        <w:pStyle w:val="ListBullet"/>
-        <w:ind w:left="397"/>
-      </w:pPr>
-      <w:proofErr w:type="spellStart"/>
-      <w:r>
-        <w:t>ระบบสร้าง</w:t>
-      </w:r>
-      <w:proofErr w:type="spellEnd"/>
-      <w:r>
-        <w:t xml:space="preserve"> project record </w:t>
-      </w:r>
-      <w:proofErr w:type="spellStart"/>
-      <w:r>
-        <w:t>ใน</w:t>
-      </w:r>
-      <w:proofErr w:type="spellEnd"/>
-      <w:r>
-        <w:t xml:space="preserve"> SQL Server </w:t>
-      </w:r>
-      <w:proofErr w:type="spellStart"/>
-      <w:r>
-        <w:t>จากชื่อไฟล์ที่</w:t>
-      </w:r>
-      <w:proofErr w:type="spellEnd"/>
-      <w:r>
-        <w:t xml:space="preserve"> sanitize </w:t>
-      </w:r>
-      <w:proofErr w:type="spellStart"/>
-      <w:r>
-        <w:t>แล้ว</w:t>
-      </w:r>
-      <w:proofErr w:type="spellEnd"/>
-    </w:p>
-    <w:p>
-      <w:pPr>
-        <w:pStyle w:val="ListBullet"/>
-        <w:ind w:left="397"/>
-      </w:pPr>
-      <w:proofErr w:type="spellStart"/>
-      <w:r>
-        <w:t>ระบบบันทึก</w:t>
-      </w:r>
-      <w:proofErr w:type="spellEnd"/>
-      <w:r>
-        <w:t xml:space="preserve"> PDF binary </w:t>
-      </w:r>
-      <w:proofErr w:type="spellStart"/>
-      <w:r>
-        <w:t>ลง</w:t>
-      </w:r>
-      <w:proofErr w:type="spellEnd"/>
-      <w:r>
-        <w:t xml:space="preserve"> SQL Server</w:t>
-      </w:r>
-    </w:p>
-    <w:p>
-      <w:pPr>
-        <w:pStyle w:val="ListBullet"/>
-        <w:ind w:left="397"/>
-      </w:pPr>
-      <w:proofErr w:type="spellStart"/>
-      <w:r>
-        <w:t>ระบบบันทึก</w:t>
-      </w:r>
-      <w:proofErr w:type="spellEnd"/>
-      <w:r>
-        <w:t xml:space="preserve"> metadata </w:t>
-      </w:r>
-      <w:proofErr w:type="spellStart"/>
-      <w:r>
-        <w:t>และ</w:t>
-      </w:r>
-      <w:proofErr w:type="spellEnd"/>
-      <w:r>
-        <w:t xml:space="preserve"> document fields </w:t>
-      </w:r>
-      <w:proofErr w:type="spellStart"/>
-      <w:r>
-        <w:t>ลง</w:t>
-      </w:r>
-      <w:proofErr w:type="spellEnd"/>
-      <w:r>
-        <w:t xml:space="preserve"> SQL Server</w:t>
-      </w:r>
-    </w:p>
-    <w:p>
-      <w:pPr>
-        <w:pStyle w:val="ListBullet"/>
-        <w:ind w:left="397"/>
-      </w:pPr>
-      <w:proofErr w:type="spellStart"/>
-      <w:r>
-        <w:t>ระบบ</w:t>
-      </w:r>
-      <w:proofErr w:type="spellEnd"/>
-      <w:r>
-        <w:t xml:space="preserve"> redirect </w:t>
-      </w:r>
-      <w:proofErr w:type="spellStart"/>
-      <w:r>
-        <w:t>ไปหน้า</w:t>
-      </w:r>
-      <w:proofErr w:type="spellEnd"/>
-      <w:r>
-        <w:t xml:space="preserve"> project detail </w:t>
-      </w:r>
-      <w:proofErr w:type="spellStart"/>
-      <w:r>
-        <w:t>หรือ</w:t>
-      </w:r>
-      <w:proofErr w:type="spellEnd"/>
-      <w:r>
-        <w:t xml:space="preserve"> workspace</w:t>
-      </w:r>
-    </w:p>
-    <w:p>
-      <w:pPr>
-        <w:pStyle w:val="Heading2"/>
-      </w:pPr>
-      <w:r>
-        <w:t>Case 2. Open Existing Project</w:t>
-      </w:r>
-    </w:p>
-    <w:p>
-      <w:r>
-        <w:rPr>
-          <w:b/>
-        </w:rPr>
-        <w:t>Status:</w:t>
-      </w:r>
-      <w:r>
-        <w:t xml:space="preserve"> </w:t>
-      </w:r>
-      <w:proofErr w:type="gramStart"/>
-      <w:r>
-        <w:t>[ ]</w:t>
-      </w:r>
-      <w:proofErr w:type="gramEnd"/>
-      <w:r>
-        <w:t xml:space="preserve"> Not </w:t>
-      </w:r>
-      <w:proofErr w:type="gramStart"/>
-      <w:r>
-        <w:t>Started  [</w:t>
-      </w:r>
-      <w:proofErr w:type="gramEnd"/>
-      <w:r>
-        <w:t xml:space="preserve"> ] In </w:t>
-      </w:r>
-      <w:proofErr w:type="gramStart"/>
-      <w:r>
-        <w:t>Progress  [</w:t>
-      </w:r>
-      <w:proofErr w:type="gramEnd"/>
-      <w:r>
-        <w:t xml:space="preserve"> ] Done</w:t>
-      </w:r>
-    </w:p>
-    <w:p>
-      <w:r>
-        <w:t xml:space="preserve">Technology Stack / 3rd Party: Angular 22 + Angular Material, ASP.NET Core BFF (.NET 10), ASP.NET Core Web API (.NET 10), </w:t>
-      </w:r>
-      <w:proofErr w:type="spellStart"/>
-      <w:r>
-        <w:t>FastEndpoints</w:t>
-      </w:r>
-      <w:proofErr w:type="spellEnd"/>
-      <w:r>
-        <w:t xml:space="preserve">, </w:t>
-      </w:r>
-      <w:proofErr w:type="spellStart"/>
-      <w:r>
-        <w:t>MediatR</w:t>
-      </w:r>
-      <w:proofErr w:type="spellEnd"/>
-      <w:r>
-        <w:t>, SQL Server, EF Core, indexed project query service.</w:t>
-      </w:r>
-    </w:p>
-    <w:p>
-      <w:r>
-        <w:t>Implementation Scope: project listing, metadata lookup, PDF binary loading, and loading the selected project into the workspace.</w:t>
-      </w:r>
-    </w:p>
-    <w:p>
-      <w:pPr>
-        <w:pStyle w:val="ListBullet"/>
-        <w:ind w:left="397"/>
-      </w:pPr>
-      <w:proofErr w:type="spellStart"/>
-      <w:r>
-        <w:t>ผู้ใช้กด</w:t>
-      </w:r>
-      <w:proofErr w:type="spellEnd"/>
-      <w:r>
-        <w:t xml:space="preserve"> Open Existing Project</w:t>
-      </w:r>
-    </w:p>
-    <w:p>
-      <w:pPr>
-        <w:pStyle w:val="ListBullet"/>
-        <w:ind w:left="397"/>
-      </w:pPr>
-      <w:r>
-        <w:t xml:space="preserve">BFF </w:t>
-      </w:r>
-      <w:proofErr w:type="spellStart"/>
-      <w:r>
-        <w:t>เรียก</w:t>
-      </w:r>
-      <w:proofErr w:type="spellEnd"/>
-      <w:r>
-        <w:t xml:space="preserve"> backend </w:t>
-      </w:r>
-      <w:proofErr w:type="spellStart"/>
-      <w:r>
-        <w:t>เพื่อดึงรายชื่อ</w:t>
-      </w:r>
-      <w:proofErr w:type="spellEnd"/>
-      <w:r>
-        <w:t xml:space="preserve"> projects </w:t>
-      </w:r>
-      <w:proofErr w:type="spellStart"/>
-      <w:r>
-        <w:t>จาก</w:t>
-      </w:r>
-      <w:proofErr w:type="spellEnd"/>
-      <w:r>
-        <w:t xml:space="preserve"> SQL Server</w:t>
-      </w:r>
-    </w:p>
-    <w:p>
-      <w:pPr>
-        <w:pStyle w:val="ListBullet"/>
-        <w:ind w:left="397"/>
-      </w:pPr>
-      <w:r>
-        <w:t>UI displays projects by display name from SQL Server</w:t>
-      </w:r>
-    </w:p>
-    <w:p>
-      <w:pPr>
-        <w:pStyle w:val="ListBullet"/>
-        <w:ind w:left="397"/>
-      </w:pPr>
-      <w:proofErr w:type="spellStart"/>
-      <w:r>
-        <w:lastRenderedPageBreak/>
-        <w:t>ผู้ใช้เลือก</w:t>
-      </w:r>
-      <w:proofErr w:type="spellEnd"/>
-      <w:r>
-        <w:t xml:space="preserve"> project </w:t>
-      </w:r>
-      <w:proofErr w:type="spellStart"/>
-      <w:r>
-        <w:t>ที่ต้องการ</w:t>
-      </w:r>
-      <w:proofErr w:type="spellEnd"/>
-    </w:p>
-    <w:p>
-      <w:pPr>
-        <w:pStyle w:val="ListBullet"/>
-        <w:ind w:left="397"/>
-      </w:pPr>
-      <w:r>
-        <w:t>System loads metadata, source PDF binary/document id, and latest project status from SQL Server</w:t>
-      </w:r>
-    </w:p>
-    <w:p>
-      <w:pPr>
-        <w:pStyle w:val="Heading1"/>
-      </w:pPr>
-      <w:r>
-        <w:t>Appendix A. Proposed SQL Server Schema</w:t>
-      </w:r>
-    </w:p>
-    <w:p>
-      <w:pPr>
-        <w:pStyle w:val="NoSpacing"/>
-      </w:pPr>
-      <w:r>
-        <w:t>Projects</w:t>
-      </w:r>
-      <w:r>
-        <w:br/>
-        <w:t xml:space="preserve">- </w:t>
-      </w:r>
-      <w:proofErr w:type="spellStart"/>
-      <w:r>
-        <w:t>ProjectId</w:t>
-      </w:r>
-      <w:proofErr w:type="spellEnd"/>
-      <w:r>
-        <w:t xml:space="preserve"> </w:t>
-      </w:r>
-      <w:proofErr w:type="spellStart"/>
-      <w:r>
-        <w:t>uniqueidentifier</w:t>
-      </w:r>
-      <w:proofErr w:type="spellEnd"/>
-      <w:r>
-        <w:t xml:space="preserve"> primary key</w:t>
-      </w:r>
-      <w:r>
-        <w:br/>
-        <w:t xml:space="preserve">- DisplayName </w:t>
-      </w:r>
-      <w:proofErr w:type="spellStart"/>
-      <w:proofErr w:type="gramStart"/>
-      <w:r>
-        <w:t>nvarchar</w:t>
-      </w:r>
-      <w:proofErr w:type="spellEnd"/>
-      <w:r>
-        <w:t>(</w:t>
-      </w:r>
-      <w:proofErr w:type="gramEnd"/>
-      <w:r>
-        <w:t>255) not null</w:t>
-      </w:r>
-      <w:r>
-        <w:br/>
-        <w:t xml:space="preserve">- </w:t>
-      </w:r>
-      <w:proofErr w:type="spellStart"/>
-      <w:r>
-        <w:t>NormalizedProjectKey</w:t>
-      </w:r>
-      <w:proofErr w:type="spellEnd"/>
-      <w:r>
-        <w:t xml:space="preserve"> </w:t>
-      </w:r>
-      <w:proofErr w:type="spellStart"/>
-      <w:proofErr w:type="gramStart"/>
-      <w:r>
-        <w:t>nvarchar</w:t>
-      </w:r>
-      <w:proofErr w:type="spellEnd"/>
-      <w:r>
-        <w:t>(</w:t>
-      </w:r>
-      <w:proofErr w:type="gramEnd"/>
-      <w:r>
-        <w:t>255) not null unique</w:t>
-      </w:r>
-      <w:r>
-        <w:br/>
-        <w:t xml:space="preserve">- </w:t>
-      </w:r>
-      <w:proofErr w:type="spellStart"/>
-      <w:r>
-        <w:t>SourceFileName</w:t>
-      </w:r>
-      <w:proofErr w:type="spellEnd"/>
-      <w:r>
-        <w:t xml:space="preserve"> </w:t>
-      </w:r>
-      <w:proofErr w:type="spellStart"/>
-      <w:proofErr w:type="gramStart"/>
-      <w:r>
-        <w:t>nvarchar</w:t>
-      </w:r>
-      <w:proofErr w:type="spellEnd"/>
-      <w:r>
-        <w:t>(</w:t>
-      </w:r>
-      <w:proofErr w:type="gramEnd"/>
-      <w:r>
-        <w:t>255) not null</w:t>
-      </w:r>
-      <w:r>
-        <w:br/>
-        <w:t xml:space="preserve">- </w:t>
-      </w:r>
-      <w:proofErr w:type="spellStart"/>
-      <w:r>
-        <w:t>SourceContentType</w:t>
-      </w:r>
-      <w:proofErr w:type="spellEnd"/>
-      <w:r>
-        <w:t xml:space="preserve"> </w:t>
-      </w:r>
-      <w:proofErr w:type="spellStart"/>
-      <w:proofErr w:type="gramStart"/>
-      <w:r>
-        <w:t>nvarchar</w:t>
-      </w:r>
-      <w:proofErr w:type="spellEnd"/>
-      <w:r>
-        <w:t>(</w:t>
-      </w:r>
-      <w:proofErr w:type="gramEnd"/>
-      <w:r>
-        <w:t>100) not null</w:t>
-      </w:r>
-      <w:r>
-        <w:br/>
-        <w:t xml:space="preserve">- </w:t>
-      </w:r>
-      <w:proofErr w:type="spellStart"/>
-      <w:r>
-        <w:t>SourceFileSizeBytes</w:t>
-      </w:r>
-      <w:proofErr w:type="spellEnd"/>
-      <w:r>
-        <w:t xml:space="preserve"> </w:t>
-      </w:r>
-      <w:proofErr w:type="spellStart"/>
-      <w:r>
-        <w:t>bigint</w:t>
-      </w:r>
-      <w:proofErr w:type="spellEnd"/>
-      <w:r>
-        <w:t xml:space="preserve"> not null</w:t>
-      </w:r>
-      <w:r>
-        <w:br/>
-        <w:t xml:space="preserve">- SourceChecksumSha256 </w:t>
-      </w:r>
-      <w:proofErr w:type="gramStart"/>
-      <w:r>
-        <w:t>char(</w:t>
-      </w:r>
-      <w:proofErr w:type="gramEnd"/>
-      <w:r>
-        <w:t>64) null</w:t>
-      </w:r>
-      <w:r>
-        <w:br/>
-        <w:t xml:space="preserve">- </w:t>
-      </w:r>
-      <w:proofErr w:type="spellStart"/>
-      <w:r>
-        <w:t>SourcePdfContent</w:t>
-      </w:r>
-      <w:proofErr w:type="spellEnd"/>
-      <w:r>
-        <w:t xml:space="preserve"> </w:t>
-      </w:r>
-      <w:proofErr w:type="spellStart"/>
-      <w:r>
-        <w:t>varbinary</w:t>
-      </w:r>
-      <w:proofErr w:type="spellEnd"/>
-      <w:r>
-        <w:t>(max) not null</w:t>
-      </w:r>
-      <w:r>
-        <w:br/>
-        <w:t xml:space="preserve">- Status </w:t>
-      </w:r>
-      <w:proofErr w:type="spellStart"/>
-      <w:proofErr w:type="gramStart"/>
-      <w:r>
-        <w:t>nvarchar</w:t>
-      </w:r>
-      <w:proofErr w:type="spellEnd"/>
-      <w:r>
-        <w:t>(</w:t>
-      </w:r>
-      <w:proofErr w:type="gramEnd"/>
-      <w:r>
-        <w:t>50) not null</w:t>
-      </w:r>
-      <w:r>
-        <w:br/>
-        <w:t xml:space="preserve">- </w:t>
-      </w:r>
-      <w:proofErr w:type="spellStart"/>
-      <w:r>
-        <w:t>CreatedAtUtc</w:t>
-      </w:r>
-      <w:proofErr w:type="spellEnd"/>
-      <w:r>
-        <w:t xml:space="preserve"> datetime2 not null</w:t>
-      </w:r>
-      <w:r>
-        <w:br/>
-        <w:t xml:space="preserve">- </w:t>
-      </w:r>
-      <w:proofErr w:type="spellStart"/>
-      <w:r>
-        <w:t>UpdatedAtUtc</w:t>
-      </w:r>
-      <w:proofErr w:type="spellEnd"/>
-      <w:r>
-        <w:t xml:space="preserve"> datetime2 not null</w:t>
+        <w:t xml:space="preserve">- OCR processing (page extraction, jobs, recognition, indexing) remains a future context.</w:t>
       </w:r>
     </w:p>
     <w:sectPr>
@@ -2727,65 +1906,6 @@
 </w:endnotes>
 </file>
 
-<file path=word/footer1.xml><?xml version="1.0" encoding="utf-8"?>
-<w:ftr xmlns:wpc="http://schemas.microsoft.com/office/word/2010/wordprocessingCanvas" xmlns:cx="http://schemas.microsoft.com/office/drawing/2014/chartex" xmlns:cx1="http://schemas.microsoft.com/office/drawing/2015/9/8/chartex" xmlns:cx2="http://schemas.microsoft.com/office/drawing/2015/10/21/chartex" xmlns:cx3="http://schemas.microsoft.com/office/drawing/2016/5/9/chartex" xmlns:cx4="http://schemas.microsoft.com/office/drawing/2016/5/10/chartex" xmlns:cx5="http://schemas.microsoft.com/office/drawing/2016/5/11/chartex" xmlns:cx6="http://schemas.microsoft.com/office/drawing/2016/5/12/chartex" xmlns:cx7="http://schemas.microsoft.com/office/drawing/2016/5/13/chartex" xmlns:cx8="http://schemas.microsoft.com/office/drawing/2016/5/14/chartex" xmlns:mc="http://schemas.openxmlformats.org/markup-compatibility/2006" xmlns:aink="http://schemas.microsoft.com/office/drawing/2016/ink" xmlns:am3d="http://schemas.microsoft.com/office/drawing/2017/model3d" xmlns:o="urn:schemas-microsoft-com:office:office" xmlns:oel="http://schemas.microsoft.com/office/2019/extlst" xmlns:r="http://schemas.openxmlformats.org/officeDocument/2006/relationships" xmlns:m="http://schemas.openxmlformats.org/officeDocument/2006/math" xmlns:v="urn:schemas-microsoft-com:vml" xmlns:wp14="http://schemas.microsoft.com/office/word/2010/wordprocessingDrawing" xmlns:wp="http://schemas.openxmlformats.org/drawingml/2006/wordprocessingDrawing" xmlns:w10="urn:schemas-microsoft-com:office:word" xmlns:w="http://schemas.openxmlformats.org/wordprocessingml/2006/main" xmlns:w14="http://schemas.microsoft.com/office/word/2010/wordml" xmlns:w15="http://schemas.microsoft.com/office/word/2012/wordml" xmlns:w16cex="http://schemas.microsoft.com/office/word/2018/wordml/cex" xmlns:w16cid="http://schemas.microsoft.com/office/word/2016/wordml/cid" xmlns:w16="http://schemas.microsoft.com/office/word/2018/wordml" xmlns:w16du="http://schemas.microsoft.com/office/word/2023/wordml/word16du" xmlns:w16sdtdh="http://schemas.microsoft.com/office/word/2020/wordml/sdtdatahash" xmlns:w16sdtfl="http://schemas.microsoft.com/office/word/2024/wordml/sdtformatlock" xmlns:w16se="http://schemas.microsoft.com/office/word/2015/wordml/symex" xmlns:wpg="http://schemas.microsoft.com/office/word/2010/wordprocessingGroup" xmlns:wpi="http://schemas.microsoft.com/office/word/2010/wordprocessingInk" xmlns:wne="http://schemas.microsoft.com/office/word/2006/wordml" xmlns:wps="http://schemas.microsoft.com/office/word/2010/wordprocessingShape" mc:Ignorable="w14 w15 w16se w16cid w16 w16cex w16sdtdh w16sdtfl w16du wp14">
-  <w:p>
-    <w:pPr>
-      <w:pStyle w:val="Footer"/>
-      <w:jc w:val="center"/>
-    </w:pPr>
-    <w:r>
-      <w:rPr>
-        <w:sz w:val="18"/>
-      </w:rPr>
-      <w:t xml:space="preserve">development-plan.docx | </w:t>
-    </w:r>
-    <w:r>
-      <w:fldChar w:fldCharType="begin"/>
-    </w:r>
-    <w:r>
-      <w:instrText>PAGE</w:instrText>
-    </w:r>
-    <w:r>
-      <w:fldChar w:fldCharType="separate"/>
-    </w:r>
-    <w:r>
-      <w:rPr>
-        <w:noProof/>
-      </w:rPr>
-      <w:t>1</w:t>
-    </w:r>
-    <w:r>
-      <w:fldChar w:fldCharType="end"/>
-    </w:r>
-    <w:r>
-      <w:rPr>
-        <w:sz w:val="18"/>
-      </w:rPr>
-      <w:t xml:space="preserve">development-plan.docx | </w:t>
-    </w:r>
-    <w:r>
-      <w:fldChar w:fldCharType="begin"/>
-    </w:r>
-    <w:r>
-      <w:instrText>PAGE</w:instrText>
-    </w:r>
-    <w:r>
-      <w:fldChar w:fldCharType="separate"/>
-    </w:r>
-    <w:r>
-      <w:rPr>
-        <w:noProof/>
-      </w:rPr>
-      <w:t>1</w:t>
-    </w:r>
-    <w:r>
-      <w:fldChar w:fldCharType="end"/>
-    </w:r>
-  </w:p>
-</w:ftr>
-</file>
-
 <file path=word/footnotes.xml><?xml version="1.0" encoding="utf-8"?>
 <w:footnotes xmlns:wpc="http://schemas.microsoft.com/office/word/2010/wordprocessingCanvas" xmlns:cx="http://schemas.microsoft.com/office/drawing/2014/chartex" xmlns:cx1="http://schemas.microsoft.com/office/drawing/2015/9/8/chartex" xmlns:cx2="http://schemas.microsoft.com/office/drawing/2015/10/21/chartex" xmlns:cx3="http://schemas.microsoft.com/office/drawing/2016/5/9/chartex" xmlns:cx4="http://schemas.microsoft.com/office/drawing/2016/5/10/chartex" xmlns:cx5="http://schemas.microsoft.com/office/drawing/2016/5/11/chartex" xmlns:cx6="http://schemas.microsoft.com/office/drawing/2016/5/12/chartex" xmlns:cx7="http://schemas.microsoft.com/office/drawing/2016/5/13/chartex" xmlns:cx8="http://schemas.microsoft.com/office/drawing/2016/5/14/chartex" xmlns:mc="http://schemas.openxmlformats.org/markup-compatibility/2006" xmlns:aink="http://schemas.microsoft.com/office/drawing/2016/ink" xmlns:am3d="http://schemas.microsoft.com/office/drawing/2017/model3d" xmlns:o="urn:schemas-microsoft-com:office:office" xmlns:oel="http://schemas.microsoft.com/office/2019/extlst" xmlns:r="http://schemas.openxmlformats.org/officeDocument/2006/relationships" xmlns:m="http://schemas.openxmlformats.org/officeDocument/2006/math" xmlns:v="urn:schemas-microsoft-com:vml" xmlns:wp14="http://schemas.microsoft.com/office/word/2010/wordprocessingDrawing" xmlns:wp="http://schemas.openxmlformats.org/drawingml/2006/wordprocessingDrawing" xmlns:w10="urn:schemas-microsoft-com:office:word" xmlns:w="http://schemas.openxmlformats.org/wordprocessingml/2006/main" xmlns:w14="http://schemas.microsoft.com/office/word/2010/wordml" xmlns:w15="http://schemas.microsoft.com/office/word/2012/wordml" xmlns:w16cex="http://schemas.microsoft.com/office/word/2018/wordml/cex" xmlns:w16cid="http://schemas.microsoft.com/office/word/2016/wordml/cid" xmlns:w16="http://schemas.microsoft.com/office/word/2018/wordml" xmlns:w16du="http://schemas.microsoft.com/office/word/2023/wordml/word16du" xmlns:w16sdtdh="http://schemas.microsoft.com/office/word/2020/wordml/sdtdatahash" xmlns:w16sdtfl="http://schemas.microsoft.com/office/word/2024/wordml/sdtformatlock" xmlns:w16se="http://schemas.microsoft.com/office/word/2015/wordml/symex" xmlns:wpg="http://schemas.microsoft.com/office/word/2010/wordprocessingGroup" xmlns:wpi="http://schemas.microsoft.com/office/word/2010/wordprocessingInk" xmlns:wne="http://schemas.microsoft.com/office/word/2006/wordml" xmlns:wps="http://schemas.microsoft.com/office/word/2010/wordprocessingShape" mc:Ignorable="w14 w15 w16se w16cid w16 w16cex w16sdtdh w16sdtfl w16du wp14">
   <w:footnote w:type="separator" w:id="-1">
@@ -2809,49 +1929,6 @@
     </w:p>
   </w:footnote>
 </w:footnotes>
-</file>
-
-<file path=word/header1.xml><?xml version="1.0" encoding="utf-8"?>
-<w:hdr xmlns:wpc="http://schemas.microsoft.com/office/word/2010/wordprocessingCanvas" xmlns:cx="http://schemas.microsoft.com/office/drawing/2014/chartex" xmlns:cx1="http://schemas.microsoft.com/office/drawing/2015/9/8/chartex" xmlns:cx2="http://schemas.microsoft.com/office/drawing/2015/10/21/chartex" xmlns:cx3="http://schemas.microsoft.com/office/drawing/2016/5/9/chartex" xmlns:cx4="http://schemas.microsoft.com/office/drawing/2016/5/10/chartex" xmlns:cx5="http://schemas.microsoft.com/office/drawing/2016/5/11/chartex" xmlns:cx6="http://schemas.microsoft.com/office/drawing/2016/5/12/chartex" xmlns:cx7="http://schemas.microsoft.com/office/drawing/2016/5/13/chartex" xmlns:cx8="http://schemas.microsoft.com/office/drawing/2016/5/14/chartex" xmlns:mc="http://schemas.openxmlformats.org/markup-compatibility/2006" xmlns:aink="http://schemas.microsoft.com/office/drawing/2016/ink" xmlns:am3d="http://schemas.microsoft.com/office/drawing/2017/model3d" xmlns:o="urn:schemas-microsoft-com:office:office" xmlns:oel="http://schemas.microsoft.com/office/2019/extlst" xmlns:r="http://schemas.openxmlformats.org/officeDocument/2006/relationships" xmlns:m="http://schemas.openxmlformats.org/officeDocument/2006/math" xmlns:v="urn:schemas-microsoft-com:vml" xmlns:wp14="http://schemas.microsoft.com/office/word/2010/wordprocessingDrawing" xmlns:wp="http://schemas.openxmlformats.org/drawingml/2006/wordprocessingDrawing" xmlns:w10="urn:schemas-microsoft-com:office:word" xmlns:w="http://schemas.openxmlformats.org/wordprocessingml/2006/main" xmlns:w14="http://schemas.microsoft.com/office/word/2010/wordml" xmlns:w15="http://schemas.microsoft.com/office/word/2012/wordml" xmlns:w16cex="http://schemas.microsoft.com/office/word/2018/wordml/cex" xmlns:w16cid="http://schemas.microsoft.com/office/word/2016/wordml/cid" xmlns:w16="http://schemas.microsoft.com/office/word/2018/wordml" xmlns:w16du="http://schemas.microsoft.com/office/word/2023/wordml/word16du" xmlns:w16sdtdh="http://schemas.microsoft.com/office/word/2020/wordml/sdtdatahash" xmlns:w16sdtfl="http://schemas.microsoft.com/office/word/2024/wordml/sdtformatlock" xmlns:w16se="http://schemas.microsoft.com/office/word/2015/wordml/symex" xmlns:wpg="http://schemas.microsoft.com/office/word/2010/wordprocessingGroup" xmlns:wpi="http://schemas.microsoft.com/office/word/2010/wordprocessingInk" xmlns:wne="http://schemas.microsoft.com/office/word/2006/wordml" xmlns:wps="http://schemas.microsoft.com/office/word/2010/wordprocessingShape" mc:Ignorable="w14 w15 w16se w16cid w16 w16cex w16sdtdh w16sdtfl w16du wp14">
-  <w:p>
-    <w:pPr>
-      <w:pStyle w:val="Header"/>
-      <w:jc w:val="right"/>
-    </w:pPr>
-    <w:proofErr w:type="spellStart"/>
-    <w:r>
-      <w:rPr>
-        <w:color w:val="646464"/>
-        <w:sz w:val="18"/>
-      </w:rPr>
-      <w:t>NewOCR</w:t>
-    </w:r>
-    <w:proofErr w:type="spellEnd"/>
-    <w:r>
-      <w:rPr>
-        <w:color w:val="646464"/>
-        <w:sz w:val="18"/>
-      </w:rPr>
-      <w:t xml:space="preserve"> Web Development </w:t>
-    </w:r>
-    <w:proofErr w:type="spellStart"/>
-    <w:r>
-      <w:rPr>
-        <w:color w:val="646464"/>
-        <w:sz w:val="18"/>
-      </w:rPr>
-      <w:t>PlanNewOCR</w:t>
-    </w:r>
-    <w:proofErr w:type="spellEnd"/>
-    <w:r>
-      <w:rPr>
-        <w:color w:val="646464"/>
-        <w:sz w:val="18"/>
-      </w:rPr>
-      <w:t xml:space="preserve"> Web Development Plan</w:t>
-    </w:r>
-  </w:p>
-</w:hdr>
 </file>
 
 <file path=word/numbering.xml><?xml version="1.0" encoding="utf-8"?>
@@ -3027,6 +2104,118 @@
       </w:rPr>
     </w:lvl>
   </w:abstractNum>
+  <w:abstractNum w:abstractNumId="9" w15:restartNumberingAfterBreak="0">
+    <w:nsid w:val="75E525B4"/>
+    <w:multiLevelType w:val="hybridMultilevel"/>
+    <w:tmpl w:val="3E300FE4"/>
+    <w:lvl w:ilvl="0" w:tplc="0A662830">
+      <w:numFmt w:val="bullet"/>
+      <w:lvlText w:val="-"/>
+      <w:lvlJc w:val="left"/>
+      <w:pPr>
+        <w:ind w:left="720" w:hanging="360"/>
+      </w:pPr>
+      <w:rPr>
+        <w:rFonts w:ascii="Bai Jamjuree" w:eastAsia="Bai Jamjuree" w:hAnsi="Bai Jamjuree" w:cstheme="minorBidi" w:hint="default"/>
+      </w:rPr>
+    </w:lvl>
+    <w:lvl w:ilvl="1" w:tplc="04090003" w:tentative="1">
+      <w:start w:val="1"/>
+      <w:numFmt w:val="bullet"/>
+      <w:lvlText w:val="o"/>
+      <w:lvlJc w:val="left"/>
+      <w:pPr>
+        <w:ind w:left="1440" w:hanging="360"/>
+      </w:pPr>
+      <w:rPr>
+        <w:rFonts w:ascii="Courier New" w:hAnsi="Courier New" w:cs="Courier New" w:hint="default"/>
+      </w:rPr>
+    </w:lvl>
+    <w:lvl w:ilvl="2" w:tplc="04090005" w:tentative="1">
+      <w:start w:val="1"/>
+      <w:numFmt w:val="bullet"/>
+      <w:lvlText w:val=""/>
+      <w:lvlJc w:val="left"/>
+      <w:pPr>
+        <w:ind w:left="2160" w:hanging="360"/>
+      </w:pPr>
+      <w:rPr>
+        <w:rFonts w:ascii="Wingdings" w:hAnsi="Wingdings" w:hint="default"/>
+      </w:rPr>
+    </w:lvl>
+    <w:lvl w:ilvl="3" w:tplc="04090001" w:tentative="1">
+      <w:start w:val="1"/>
+      <w:numFmt w:val="bullet"/>
+      <w:lvlText w:val=""/>
+      <w:lvlJc w:val="left"/>
+      <w:pPr>
+        <w:ind w:left="2880" w:hanging="360"/>
+      </w:pPr>
+      <w:rPr>
+        <w:rFonts w:ascii="Symbol" w:hAnsi="Symbol" w:hint="default"/>
+      </w:rPr>
+    </w:lvl>
+    <w:lvl w:ilvl="4" w:tplc="04090003" w:tentative="1">
+      <w:start w:val="1"/>
+      <w:numFmt w:val="bullet"/>
+      <w:lvlText w:val="o"/>
+      <w:lvlJc w:val="left"/>
+      <w:pPr>
+        <w:ind w:left="3600" w:hanging="360"/>
+      </w:pPr>
+      <w:rPr>
+        <w:rFonts w:ascii="Courier New" w:hAnsi="Courier New" w:cs="Courier New" w:hint="default"/>
+      </w:rPr>
+    </w:lvl>
+    <w:lvl w:ilvl="5" w:tplc="04090005" w:tentative="1">
+      <w:start w:val="1"/>
+      <w:numFmt w:val="bullet"/>
+      <w:lvlText w:val=""/>
+      <w:lvlJc w:val="left"/>
+      <w:pPr>
+        <w:ind w:left="4320" w:hanging="360"/>
+      </w:pPr>
+      <w:rPr>
+        <w:rFonts w:ascii="Wingdings" w:hAnsi="Wingdings" w:hint="default"/>
+      </w:rPr>
+    </w:lvl>
+    <w:lvl w:ilvl="6" w:tplc="04090001" w:tentative="1">
+      <w:start w:val="1"/>
+      <w:numFmt w:val="bullet"/>
+      <w:lvlText w:val=""/>
+      <w:lvlJc w:val="left"/>
+      <w:pPr>
+        <w:ind w:left="5040" w:hanging="360"/>
+      </w:pPr>
+      <w:rPr>
+        <w:rFonts w:ascii="Symbol" w:hAnsi="Symbol" w:hint="default"/>
+      </w:rPr>
+    </w:lvl>
+    <w:lvl w:ilvl="7" w:tplc="04090003" w:tentative="1">
+      <w:start w:val="1"/>
+      <w:numFmt w:val="bullet"/>
+      <w:lvlText w:val="o"/>
+      <w:lvlJc w:val="left"/>
+      <w:pPr>
+        <w:ind w:left="5760" w:hanging="360"/>
+      </w:pPr>
+      <w:rPr>
+        <w:rFonts w:ascii="Courier New" w:hAnsi="Courier New" w:cs="Courier New" w:hint="default"/>
+      </w:rPr>
+    </w:lvl>
+    <w:lvl w:ilvl="8" w:tplc="04090005" w:tentative="1">
+      <w:start w:val="1"/>
+      <w:numFmt w:val="bullet"/>
+      <w:lvlText w:val=""/>
+      <w:lvlJc w:val="left"/>
+      <w:pPr>
+        <w:ind w:left="6480" w:hanging="360"/>
+      </w:pPr>
+      <w:rPr>
+        <w:rFonts w:ascii="Wingdings" w:hAnsi="Wingdings" w:hint="default"/>
+      </w:rPr>
+    </w:lvl>
+  </w:abstractNum>
   <w:num w:numId="1" w16cid:durableId="1953592502">
     <w:abstractNumId w:val="8"/>
   </w:num>
@@ -3053,6 +2242,9 @@
   </w:num>
   <w:num w:numId="9" w16cid:durableId="1844054315">
     <w:abstractNumId w:val="0"/>
+  </w:num>
+  <w:num w:numId="10" w16cid:durableId="567032848">
+    <w:abstractNumId w:val="9"/>
   </w:num>
 </w:numbering>
 </file>

--- a/development-plan.docx
+++ b/development-plan.docx
@@ -17,42 +17,8 @@
       </w:pPr>
       <w:r>
         <w:t>Document design - current phase</w:t>
-      </w:r>
-      <w:r>
         <w:br/>
-        <w:t xml:space="preserve">Target stack: DDD, ASP.NET Core Web API (.NET 10), </w:t>
-      </w:r>
-      <w:proofErr w:type="spellStart"/>
-      <w:r>
-        <w:t>MediatR</w:t>
-      </w:r>
-      <w:proofErr w:type="spellEnd"/>
-      <w:r>
-        <w:t xml:space="preserve">, </w:t>
-      </w:r>
-      <w:proofErr w:type="spellStart"/>
-      <w:r>
-        <w:t>FastEndpoints</w:t>
-      </w:r>
-      <w:proofErr w:type="spellEnd"/>
-      <w:r>
-        <w:t xml:space="preserve">, CQRS, SQL Server, ASP.NET Core BFF (.NET 10), Angular 22 + Angular Material, </w:t>
-      </w:r>
-      <w:proofErr w:type="spellStart"/>
-      <w:r>
-        <w:t>xUnit</w:t>
-      </w:r>
-      <w:proofErr w:type="spellEnd"/>
-      <w:r>
-        <w:t xml:space="preserve">, </w:t>
-      </w:r>
-      <w:proofErr w:type="spellStart"/>
-      <w:r>
-        <w:t>Moq</w:t>
-      </w:r>
-      <w:proofErr w:type="spellEnd"/>
-      <w:r>
-        <w:t>, Playwright, Docker Image CI/CD</w:t>
+        <w:t xml:space="preserve">Target stack: DDD, ASP.NET Core Web API (.NET 10), MediatR, FastEndpoints, CQRS, SQL Server, ASP.NET Core BFF (.NET 10), Angular 22 + Angular Material, xUnit, Moq, Playwright, Docker Image CI/CD</w:t>
       </w:r>
     </w:p>
     <w:p>
@@ -1561,6 +1527,34 @@
     </w:p>
     <w:p>
       <w:pPr>
+        <w:pStyle w:val="Heading2"/>
+      </w:pPr>
+      <w:r>
+        <w:t xml:space="preserve">4.9 Diagnostics.* (src/Shared) - Implemented</w:t>
+      </w:r>
+    </w:p>
+    <w:p>
+      <w:r>
+        <w:t xml:space="preserve">Responsibility: reusable, product-neutral observability library (root namespace Diagnostics.*, zero dependency on OCRWeb.*) built on NLog, per docs/diagnostics-logging-design.md. Not a bounded context - a shared technical concern like OCRWeb.Pdf, but reusable across solutions so it is developed under src/Shared rather than src/Backend.</w:t>
+      </w:r>
+    </w:p>
+    <w:p>
+      <w:r>
+        <w:t xml:space="preserve">Projects: Diagnostics.Abstractions (ports - ICorrelationContext/CorrelationContext, ITransactionLogger, ITransactionScope, TransactionRecord, DiagnosticsOptions; no NLog/EF/ASP.NET dependency); Diagnostics.NLog (DbConfigProvider reads NLog rules from the DB via Dapper, EnvironmentCategoryResolver, LogsTarget and TransactionsTarget custom targets that batch to SqlBulkCopy, AddDiagnostics DI extension); Diagnostics.AspNetCore (CorrelationIdMiddleware, TransactionMiddleware, CorrelationIdDelegatingHandler, UseDiagnostics - optional per consumer).</w:t>
+      </w:r>
+    </w:p>
+    <w:p>
+      <w:r>
+        <w:t xml:space="preserve">Database: separate DiagnosticLogs database (own connection string, so logging load never contends with OCRWeb) with Environments, Configurations, Categories, Logs, and Transactions tables - see docs/diagnostics-logs-schema.sql.</w:t>
+      </w:r>
+    </w:p>
+    <w:p>
+      <w:r>
+        <w:t xml:space="preserve">Wired into OCRWeb.API: AddDiagnostics/AddDiagnosticsAspNetCore in Program.cs, app.UseDiagnostics() in the pipeline, ConnectionStrings:DiagnosticLogs and a Diagnostics:LoggerName/EnvironmentName section in appsettings. Implementation note: DbConfigProvider parses only the DB XML's &lt;rules&gt; section (minlevel per logger name); the two custom targets are constructed in code with injected dependencies rather than from XML &lt;targets&gt;.</w:t>
+      </w:r>
+    </w:p>
+    <w:p>
+      <w:pPr>
         <w:pStyle w:val="Heading1"/>
       </w:pPr>
       <w:r>

--- a/development-plan.docx
+++ b/development-plan.docx
@@ -1,5 +1,27 @@
 
-<file path=word/document.xml><?xml version="1.0" encoding="utf-8"?>
+<file path=docProps\app.xml><?xml version="1.0" encoding="utf-8"?>
+<Properties xmlns="http://schemas.openxmlformats.org/officeDocument/2006/extended-properties" xmlns:vt="http://schemas.openxmlformats.org/officeDocument/2006/docPropsVTypes"/>
+</file>
+
+<file path=docProps\core.xml><?xml version="1.0" encoding="utf-8"?>
+<cp:coreProperties xmlns:cp="http://schemas.openxmlformats.org/package/2006/metadata/core-properties" xmlns:dc="http://purl.org/dc/elements/1.1/" xmlns:dcterms="http://purl.org/dc/terms/" xmlns:dcmitype="http://purl.org/dc/dcmitype/" xmlns:xsi="http://www.w3.org/2001/XMLSchema-instance">
+  <dc:creator>Un-named</dc:creator>
+  <cp:lastModifiedBy>Un-named</cp:lastModifiedBy>
+  <cp:revision>1</cp:revision>
+  <dcterms:created xsi:type="dcterms:W3CDTF">2026-07-18T13:56:26.009Z</dcterms:created>
+  <dcterms:modified xsi:type="dcterms:W3CDTF">2026-07-18T13:56:26.009Z</dcterms:modified>
+</cp:coreProperties>
+</file>
+
+<file path=docProps\custom.xml><?xml version="1.0" encoding="utf-8"?>
+<Properties xmlns="http://schemas.openxmlformats.org/officeDocument/2006/custom-properties" xmlns:vt="http://schemas.openxmlformats.org/officeDocument/2006/docPropsVTypes"/>
+</file>
+
+<file path=word\comments.xml><?xml version="1.0" encoding="utf-8"?>
+<w:comments xmlns:cx="http://schemas.microsoft.com/office/drawing/2014/chartex" xmlns:cx1="http://schemas.microsoft.com/office/drawing/2015/9/8/chartex" xmlns:cx2="http://schemas.microsoft.com/office/drawing/2015/10/21/chartex" xmlns:cx3="http://schemas.microsoft.com/office/drawing/2016/5/9/chartex" xmlns:cx4="http://schemas.microsoft.com/office/drawing/2016/5/10/chartex" xmlns:cx5="http://schemas.microsoft.com/office/drawing/2016/5/11/chartex" xmlns:cx6="http://schemas.microsoft.com/office/drawing/2016/5/12/chartex" xmlns:cx7="http://schemas.microsoft.com/office/drawing/2016/5/13/chartex" xmlns:cx8="http://schemas.microsoft.com/office/drawing/2016/5/14/chartex" xmlns:mc="http://schemas.openxmlformats.org/markup-compatibility/2006" xmlns:aink="http://schemas.microsoft.com/office/drawing/2016/ink" xmlns:am3d="http://schemas.microsoft.com/office/drawing/2017/model3d" xmlns:o="urn:schemas-microsoft-com:office:office" xmlns:r="http://schemas.openxmlformats.org/officeDocument/2006/relationships" xmlns:m="http://schemas.openxmlformats.org/officeDocument/2006/math" xmlns:v="urn:schemas-microsoft-com:vml" xmlns:wp14="http://schemas.microsoft.com/office/word/2010/wordprocessingDrawing" xmlns:wp="http://schemas.openxmlformats.org/drawingml/2006/wordprocessingDrawing" xmlns:w10="urn:schemas-microsoft-com:office:word" xmlns:w="http://schemas.openxmlformats.org/wordprocessingml/2006/main" xmlns:w14="http://schemas.microsoft.com/office/word/2010/wordml" xmlns:w15="http://schemas.microsoft.com/office/word/2012/wordml" xmlns:w16cex="http://schemas.microsoft.com/office/word/2018/wordml/cex" xmlns:w16cid="http://schemas.microsoft.com/office/word/2016/wordml/cid" xmlns:w16="http://schemas.microsoft.com/office/word/2018/wordml" xmlns:w16sdtdh="http://schemas.microsoft.com/office/word/2020/wordml/sdtdatahash" xmlns:w16se="http://schemas.microsoft.com/office/word/2015/wordml/symex" xmlns:wpg="http://schemas.microsoft.com/office/word/2010/wordprocessingGroup" xmlns:wpi="http://schemas.microsoft.com/office/word/2010/wordprocessingInk" xmlns:wne="http://schemas.microsoft.com/office/word/2006/wordml" xmlns:wps="http://schemas.microsoft.com/office/word/2010/wordprocessingShape"/>
+</file>
+
+<file path=word\document.xml><?xml version="1.0" encoding="utf-8"?>
 <w:document xmlns:wpc="http://schemas.microsoft.com/office/word/2010/wordprocessingCanvas" xmlns:mc="http://schemas.openxmlformats.org/markup-compatibility/2006" xmlns:o="urn:schemas-microsoft-com:office:office" xmlns:r="http://schemas.openxmlformats.org/officeDocument/2006/relationships" xmlns:m="http://schemas.openxmlformats.org/officeDocument/2006/math" xmlns:v="urn:schemas-microsoft-com:vml" xmlns:wp14="http://schemas.microsoft.com/office/word/2010/wordprocessingDrawing" xmlns:wp="http://schemas.openxmlformats.org/drawingml/2006/wordprocessingDrawing" xmlns:w10="urn:schemas-microsoft-com:office:word" xmlns:w="http://schemas.openxmlformats.org/wordprocessingml/2006/main" xmlns:w14="http://schemas.microsoft.com/office/word/2010/wordml" xmlns:w15="http://schemas.microsoft.com/office/word/2012/wordml" xmlns:wpg="http://schemas.microsoft.com/office/word/2010/wordprocessingGroup" xmlns:wpi="http://schemas.microsoft.com/office/word/2010/wordprocessingInk" xmlns:wne="http://schemas.microsoft.com/office/word/2006/wordml" xmlns:wps="http://schemas.microsoft.com/office/word/2010/wordprocessingShape" xmlns:cx="http://schemas.microsoft.com/office/drawing/2014/chartex" xmlns:cx1="http://schemas.microsoft.com/office/drawing/2015/9/8/chartex" xmlns:cx2="http://schemas.microsoft.com/office/drawing/2015/10/21/chartex" xmlns:cx3="http://schemas.microsoft.com/office/drawing/2016/5/9/chartex" xmlns:cx4="http://schemas.microsoft.com/office/drawing/2016/5/10/chartex" xmlns:cx5="http://schemas.microsoft.com/office/drawing/2016/5/11/chartex" xmlns:cx6="http://schemas.microsoft.com/office/drawing/2016/5/12/chartex" xmlns:cx7="http://schemas.microsoft.com/office/drawing/2016/5/13/chartex" xmlns:cx8="http://schemas.microsoft.com/office/drawing/2016/5/14/chartex" xmlns:aink="http://schemas.microsoft.com/office/drawing/2016/ink" xmlns:am3d="http://schemas.microsoft.com/office/drawing/2017/model3d" xmlns:w16cex="http://schemas.microsoft.com/office/word/2018/wordml/cex" xmlns:w16cid="http://schemas.microsoft.com/office/word/2016/wordml/cid" xmlns:w16="http://schemas.microsoft.com/office/word/2018/wordml" xmlns:w16sdtdh="http://schemas.microsoft.com/office/word/2020/wordml/sdtdatahash" xmlns:w16se="http://schemas.microsoft.com/office/word/2015/wordml/symex" mc:Ignorable="w14 w15 wp14">
   <w:body>
     <w:p>
@@ -2724,15 +2746,15 @@
         <w:spacing w:after="120" w:before="260"/>
       </w:pPr>
       <w:r>
-        <w:t xml:space="preserve">4.10 Diagnostics.* (src/Shared) - Implemented</w:t>
-      </w:r>
-    </w:p>
-    <w:p>
-      <w:pPr>
-        <w:spacing w:after="140"/>
-      </w:pPr>
-      <w:r>
-        <w:t xml:space="preserve">Responsibility: reusable, product-neutral observability library (root namespace Diagnostics.*, zero dependency on OCRWeb.*) built on NLog, per docs/diagnostics-logging-design.md. Not a bounded context - a shared technical concern like OCRWeb.Pdf, but reusable across solutions so it is developed under src/Shared rather than src/Backend.</w:t>
+        <w:t xml:space="preserve">4.10 Diagnostics.* (external NuGet package - DiagnosticLog repo) - Implemented</w:t>
+      </w:r>
+    </w:p>
+    <w:p>
+      <w:pPr>
+        <w:spacing w:after="140"/>
+      </w:pPr>
+      <w:r>
+        <w:t xml:space="preserve">Responsibility: reusable, product-neutral observability library (root namespace Diagnostics.*, zero dependency on OCRWeb.*) built on NLog, per the design doc now living in the separate DiagnosticLog repo. Not a bounded context - a shared technical concern like OCRWeb.Pdf, but reusable across solutions; originally developed in-repo under src/Shared, now extracted into its own repo (DiagnosticLog) and consumed by OCRWeb as a NuGet package.</w:t>
       </w:r>
     </w:p>
     <w:p>
@@ -2748,7 +2770,7 @@
         <w:spacing w:after="140"/>
       </w:pPr>
       <w:r>
-        <w:t xml:space="preserve">Database: separate DiagnosticLogs database (own connection string, so logging load never contends with OCRWeb) with Environments, Configurations, Categories, Logs, and Transactions tables - see docs/diagnostics-logs-schema.sql.</w:t>
+        <w:t xml:space="preserve">Database: separate DiagnosticLogs database (own connection string, so logging load never contends with OCRWeb) with Environments, Configurations, Categories, Logs, and Transactions tables - see diagnostics-logs-schema.sql in the DiagnosticLog repo (no longer in this repo's docs/).</w:t>
       </w:r>
     </w:p>
     <w:p>
@@ -2757,6 +2779,14 @@
       </w:pPr>
       <w:r>
         <w:t xml:space="preserve">Wired into OCRWeb.API: AddDiagnostics/AddDiagnosticsAspNetCore in Program.cs, app.UseDiagnostics() in the pipeline, ConnectionStrings:DiagnosticLogs and a Diagnostics:LoggerName/EnvironmentName section in appsettings. ICorrelationContext now also tracks the current user (CurrentUser/SetUser), so line logs written inside a transaction scope inherit sUser automatically, not just sTransactionId/iCategoryId/sCorrelationId. Implementation note: DbConfigProvider parses only the DB XML's &lt;rules&gt; section (minlevel per logger name); the two custom targets are constructed in code with injected dependencies rather than from XML &lt;targets&gt;.</w:t>
+      </w:r>
+    </w:p>
+    <w:p>
+      <w:pPr>
+        <w:spacing w:after="140"/>
+      </w:pPr>
+      <w:r>
+        <w:t xml:space="preserve">Now referenced via NuGet PackageReference (Diagnostics.Abstractions/.NLog/.AspNetCore, version 0.1.0) rather than ProjectReference; restored from a temporary local folder feed until published to nuget.org.</w:t>
       </w:r>
     </w:p>
     <w:p>
@@ -3273,11 +3303,7 @@
 </w:document>
 </file>
 
-<file path=word/comments.xml><?xml version="1.0" encoding="utf-8"?>
-<w:comments xmlns:cx="http://schemas.microsoft.com/office/drawing/2014/chartex" xmlns:cx1="http://schemas.microsoft.com/office/drawing/2015/9/8/chartex" xmlns:cx2="http://schemas.microsoft.com/office/drawing/2015/10/21/chartex" xmlns:cx3="http://schemas.microsoft.com/office/drawing/2016/5/9/chartex" xmlns:cx4="http://schemas.microsoft.com/office/drawing/2016/5/10/chartex" xmlns:cx5="http://schemas.microsoft.com/office/drawing/2016/5/11/chartex" xmlns:cx6="http://schemas.microsoft.com/office/drawing/2016/5/12/chartex" xmlns:cx7="http://schemas.microsoft.com/office/drawing/2016/5/13/chartex" xmlns:cx8="http://schemas.microsoft.com/office/drawing/2016/5/14/chartex" xmlns:mc="http://schemas.openxmlformats.org/markup-compatibility/2006" xmlns:aink="http://schemas.microsoft.com/office/drawing/2016/ink" xmlns:am3d="http://schemas.microsoft.com/office/drawing/2017/model3d" xmlns:o="urn:schemas-microsoft-com:office:office" xmlns:r="http://schemas.openxmlformats.org/officeDocument/2006/relationships" xmlns:m="http://schemas.openxmlformats.org/officeDocument/2006/math" xmlns:v="urn:schemas-microsoft-com:vml" xmlns:wp14="http://schemas.microsoft.com/office/word/2010/wordprocessingDrawing" xmlns:wp="http://schemas.openxmlformats.org/drawingml/2006/wordprocessingDrawing" xmlns:w10="urn:schemas-microsoft-com:office:word" xmlns:w="http://schemas.openxmlformats.org/wordprocessingml/2006/main" xmlns:w14="http://schemas.microsoft.com/office/word/2010/wordml" xmlns:w15="http://schemas.microsoft.com/office/word/2012/wordml" xmlns:w16cex="http://schemas.microsoft.com/office/word/2018/wordml/cex" xmlns:w16cid="http://schemas.microsoft.com/office/word/2016/wordml/cid" xmlns:w16="http://schemas.microsoft.com/office/word/2018/wordml" xmlns:w16sdtdh="http://schemas.microsoft.com/office/word/2020/wordml/sdtdatahash" xmlns:w16se="http://schemas.microsoft.com/office/word/2015/wordml/symex" xmlns:wpg="http://schemas.microsoft.com/office/word/2010/wordprocessingGroup" xmlns:wpi="http://schemas.microsoft.com/office/word/2010/wordprocessingInk" xmlns:wne="http://schemas.microsoft.com/office/word/2006/wordml" xmlns:wps="http://schemas.microsoft.com/office/word/2010/wordprocessingShape"/>
-</file>
-
-<file path=word/endnotes.xml><?xml version="1.0" encoding="utf-8"?>
+<file path=word\endnotes.xml><?xml version="1.0" encoding="utf-8"?>
 <w:endnotes xmlns:wpc="http://schemas.microsoft.com/office/word/2010/wordprocessingCanvas" xmlns:mc="http://schemas.openxmlformats.org/markup-compatibility/2006" xmlns:o="urn:schemas-microsoft-com:office:office" xmlns:r="http://schemas.openxmlformats.org/officeDocument/2006/relationships" xmlns:m="http://schemas.openxmlformats.org/officeDocument/2006/math" xmlns:v="urn:schemas-microsoft-com:vml" xmlns:wp14="http://schemas.microsoft.com/office/word/2010/wordprocessingDrawing" xmlns:wp="http://schemas.openxmlformats.org/drawingml/2006/wordprocessingDrawing" xmlns:w10="urn:schemas-microsoft-com:office:word" xmlns:w="http://schemas.openxmlformats.org/wordprocessingml/2006/main" xmlns:w14="http://schemas.microsoft.com/office/word/2010/wordml" xmlns:w15="http://schemas.microsoft.com/office/word/2012/wordml" xmlns:wpg="http://schemas.microsoft.com/office/word/2010/wordprocessingGroup" xmlns:wpi="http://schemas.microsoft.com/office/word/2010/wordprocessingInk" xmlns:wne="http://schemas.microsoft.com/office/word/2006/wordml" xmlns:wps="http://schemas.microsoft.com/office/word/2010/wordprocessingShape" mc:Ignorable="w14 w15 wp14">
   <w:endnote w:type="separator" w:id="-1">
     <w:p>
@@ -3314,7 +3340,11 @@
 </w:endnotes>
 </file>
 
-<file path=word/footnotes.xml><?xml version="1.0" encoding="utf-8"?>
+<file path=word\fontTable.xml><?xml version="1.0" encoding="utf-8"?>
+<w:fonts xmlns:mc="http://schemas.openxmlformats.org/markup-compatibility/2006" xmlns:r="http://schemas.openxmlformats.org/officeDocument/2006/relationships" xmlns:w="http://schemas.openxmlformats.org/wordprocessingml/2006/main" xmlns:w14="http://schemas.microsoft.com/office/word/2010/wordml" xmlns:w15="http://schemas.microsoft.com/office/word/2012/wordml" xmlns:w16cex="http://schemas.microsoft.com/office/word/2018/wordml/cex" xmlns:w16cid="http://schemas.microsoft.com/office/word/2016/wordml/cid" xmlns:w16="http://schemas.microsoft.com/office/word/2018/wordml" xmlns:w16sdtdh="http://schemas.microsoft.com/office/word/2020/wordml/sdtdatahash" xmlns:w16se="http://schemas.microsoft.com/office/word/2015/wordml/symex" mc:Ignorable="w14 w15 w16se w16cid w16 w16cex w16sdtdh"/>
+</file>
+
+<file path=word\footnotes.xml><?xml version="1.0" encoding="utf-8"?>
 <w:footnotes xmlns:wpc="http://schemas.microsoft.com/office/word/2010/wordprocessingCanvas" xmlns:mc="http://schemas.openxmlformats.org/markup-compatibility/2006" xmlns:o="urn:schemas-microsoft-com:office:office" xmlns:r="http://schemas.openxmlformats.org/officeDocument/2006/relationships" xmlns:m="http://schemas.openxmlformats.org/officeDocument/2006/math" xmlns:v="urn:schemas-microsoft-com:vml" xmlns:wp14="http://schemas.microsoft.com/office/word/2010/wordprocessingDrawing" xmlns:wp="http://schemas.openxmlformats.org/drawingml/2006/wordprocessingDrawing" xmlns:w10="urn:schemas-microsoft-com:office:word" xmlns:w="http://schemas.openxmlformats.org/wordprocessingml/2006/main" xmlns:w14="http://schemas.microsoft.com/office/word/2010/wordml" xmlns:w15="http://schemas.microsoft.com/office/word/2012/wordml" xmlns:wpg="http://schemas.microsoft.com/office/word/2010/wordprocessingGroup" xmlns:wpi="http://schemas.microsoft.com/office/word/2010/wordprocessingInk" xmlns:wne="http://schemas.microsoft.com/office/word/2006/wordml" xmlns:wps="http://schemas.microsoft.com/office/word/2010/wordprocessingShape" mc:Ignorable="w14 w15 wp14">
   <w:footnote w:type="separator" w:id="-1">
     <w:p>
@@ -3351,7 +3381,7 @@
 </w:footnotes>
 </file>
 
-<file path=word/numbering.xml><?xml version="1.0" encoding="utf-8"?>
+<file path=word\numbering.xml><?xml version="1.0" encoding="utf-8"?>
 <w:numbering xmlns:wpc="http://schemas.microsoft.com/office/word/2010/wordprocessingCanvas" xmlns:mc="http://schemas.openxmlformats.org/markup-compatibility/2006" xmlns:o="urn:schemas-microsoft-com:office:office" xmlns:r="http://schemas.openxmlformats.org/officeDocument/2006/relationships" xmlns:m="http://schemas.openxmlformats.org/officeDocument/2006/math" xmlns:v="urn:schemas-microsoft-com:vml" xmlns:wp14="http://schemas.microsoft.com/office/word/2010/wordprocessingDrawing" xmlns:wp="http://schemas.openxmlformats.org/drawingml/2006/wordprocessingDrawing" xmlns:w10="urn:schemas-microsoft-com:office:word" xmlns:w="http://schemas.openxmlformats.org/wordprocessingml/2006/main" xmlns:w14="http://schemas.microsoft.com/office/word/2010/wordml" xmlns:w15="http://schemas.microsoft.com/office/word/2012/wordml" xmlns:wpg="http://schemas.microsoft.com/office/word/2010/wordprocessingGroup" xmlns:wpi="http://schemas.microsoft.com/office/word/2010/wordprocessingInk" xmlns:wne="http://schemas.microsoft.com/office/word/2006/wordml" xmlns:wps="http://schemas.microsoft.com/office/word/2010/wordprocessingShape" mc:Ignorable="w14 w15 wp14">
   <w:abstractNum w:abstractNumId="1" w15:restartNumberingAfterBreak="0">
     <w:multiLevelType w:val="hybridMultilevel"/>
@@ -3464,7 +3494,17 @@
 </w:numbering>
 </file>
 
-<file path=word/styles.xml><?xml version="1.0" encoding="utf-8"?>
+<file path=word\settings.xml><?xml version="1.0" encoding="utf-8"?>
+<w:settings xmlns:wpc="http://schemas.microsoft.com/office/word/2010/wordprocessingCanvas" xmlns:mc="http://schemas.openxmlformats.org/markup-compatibility/2006" xmlns:o="urn:schemas-microsoft-com:office:office" xmlns:r="http://schemas.openxmlformats.org/officeDocument/2006/relationships" xmlns:m="http://schemas.openxmlformats.org/officeDocument/2006/math" xmlns:v="urn:schemas-microsoft-com:vml" xmlns:wp14="http://schemas.microsoft.com/office/word/2010/wordprocessingDrawing" xmlns:wp="http://schemas.openxmlformats.org/drawingml/2006/wordprocessingDrawing" xmlns:w10="urn:schemas-microsoft-com:office:word" xmlns:w="http://schemas.openxmlformats.org/wordprocessingml/2006/main" xmlns:w14="http://schemas.microsoft.com/office/word/2010/wordml" xmlns:w15="http://schemas.microsoft.com/office/word/2012/wordml" xmlns:wpg="http://schemas.microsoft.com/office/word/2010/wordprocessingGroup" xmlns:wpi="http://schemas.microsoft.com/office/word/2010/wordprocessingInk" xmlns:wne="http://schemas.microsoft.com/office/word/2006/wordml" xmlns:wps="http://schemas.microsoft.com/office/word/2010/wordprocessingShape" mc:Ignorable="w14 w15 wp14">
+  <w:displayBackgroundShape/>
+  <w:evenAndOddHeaders w:val="false"/>
+  <w:compat>
+    <w:compatSetting w:val="15" w:name="compatibilityMode" w:uri="http://schemas.microsoft.com/office/word"/>
+  </w:compat>
+</w:settings>
+</file>
+
+<file path=word\styles.xml><?xml version="1.0" encoding="utf-8"?>
 <w:styles xmlns:mc="http://schemas.openxmlformats.org/markup-compatibility/2006" xmlns:r="http://schemas.openxmlformats.org/officeDocument/2006/relationships" xmlns:w="http://schemas.openxmlformats.org/wordprocessingml/2006/main" xmlns:w14="http://schemas.microsoft.com/office/word/2010/wordml" xmlns:w15="http://schemas.microsoft.com/office/word/2012/wordml" mc:Ignorable="w14 w15">
   <w:docDefaults>
     <w:rPrDefault/>

--- a/development-plan.docx
+++ b/development-plan.docx
@@ -2786,7 +2786,7 @@
         <w:spacing w:after="140"/>
       </w:pPr>
       <w:r>
-        <w:t xml:space="preserve">Now referenced via NuGet PackageReference (Diagnostics.Abstractions/.NLog/.AspNetCore, version 0.1.0) rather than ProjectReference; restored from a temporary local folder feed until published to nuget.org.</w:t>
+        <w:t xml:space="preserve">Now referenced via NuGet PackageReference (Diagnostics.Abstractions/.NLog/.AspNetCore, version 1.0.0) rather than ProjectReference; restored from a temporary local folder feed until published to nuget.org.</w:t>
       </w:r>
     </w:p>
     <w:p>

--- a/development-plan.docx
+++ b/development-plan.docx
@@ -2786,7 +2786,7 @@
         <w:spacing w:after="140"/>
       </w:pPr>
       <w:r>
-        <w:t xml:space="preserve">Now referenced via NuGet PackageReference (Diagnostics.Abstractions/.NLog/.AspNetCore, version 1.0.0) rather than ProjectReference; restored from a temporary local folder feed until published to nuget.org.</w:t>
+        <w:t xml:space="preserve">Now referenced via NuGet PackageReference rather than ProjectReference, published to nuget.org for real at version 1.0.1. PackageIds are Orangepuff.Diagnostics.Abstractions/.NLog/.AspNetCore (GitHub-username-prefixed) rather than plain Diagnostics.* - nuget.org rejected the unprefixed names as a reserved ID prefix owned by someone else, even though nothing is published under it; C# namespaces/assembly names are unaffected. DiagnosticLog publishes new versions via a GitHub Actions workflow using NuGet Trusted Publishing (OIDC, no stored API key): pushing a Release/vX.Y.Z branch packs and publishes that version automatically.</w:t>
       </w:r>
     </w:p>
     <w:p>

--- a/development-plan.docx
+++ b/development-plan.docx
@@ -2688,6 +2688,14 @@
       </w:pPr>
       <w:r>
         <w:t xml:space="preserve">Database: none. Calls OCRWeb.API's internal endpoints over HTTP, authenticated with a self-minted RS256 token (Bff holds the private key, API holds only the public key).</w:t>
+      </w:r>
+    </w:p>
+    <w:p>
+      <w:pPr>
+        <w:spacing w:after="140"/>
+      </w:pPr>
+      <w:r>
+        <w:t xml:space="preserve">Diagnostics: wired to the same Diagnostics.* logging library as OCRWeb.API (own DiagnosticLogs connection, LoggerName "OCRWeb.Bff"), including outbound X-Correlation-ID propagation on its OCRWeb.API HttpClient (IIdentityApiClient) so a request can be traced across both services.</w:t>
       </w:r>
     </w:p>
     <w:p>

--- a/development-plan.docx
+++ b/development-plan.docx
@@ -2695,7 +2695,7 @@
         <w:spacing w:after="140"/>
       </w:pPr>
       <w:r>
-        <w:t xml:space="preserve">Diagnostics: wired to the same Diagnostics.* logging library as OCRWeb.API (own DiagnosticLogs connection, LoggerName "OCRWeb.Bff"), including outbound X-Correlation-ID propagation on its OCRWeb.API HttpClient (IIdentityApiClient) so a request can be traced across both services.</w:t>
+        <w:t xml:space="preserve">Diagnostics: wired to the same Diagnostics.* logging library as OCRWeb.API (own DiagnosticLogs connection, same LoggerName "NLogLogger" as OCRWeb.API so both share one set of DB-configured NLog rules), including outbound X-Correlation-ID propagation on its OCRWeb.API HttpClient (IIdentityApiClient) so a request can be traced across both services.</w:t>
       </w:r>
     </w:p>
     <w:p>

--- a/development-plan.docx
+++ b/development-plan.docx
@@ -467,7 +467,7 @@
                 <w:b w:val="false"/>
                 <w:bCs w:val="false"/>
               </w:rPr>
-              <w:t xml:space="preserve">Entity/User, Entity/ExternalLogin; Repositories/IUserRepository; IUserRegistrationPolicy</w:t>
+              <w:t xml:space="preserve">Entity/User, Entity/ExternalLogin, Entity/SecurityRuleCategory, Entity/SecurityRuleItem, Entity/SecurityUserRuleItem; Enums/RuleType; Repositories/IUserRepository, ISecurityRuleCategoryRepository, ISecurityRuleItemRepository, ISecurityUserRuleItemRepository; IUserRegistrationPolicy</w:t>
             </w:r>
           </w:p>
         </w:tc>
@@ -497,7 +497,7 @@
                 <w:b w:val="false"/>
                 <w:bCs w:val="false"/>
               </w:rPr>
-              <w:t xml:space="preserve">Commands/ProvisionGoogleUser; Queries/IsUserActive</w:t>
+              <w:t xml:space="preserve">Commands/ProvisionGoogleUser, AddUser, UpdateUser, DeleteUser, AddSecurityRuleCategory, UpdateSecurityRuleCategory, DeleteSecurityRuleCategory, AddSecurityRuleItem, UpdateSecurityRuleItem, DeleteSecurityRuleItem; Queries/IsUserActive</w:t>
             </w:r>
           </w:p>
         </w:tc>
@@ -527,7 +527,7 @@
                 <w:b w:val="false"/>
                 <w:bCs w:val="false"/>
               </w:rPr>
-              <w:t xml:space="preserve">UserDbContext; Configurations (User, ExternalLogin); Repositories; ConfigurationUserRegistrationPolicy; Seeding (UserDbSeeder + SeedOptions); DesignTimeDbContextFactory; ModuleRegistration</w:t>
+              <w:t xml:space="preserve">UserDbContext; Configurations (User, ExternalLogin, SecurityRuleCategory, SecurityRuleItem, SecurityUserRuleItem); Repositories; ConfigurationUserRegistrationPolicy; Seeding (UserDbSeeder + SeedOptions); DesignTimeDbContextFactory; ModuleRegistration</w:t>
             </w:r>
           </w:p>
         </w:tc>
@@ -901,6 +901,100 @@
                 <w:sz w:val="20"/>
                 <w:szCs w:val="20"/>
               </w:rPr>
+              <w:t xml:space="preserve">btIsTemplateUser</w:t>
+            </w:r>
+          </w:p>
+        </w:tc>
+        <w:tc>
+          <w:tcPr>
+            <w:tcW w:type="dxa" w:w="2000"/>
+          </w:tcPr>
+          <w:p>
+            <w:r>
+              <w:rPr>
+                <w:b w:val="false"/>
+                <w:bCs w:val="false"/>
+              </w:rPr>
+              <w:t xml:space="preserve">bit</w:t>
+            </w:r>
+          </w:p>
+        </w:tc>
+        <w:tc>
+          <w:tcPr>
+            <w:tcW w:type="dxa" w:w="5350"/>
+          </w:tcPr>
+          <w:p>
+            <w:r>
+              <w:rPr>
+                <w:b w:val="false"/>
+                <w:bCs w:val="false"/>
+              </w:rPr>
+              <w:t xml:space="preserve">default 0; marks this user reusable as a permission template for other users</w:t>
+            </w:r>
+          </w:p>
+        </w:tc>
+      </w:tr>
+      <w:tr>
+        <w:tc>
+          <w:tcPr>
+            <w:tcW w:type="dxa" w:w="2000"/>
+          </w:tcPr>
+          <w:p>
+            <w:r>
+              <w:rPr>
+                <w:rFonts w:ascii="Consolas" w:cs="Consolas" w:eastAsia="Consolas" w:hAnsi="Consolas"/>
+                <w:b w:val="false"/>
+                <w:bCs w:val="false"/>
+                <w:sz w:val="20"/>
+                <w:szCs w:val="20"/>
+              </w:rPr>
+              <w:t xml:space="preserve">iParentId</w:t>
+            </w:r>
+          </w:p>
+        </w:tc>
+        <w:tc>
+          <w:tcPr>
+            <w:tcW w:type="dxa" w:w="2000"/>
+          </w:tcPr>
+          <w:p>
+            <w:r>
+              <w:rPr>
+                <w:b w:val="false"/>
+                <w:bCs w:val="false"/>
+              </w:rPr>
+              <w:t xml:space="preserve">int</w:t>
+            </w:r>
+          </w:p>
+        </w:tc>
+        <w:tc>
+          <w:tcPr>
+            <w:tcW w:type="dxa" w:w="5350"/>
+          </w:tcPr>
+          <w:p>
+            <w:r>
+              <w:rPr>
+                <w:b w:val="false"/>
+                <w:bCs w:val="false"/>
+              </w:rPr>
+              <w:t xml:space="preserve">nullable, self-FK (Restrict) -&gt; Users; template user this user inherits permissions from (one level only)</w:t>
+            </w:r>
+          </w:p>
+        </w:tc>
+      </w:tr>
+      <w:tr>
+        <w:tc>
+          <w:tcPr>
+            <w:tcW w:type="dxa" w:w="2000"/>
+          </w:tcPr>
+          <w:p>
+            <w:r>
+              <w:rPr>
+                <w:rFonts w:ascii="Consolas" w:cs="Consolas" w:eastAsia="Consolas" w:hAnsi="Consolas"/>
+                <w:b w:val="false"/>
+                <w:bCs w:val="false"/>
+                <w:sz w:val="20"/>
+                <w:szCs w:val="20"/>
+              </w:rPr>
               <w:t xml:space="preserve">dtInsertedTime</w:t>
             </w:r>
           </w:p>
@@ -1290,6 +1384,14 @@
         </w:tc>
       </w:tr>
     </w:tbl>
+    <w:p>
+      <w:pPr>
+        <w:spacing w:after="140"/>
+      </w:pPr>
+      <w:r>
+        <w:t xml:space="preserve">Database: [identity].[SecurityRuleCategory], [SecurityRuleItems], [SecurityUserRuleItems] — permission catalog (category + rule code, RuleType Boolean/Integer/Decimal) and per-user assignment. No Role entity: grouping is done via template users (Users.btIsTemplateUser / iParentId above) instead of a Role/UserRole join — a user with iParentId inherits 100% from that template user rather than having its own assignment rows. Full schema, business rules, and endpoint list in docs/Identity/security-rules-permission-design.md (+ security-rules-schema.sql).</w:t>
+      </w:r>
+    </w:p>
     <w:p>
       <w:pPr>
         <w:spacing w:after="140"/>

--- a/development-plan.docx
+++ b/development-plan.docx
@@ -2806,23 +2806,23 @@
         <w:spacing w:after="120" w:before="260"/>
       </w:pPr>
       <w:r>
-        <w:t xml:space="preserve">4.8 OCRWeb.Frontend - Scaffold</w:t>
-      </w:r>
-    </w:p>
-    <w:p>
-      <w:pPr>
-        <w:spacing w:after="140"/>
-      </w:pPr>
-      <w:r>
-        <w:t xml:space="preserve">Responsibility: Angular 22 application (upload UI, project list, workspace) and Google sign-in UI. Talks only to the BFF.</w:t>
-      </w:r>
-    </w:p>
-    <w:p>
-      <w:pPr>
-        <w:spacing w:after="140"/>
-      </w:pPr>
-      <w:r>
-        <w:t xml:space="preserve">Scaffolded (ng new + ng add @angular/material) with a working Google sign-in flow: AuthService (session state via /bff/me), a route guard, a session-aware header, and an /auth-error page. Project list / upload / workspace screens are not built yet — see Design.md for the planned screen list, blocked on OCRWeb.ProjectManagement (§4.5).</w:t>
+        <w:t xml:space="preserve">4.8 OCRWeb.Frontend - Partial Implemented</w:t>
+      </w:r>
+    </w:p>
+    <w:p>
+      <w:pPr>
+        <w:spacing w:after="140"/>
+      </w:pPr>
+      <w:r>
+        <w:t xml:space="preserve">Responsibility: Angular 22 application - shell (header, session, admin UI) plus a body-content area that embeds a per-deployment Angular body app (e.g. a future OCR web) via a same-origin iframe. Talks only to the BFF.</w:t>
+      </w:r>
+    </w:p>
+    <w:p>
+      <w:pPr>
+        <w:spacing w:after="140"/>
+      </w:pPr>
+      <w:r>
+        <w:t xml:space="preserve">Session flow: Google sign-in with a persistent cookie (ASP.NET Core Data Protection keys mounted to a Docker volume so it survives container restarts), AuthService/IdentityService (session state via /bff/me and /bff/me/permissions), authGuard (login required) and adminGuard (IsAdmin required, redirects a non-admin to /home) route guards. Header (built on OCRWeb.Frontend.Shared's Avatar and IdentityService) shows a dark app bar with a "Hello, {name}" dropdown: Settings (self-service avatar upload) for everyone, Manage Users / Manage Rules / Manage Themes (placeholder) for admins. Admin CRUD screens exist for Users, SecurityRuleCategories, and SecurityRuleItems (list, add/edit dialog, ConfirmDialog delete confirmation). /home is the post-login landing route; it no longer plans its own upload/project-list/workspace screens - those are expected to live in a separate embedded body app (see below), not in this shell. Body-content area: /home renders a same-origin iframe whose src is environment.bodyAppUrl (Angular environment.ts, build-time - the URL is expected to change rarely, e.g. once per project setup, so a rebuild-to-change tradeoff was accepted over a runtime config file). Shows a placeholder message when unset, e.g. before an OCR web project exists. The iframe fills the full viewport below the fixed header with no gap; the shell contributes only the header bar, per the approved design.</w:t>
       </w:r>
     </w:p>
     <w:p>
@@ -2831,23 +2831,23 @@
         <w:spacing w:after="120" w:before="260"/>
       </w:pPr>
       <w:r>
-        <w:t xml:space="preserve">4.9 OCRWeb.Frontend.Shared - Scaffold</w:t>
-      </w:r>
-    </w:p>
-    <w:p>
-      <w:pPr>
-        <w:spacing w:after="140"/>
-      </w:pPr>
-      <w:r>
-        <w:t xml:space="preserve">Responsibility: Angular 22 shared component library for frontend-only reusable UI (Text, Label, Button, CropPdf, popup/window/form primitives).</w:t>
-      </w:r>
-    </w:p>
-    <w:p>
-      <w:pPr>
-        <w:spacing w:after="140"/>
-      </w:pPr>
-      <w:r>
-        <w:t xml:space="preserve">Scaffolded as its own library workspace (ng new --no-create-application + ng generate library); no components implemented yet.</w:t>
+        <w:t xml:space="preserve">4.9 OCRWeb.Frontend.Shared - Partial Implemented</w:t>
+      </w:r>
+    </w:p>
+    <w:p>
+      <w:pPr>
+        <w:spacing w:after="140"/>
+      </w:pPr>
+      <w:r>
+        <w:t xml:space="preserve">Responsibility: Angular 22 shared component library for reusable UI and auth/session state, consumed by both the OCRWeb.Frontend shell and any future Angular body app embedded in its iframe (e.g. a future OCR web), so they share styling and auth plumbing with no extra wiring.</w:t>
+      </w:r>
+    </w:p>
+    <w:p>
+      <w:pPr>
+        <w:spacing w:after="140"/>
+      </w:pPr>
+      <w:r>
+        <w:t xml:space="preserve">Built as its own library workspace (ng new --no-create-application + ng generate library), packed via npm pack and consumed as a tarball dependency rather than a raw file: path - a symlinked directory resolves its own @angular/core copy and breaks DI with a duplicate core instance (NG0203). Implemented: IdentityService (current user and effective permissions via /bff/me, /bff/me/permissions), Avatar (self or other users' avatar image), ConfirmDialog (replaces the browser confirm() in admin delete flows), and a shared Material 3 theme mixin (theme.scss). CropPdf and other body-app-specific primitives are not built yet - out of scope until a body app needs them.</w:t>
       </w:r>
     </w:p>
     <w:p>

--- a/development-plan.docx
+++ b/development-plan.docx
@@ -1,27 +1,5 @@
 
-<file path=docProps\app.xml><?xml version="1.0" encoding="utf-8"?>
-<Properties xmlns="http://schemas.openxmlformats.org/officeDocument/2006/extended-properties" xmlns:vt="http://schemas.openxmlformats.org/officeDocument/2006/docPropsVTypes"/>
-</file>
-
-<file path=docProps\core.xml><?xml version="1.0" encoding="utf-8"?>
-<cp:coreProperties xmlns:cp="http://schemas.openxmlformats.org/package/2006/metadata/core-properties" xmlns:dc="http://purl.org/dc/elements/1.1/" xmlns:dcterms="http://purl.org/dc/terms/" xmlns:dcmitype="http://purl.org/dc/dcmitype/" xmlns:xsi="http://www.w3.org/2001/XMLSchema-instance">
-  <dc:creator>Un-named</dc:creator>
-  <cp:lastModifiedBy>Un-named</cp:lastModifiedBy>
-  <cp:revision>1</cp:revision>
-  <dcterms:created xsi:type="dcterms:W3CDTF">2026-07-18T13:56:26.009Z</dcterms:created>
-  <dcterms:modified xsi:type="dcterms:W3CDTF">2026-07-18T13:56:26.009Z</dcterms:modified>
-</cp:coreProperties>
-</file>
-
-<file path=docProps\custom.xml><?xml version="1.0" encoding="utf-8"?>
-<Properties xmlns="http://schemas.openxmlformats.org/officeDocument/2006/custom-properties" xmlns:vt="http://schemas.openxmlformats.org/officeDocument/2006/docPropsVTypes"/>
-</file>
-
-<file path=word\comments.xml><?xml version="1.0" encoding="utf-8"?>
-<w:comments xmlns:cx="http://schemas.microsoft.com/office/drawing/2014/chartex" xmlns:cx1="http://schemas.microsoft.com/office/drawing/2015/9/8/chartex" xmlns:cx2="http://schemas.microsoft.com/office/drawing/2015/10/21/chartex" xmlns:cx3="http://schemas.microsoft.com/office/drawing/2016/5/9/chartex" xmlns:cx4="http://schemas.microsoft.com/office/drawing/2016/5/10/chartex" xmlns:cx5="http://schemas.microsoft.com/office/drawing/2016/5/11/chartex" xmlns:cx6="http://schemas.microsoft.com/office/drawing/2016/5/12/chartex" xmlns:cx7="http://schemas.microsoft.com/office/drawing/2016/5/13/chartex" xmlns:cx8="http://schemas.microsoft.com/office/drawing/2016/5/14/chartex" xmlns:mc="http://schemas.openxmlformats.org/markup-compatibility/2006" xmlns:aink="http://schemas.microsoft.com/office/drawing/2016/ink" xmlns:am3d="http://schemas.microsoft.com/office/drawing/2017/model3d" xmlns:o="urn:schemas-microsoft-com:office:office" xmlns:r="http://schemas.openxmlformats.org/officeDocument/2006/relationships" xmlns:m="http://schemas.openxmlformats.org/officeDocument/2006/math" xmlns:v="urn:schemas-microsoft-com:vml" xmlns:wp14="http://schemas.microsoft.com/office/word/2010/wordprocessingDrawing" xmlns:wp="http://schemas.openxmlformats.org/drawingml/2006/wordprocessingDrawing" xmlns:w10="urn:schemas-microsoft-com:office:word" xmlns:w="http://schemas.openxmlformats.org/wordprocessingml/2006/main" xmlns:w14="http://schemas.microsoft.com/office/word/2010/wordml" xmlns:w15="http://schemas.microsoft.com/office/word/2012/wordml" xmlns:w16cex="http://schemas.microsoft.com/office/word/2018/wordml/cex" xmlns:w16cid="http://schemas.microsoft.com/office/word/2016/wordml/cid" xmlns:w16="http://schemas.microsoft.com/office/word/2018/wordml" xmlns:w16sdtdh="http://schemas.microsoft.com/office/word/2020/wordml/sdtdatahash" xmlns:w16se="http://schemas.microsoft.com/office/word/2015/wordml/symex" xmlns:wpg="http://schemas.microsoft.com/office/word/2010/wordprocessingGroup" xmlns:wpi="http://schemas.microsoft.com/office/word/2010/wordprocessingInk" xmlns:wne="http://schemas.microsoft.com/office/word/2006/wordml" xmlns:wps="http://schemas.microsoft.com/office/word/2010/wordprocessingShape"/>
-</file>
-
-<file path=word\document.xml><?xml version="1.0" encoding="utf-8"?>
+<file path=word/document.xml><?xml version="1.0" encoding="utf-8"?>
 <w:document xmlns:wpc="http://schemas.microsoft.com/office/word/2010/wordprocessingCanvas" xmlns:mc="http://schemas.openxmlformats.org/markup-compatibility/2006" xmlns:o="urn:schemas-microsoft-com:office:office" xmlns:r="http://schemas.openxmlformats.org/officeDocument/2006/relationships" xmlns:m="http://schemas.openxmlformats.org/officeDocument/2006/math" xmlns:v="urn:schemas-microsoft-com:vml" xmlns:wp14="http://schemas.microsoft.com/office/word/2010/wordprocessingDrawing" xmlns:wp="http://schemas.openxmlformats.org/drawingml/2006/wordprocessingDrawing" xmlns:w10="urn:schemas-microsoft-com:office:word" xmlns:w="http://schemas.openxmlformats.org/wordprocessingml/2006/main" xmlns:w14="http://schemas.microsoft.com/office/word/2010/wordml" xmlns:w15="http://schemas.microsoft.com/office/word/2012/wordml" xmlns:wpg="http://schemas.microsoft.com/office/word/2010/wordprocessingGroup" xmlns:wpi="http://schemas.microsoft.com/office/word/2010/wordprocessingInk" xmlns:wne="http://schemas.microsoft.com/office/word/2006/wordml" xmlns:wps="http://schemas.microsoft.com/office/word/2010/wordprocessingShape" xmlns:cx="http://schemas.microsoft.com/office/drawing/2014/chartex" xmlns:cx1="http://schemas.microsoft.com/office/drawing/2015/9/8/chartex" xmlns:cx2="http://schemas.microsoft.com/office/drawing/2015/10/21/chartex" xmlns:cx3="http://schemas.microsoft.com/office/drawing/2016/5/9/chartex" xmlns:cx4="http://schemas.microsoft.com/office/drawing/2016/5/10/chartex" xmlns:cx5="http://schemas.microsoft.com/office/drawing/2016/5/11/chartex" xmlns:cx6="http://schemas.microsoft.com/office/drawing/2016/5/12/chartex" xmlns:cx7="http://schemas.microsoft.com/office/drawing/2016/5/13/chartex" xmlns:cx8="http://schemas.microsoft.com/office/drawing/2016/5/14/chartex" xmlns:aink="http://schemas.microsoft.com/office/drawing/2016/ink" xmlns:am3d="http://schemas.microsoft.com/office/drawing/2017/model3d" xmlns:w16cex="http://schemas.microsoft.com/office/word/2018/wordml/cex" xmlns:w16cid="http://schemas.microsoft.com/office/word/2016/wordml/cid" xmlns:w16="http://schemas.microsoft.com/office/word/2018/wordml" xmlns:w16sdtdh="http://schemas.microsoft.com/office/word/2020/wordml/sdtdatahash" xmlns:w16se="http://schemas.microsoft.com/office/word/2015/wordml/symex" mc:Ignorable="w14 w15 wp14">
   <w:body>
     <w:p>
@@ -132,7 +110,7 @@
         <w:spacing w:after="60"/>
       </w:pPr>
       <w:r>
-        <w:t xml:space="preserve">Google sign-in (Bff-mediated OAuth) is in scope and now implemented — see docs/Authentication/authentication-design.docx for the full design record</w:t>
+        <w:t xml:space="preserve">Google sign-in (Bff-mediated OAuth) is in scope and now implemented â€” see docs/Authentication/authentication-design.docx for the full design record</w:t>
       </w:r>
     </w:p>
     <w:p>
@@ -211,7 +189,7 @@
         <w:spacing w:after="140"/>
       </w:pPr>
       <w:r>
-        <w:t xml:space="preserve">The backend is a modular monolith: a single API host (OCRWeb.API) exposes FastEndpoints that delegate to MediatR handlers inside per-context modules. Each bounded context is a class library split into Domain / Application / Infrastructure. Persistence is a single SQL Server database (OCRWeb) with one schema and one EF Core DbContext per context; contexts reference each other by id only.</w:t>
+        <w:t xml:space="preserve">The backend is a modular monolith: a single API host (OCRWeb.API) exposes FastEndpoints that delegate to MediatR handlers inside per-context modules. Each bounded context is a class library split into Domain / Application / Infrastructure. Persistence is a single SQL Server database (OCRWeb) with one schema and one EF Core DbContext per context; contexts reference each other by id only. Identity, cookie/Google-OAuth auth, and the /bff/* routes now come from the OrangepuffPortal.Host NuGet package (published from the sibling orangepuffportal repo, itself originally extracted from this project's former OCRWeb.Identity/OCRWeb.Bff/OCRWeb.Shared) rather than in-repo projects -- this collapsed OCRWeb from two processes (API + Bff talking over an internal RS256 JWT hop) into one.</w:t>
       </w:r>
     </w:p>
     <w:p>
@@ -268,7 +246,7 @@
         <w:spacing w:after="60"/>
       </w:pPr>
       <w:r>
-        <w:t xml:space="preserve">Audit fields are filled explicitly in handlers (no EF interceptor). DB column names use type prefixes — with no exceptions, including a table's own primary key (iId, not bare Id); domain models keep clean names, prefixes live only in the EF mapping layer.</w:t>
+        <w:t xml:space="preserve">Audit fields are filled explicitly in handlers (no EF interceptor). DB column names use type prefixes â€” with no exceptions, including a table's own primary key (iId, not bare Id); domain models keep clean names, prefixes live only in the EF mapping layer.</w:t>
       </w:r>
     </w:p>
     <w:p>
@@ -308,31 +286,15 @@
         <w:spacing w:after="120" w:before="260"/>
       </w:pPr>
       <w:r>
-        <w:t xml:space="preserve">4.1 OCRWeb.Shared - Partial Implemented</w:t>
-      </w:r>
-    </w:p>
-    <w:p>
-      <w:pPr>
-        <w:spacing w:after="140"/>
-      </w:pPr>
-      <w:r>
-        <w:t xml:space="preserve">Responsibility: shared DDD primitives and cross-cutting abstractions reused by all modules.</w:t>
-      </w:r>
-    </w:p>
-    <w:p>
-      <w:pPr>
-        <w:spacing w:after="140"/>
-      </w:pPr>
-      <w:r>
-        <w:t xml:space="preserve">Contents: ICurrentUser (current user id, now resolved from a validated JWT — see §4.6), IAuditable, AuditableEntity (audit base with MarkInserted/MarkUpdated).</w:t>
-      </w:r>
-    </w:p>
-    <w:p>
-      <w:pPr>
-        <w:spacing w:after="140"/>
-      </w:pPr>
-      <w:r>
-        <w:t xml:space="preserve">Database: none.</w:t>
+        <w:t xml:space="preserve">4.1 OCRWeb.Shared - Removed</w:t>
+      </w:r>
+    </w:p>
+    <w:p>
+      <w:pPr>
+        <w:spacing w:after="140"/>
+      </w:pPr>
+      <w:r>
+        <w:t xml:space="preserve">Removed: superseded by the OrangepuffPortal.Shared NuGet package (published from the sibling orangepuffportal repo, itself originally extracted from this project). Every module that used to reference OCRWeb.Shared (OCRWeb.Document, OCRWeb.ProjectManagement, OCRWeb.OCR) now takes a PackageReference on OrangepuffPortal.Shared instead.</w:t>
       </w:r>
     </w:p>
     <w:p>
@@ -374,24 +336,15 @@
         <w:spacing w:after="120" w:before="260"/>
       </w:pPr>
       <w:r>
-        <w:t xml:space="preserve">4.3 OCRWeb.Identity - Partial Implemented</w:t>
-      </w:r>
-    </w:p>
-    <w:p>
-      <w:pPr>
-        <w:spacing w:after="140"/>
-      </w:pPr>
-      <w:r>
-        <w:t xml:space="preserve">Responsibility: application users / identity context. Owns the [identity] schema. Other modules reference a user only by INT id via ICurrentUser. Now also owns Google sign-in provisioning (JIT account creation / linking by verified email) — full design in docs/Authentication/authentication-design.docx.</w:t>
-      </w:r>
-    </w:p>
-    <w:p>
-      <w:pPr>
-        <w:pStyle w:val="Heading3"/>
-        <w:spacing w:after="100" w:before="200"/>
-      </w:pPr>
-      <w:r>
-        <w:t xml:space="preserve">Layout</w:t>
+        <w:t xml:space="preserve">4.3 OCRWeb.Identity - Removed</w:t>
+      </w:r>
+    </w:p>
+    <w:p>
+      <w:pPr>
+        <w:spacing w:after="140"/>
+      </w:pPr>
+      <w:r>
+        <w:t xml:space="preserve">Removed: superseded by the OrangepuffPortal.Identity package (part of OrangepuffPortal.Host), which now owns the identity schema, the Users/ExternalLogins/SecurityRuleCategory/SecurityRuleItems/SecurityUserRuleItems tables, and Google sign-in provisioning. See the sibling orangepuffportal repo for the current design record.</w:t>
       </w:r>
     </w:p>
     <w:tbl>
@@ -533,14 +486,6 @@
         </w:tc>
       </w:tr>
     </w:tbl>
-    <w:p>
-      <w:pPr>
-        <w:spacing w:after="140"/>
-      </w:pPr>
-      <w:r>
-        <w:t xml:space="preserve">Database: [identity].[Users]</w:t>
-      </w:r>
-    </w:p>
     <w:tbl>
       <w:tblPr>
         <w:tblW w:type="dxa" w:w="9350"/>
@@ -835,7 +780,7 @@
                 <w:b w:val="false"/>
                 <w:bCs w:val="false"/>
               </w:rPr>
-              <w:t xml:space="preserve">nullable — Google-only accounts never set one; hashed via PasswordHasher when set</w:t>
+              <w:t xml:space="preserve">nullable â€” Google-only accounts never set one; hashed via PasswordHasher when set</w:t>
             </w:r>
           </w:p>
         </w:tc>
@@ -1023,7 +968,8 @@
                 <w:b w:val="false"/>
                 <w:bCs w:val="false"/>
               </w:rPr>
-              <w:t xml:space="preserve"/>
+              <w:t xml:space="preserve">
+              </w:t>
             </w:r>
           </w:p>
         </w:tc>
@@ -1076,14 +1022,6 @@
         </w:tc>
       </w:tr>
     </w:tbl>
-    <w:p>
-      <w:pPr>
-        <w:spacing w:after="140"/>
-      </w:pPr>
-      <w:r>
-        <w:t xml:space="preserve">Database: [identity].[ExternalLogins] — links a Users row to an external provider account (Google today; designed to support more providers later without another schema change).</w:t>
-      </w:r>
-    </w:p>
     <w:tbl>
       <w:tblPr>
         <w:tblW w:type="dxa" w:w="9350"/>
@@ -1378,28 +1316,13 @@
                 <w:b w:val="false"/>
                 <w:bCs w:val="false"/>
               </w:rPr>
-              <w:t xml:space="preserve"/>
+              <w:t xml:space="preserve">
+              </w:t>
             </w:r>
           </w:p>
         </w:tc>
       </w:tr>
     </w:tbl>
-    <w:p>
-      <w:pPr>
-        <w:spacing w:after="140"/>
-      </w:pPr>
-      <w:r>
-        <w:t xml:space="preserve">Database: [identity].[SecurityRuleCategory], [SecurityRuleItems], [SecurityUserRuleItems] — permission catalog (category + rule code, RuleType Boolean/Integer/Decimal) and per-user assignment. No Role entity: grouping is done via template users (Users.btIsTemplateUser / iParentId above) instead of a Role/UserRole join — a user with iParentId inherits 100% from that template user rather than having its own assignment rows. Full schema, business rules, and endpoint list in docs/Identity/security-rules-permission-design.md (+ security-rules-schema.sql).</w:t>
-      </w:r>
-    </w:p>
-    <w:p>
-      <w:pPr>
-        <w:spacing w:after="140"/>
-      </w:pPr>
-      <w:r>
-        <w:t xml:space="preserve">Seeding: on first run (empty Users) a default admin is created from the Seed config section with a hashed password (idempotent). That seeded account can also sign in with Google later — first Google sign-in auto-links by matching verified email rather than creating a duplicate account.</w:t>
-      </w:r>
-    </w:p>
     <w:p>
       <w:pPr>
         <w:pStyle w:val="Heading2"/>
@@ -1773,7 +1696,8 @@
                 <w:b w:val="false"/>
                 <w:bCs w:val="false"/>
               </w:rPr>
-              <w:t xml:space="preserve"/>
+              <w:t xml:space="preserve">
+              </w:t>
             </w:r>
           </w:p>
         </w:tc>
@@ -1820,7 +1744,8 @@
                 <w:b w:val="false"/>
                 <w:bCs w:val="false"/>
               </w:rPr>
-              <w:t xml:space="preserve"/>
+              <w:t xml:space="preserve">
+              </w:t>
             </w:r>
           </w:p>
         </w:tc>
@@ -1867,7 +1792,8 @@
                 <w:b w:val="false"/>
                 <w:bCs w:val="false"/>
               </w:rPr>
-              <w:t xml:space="preserve"/>
+              <w:t xml:space="preserve">
+              </w:t>
             </w:r>
           </w:p>
         </w:tc>
@@ -2429,7 +2355,7 @@
         <w:spacing w:after="140"/>
       </w:pPr>
       <w:r>
-        <w:t xml:space="preserve">Note: upload, crop, list, detail, and content are implemented and now require an authenticated caller (JWT bearer, see §4.6) — the Split/Section workflow is planned.</w:t>
+        <w:t xml:space="preserve">Note: upload, crop, list, detail, and content are implemented and now require an authenticated caller (OrangepuffPortal.Host cookie auth scheme, see section 4.6) -- the Split/Section workflow is planned.</w:t>
       </w:r>
     </w:p>
     <w:p>
@@ -2479,15 +2405,15 @@
         <w:spacing w:after="140"/>
       </w:pPr>
       <w:r>
-        <w:t xml:space="preserve">Responsibility: web host and composition root. FastEndpoints receive HTTP and delegate to MediatR. Runs EF migrations and admin seeding on startup gated by the DoMigration flag. Validates the internal RS256 JWT the Bff mints for its own calls (AddJwtBearer); CurrentUser now reads the validated sub claim — the earlier hardcoded admin-id fallback has been removed.</w:t>
-      </w:r>
-    </w:p>
-    <w:p>
-      <w:pPr>
-        <w:spacing w:after="140"/>
-      </w:pPr>
-      <w:r>
-        <w:t xml:space="preserve">Endpoints: POST /pdf-files (upload), POST /pdf-files/{id}/crop, GET /pdf-files?projectId= (list), GET /pdf-files/{id} (detail), GET /pdf-files/{id}/content (stream) — all now require the JWT bearer scheme. Internal-only: POST /internal/identity/google-provision, GET /internal/identity/users/{id}/is-active (both called only by OCRWeb.Bff, never by Angular).</w:t>
+        <w:t xml:space="preserve">Responsibility: web host and composition root. FastEndpoints receive HTTP and delegate to MediatR. Runs EF migrations and admin seeding on startup gated by the DoMigration flag, via OrangepuffPortal.Host's MigratePortalModulesAsync() for Identity plus a manual DocumentDbContext migrate call. Identity, cookie/Google-OAuth auth, and the /bff/* routes are wired in via AddOrangepuffPortal()/MapOrangepuffPortal() from the OrangepuffPortal.Host package; ICurrentUser/CurrentUser also come from that package now, not a local stub or JWT-bearer-validated claim.</w:t>
+      </w:r>
+    </w:p>
+    <w:p>
+      <w:pPr>
+        <w:spacing w:after="140"/>
+      </w:pPr>
+      <w:r>
+        <w:t xml:space="preserve">Endpoints: POST /pdf-files (upload), POST /pdf-files/{id}/crop, GET /pdf-files?projectId= (list), GET /pdf-files/{id} (detail), GET /pdf-files/{id}/content (stream) -- all now require the OrangepuffPortal.Host cookie auth scheme, not the old internal JWT bearer scheme. Also serves GET/POST /bff/login, /bff/logout, /bff/me, /bff/me/permissions, /bff/me/avatar, and the AdminOnly-gated /bff/admin/* group (users, security-rule-categories, security-rule-items) directly -- the old /internal/identity/* endpoints that only OCRWeb.Bff called are gone, since there is no more separate Bff process to call them.</w:t>
       </w:r>
     </w:p>
     <w:p>
@@ -2504,23 +2430,15 @@
         <w:spacing w:after="120" w:before="260"/>
       </w:pPr>
       <w:r>
-        <w:t xml:space="preserve">4.7 OCRWeb.Bff - Partial Implemented</w:t>
-      </w:r>
-    </w:p>
-    <w:p>
-      <w:pPr>
-        <w:spacing w:after="140"/>
-      </w:pPr>
-      <w:r>
-        <w:t xml:space="preserve">Responsibility: Backend-for-Frontend facade for Angular; authentication boundary and anti-corruption layer to the backend API. Owns the Google OAuth + cookie session flow end-to-end; Angular never sees a Google token. Full design in docs/Authentication/authentication-design.docx.</w:t>
-      </w:r>
-    </w:p>
-    <w:p>
-      <w:pPr>
-        <w:spacing w:after="140"/>
-      </w:pPr>
-      <w:r>
-        <w:t xml:space="preserve">Endpoints:</w:t>
+        <w:t xml:space="preserve">4.7 OCRWeb.Bff - Removed</w:t>
+      </w:r>
+    </w:p>
+    <w:p>
+      <w:pPr>
+        <w:spacing w:after="140"/>
+      </w:pPr>
+      <w:r>
+        <w:t xml:space="preserve">Removed: folded into OCRWeb.API as a single process. Cookie + Google OAuth auth now comes from the OrangepuffPortal.Host package (AddOrangepuffPortal()/MapOrangepuffPortal() in OCRWeb.API's Program.cs) instead of a separate Bff process talking to the API over an internal RS256 JWT hop.</w:t>
       </w:r>
     </w:p>
     <w:tbl>
@@ -2778,30 +2696,6 @@
     </w:tbl>
     <w:p>
       <w:pPr>
-        <w:spacing w:after="140"/>
-      </w:pPr>
-      <w:r>
-        <w:t xml:space="preserve">Session: cookie-based, SameSite=Lax (same-origin via a dev-server / reverse-proxy proxy config, not cross-origin CORS), 8-hour sliding idle timeout, 30-day absolute cap, IsActive revalidated against OCRWeb.API every 5 minutes.</w:t>
-      </w:r>
-    </w:p>
-    <w:p>
-      <w:pPr>
-        <w:spacing w:after="140"/>
-      </w:pPr>
-      <w:r>
-        <w:t xml:space="preserve">Database: none. Calls OCRWeb.API's internal endpoints over HTTP, authenticated with a self-minted RS256 token (Bff holds the private key, API holds only the public key).</w:t>
-      </w:r>
-    </w:p>
-    <w:p>
-      <w:pPr>
-        <w:spacing w:after="140"/>
-      </w:pPr>
-      <w:r>
-        <w:t xml:space="preserve">Diagnostics: wired to the same Diagnostics.* logging library as OCRWeb.API (own DiagnosticLogs connection, same LoggerName "NLogLogger" as OCRWeb.API so both share one set of DB-configured NLog rules), including outbound X-Correlation-ID propagation on its OCRWeb.API HttpClient (IIdentityApiClient) so a request can be traced across both services.</w:t>
-      </w:r>
-    </w:p>
-    <w:p>
-      <w:pPr>
         <w:pStyle w:val="Heading2"/>
         <w:spacing w:after="120" w:before="260"/>
       </w:pPr>
@@ -2944,7 +2838,7 @@
         <w:spacing w:after="140"/>
       </w:pPr>
       <w:r>
-        <w:t xml:space="preserve">Migrations and admin seeding run on API startup only when the single flag DoMigration = true (it applies to all modules; renamed from bMigration — a bool config flag is not a DB column, so it should not carry a DB type prefix). EF migrations create schema and tables; they do not create the database.</w:t>
+        <w:t xml:space="preserve">Migrations and admin seeding run on API startup only when the single flag DoMigration = true (it applies to all modules; renamed from bMigration â€” a bool config flag is not a DB column, so it should not carry a DB type prefix). EF migrations create schema and tables; they do not create the database.</w:t>
       </w:r>
     </w:p>
     <w:p>
@@ -3241,7 +3135,7 @@
         <w:spacing w:after="140"/>
       </w:pPr>
       <w:r>
-        <w:t xml:space="preserve">Audit: business tables carry iInsertedUserId/dtInsertedTime and nullable iUpdatedUserId/dtUpdatedTime, set in handlers. Users carries timestamps only (creation is a system concern, not an admin action) — same rationale extends to ExternalLogins.</w:t>
+        <w:t xml:space="preserve">Audit: business tables carry iInsertedUserId/dtInsertedTime and nullable iUpdatedUserId/dtUpdatedTime, set in handlers. Users carries timestamps only (creation is a system concern, not an admin action) â€” same rationale extends to ExternalLogins.</w:t>
       </w:r>
     </w:p>
     <w:p>
@@ -3275,7 +3169,7 @@
         <w:spacing w:after="140"/>
       </w:pPr>
       <w:r>
-        <w:t xml:space="preserve">Docker Compose is part of the solution (docker-compose.dcproj). It builds and runs the API and BFF images; SQL Server is expected to be an external, permanent instance (reachable from containers via host.docker.internal). The Angular frontend is guarded behind a compose profile until it is scaffolded.</w:t>
+        <w:t xml:space="preserve">Docker Compose is part of the solution (docker-compose.dcproj). It builds and runs the API image (single host, also serves /bff/*); SQL Server is expected to be an external, permanent instance (reachable from containers via host.docker.internal). The Angular frontend is guarded behind a compose profile until it is scaffolded.</w:t>
       </w:r>
     </w:p>
     <w:p>
@@ -3361,7 +3255,7 @@
         <w:spacing w:after="60"/>
       </w:pPr>
       <w:r>
-        <w:t xml:space="preserve">Build the remaining Angular screens (project list, new-project-from-PDF, workspace) — currently only the auth shell exists.</w:t>
+        <w:t xml:space="preserve">Build the remaining Angular screens (project list, new-project-from-PDF, workspace) â€” currently only the auth shell exists.</w:t>
       </w:r>
     </w:p>
     <w:p>
@@ -3374,7 +3268,7 @@
         <w:spacing w:after="60"/>
       </w:pPr>
       <w:r>
-        <w:t xml:space="preserve">Production hardening for the Bff&lt;-&gt;API internal token: OCRWeb.API's HTTP port should not be reachable from outside the internal network once deployed (defense in depth alongside the RS256 token).</w:t>
+        <w:t xml:space="preserve">Resolved: the Bff&lt;-&gt;API internal RS256 token no longer exists. OCRWeb.API and the former Bff collapsed into one process via the OrangepuffPortal.Host package, so there is no internal HTTP hop left to harden.</w:t>
       </w:r>
     </w:p>
     <w:p>
@@ -3387,7 +3281,7 @@
         <w:spacing w:after="60"/>
       </w:pPr>
       <w:r>
-        <w:t xml:space="preserve">A UseMockAuthorization dev/test bypass for OCRWeb.API was requested but deliberately deferred until real JWT auth existed — that auth now exists (§4.6), so this is unblocked and ready to pick up.</w:t>
+        <w:t xml:space="preserve">A UseMockAuthorization dev/test bypass for OCRWeb.API was requested but deliberately deferred until real JWT auth existed â€” that auth now exists (Â§4.6), so this is unblocked and ready to pick up.</w:t>
       </w:r>
     </w:p>
     <w:p>
@@ -3413,7 +3307,11 @@
 </w:document>
 </file>
 
-<file path=word\endnotes.xml><?xml version="1.0" encoding="utf-8"?>
+<file path=word/comments.xml><?xml version="1.0" encoding="utf-8"?>
+<w:comments xmlns:cx="http://schemas.microsoft.com/office/drawing/2014/chartex" xmlns:cx1="http://schemas.microsoft.com/office/drawing/2015/9/8/chartex" xmlns:cx2="http://schemas.microsoft.com/office/drawing/2015/10/21/chartex" xmlns:cx3="http://schemas.microsoft.com/office/drawing/2016/5/9/chartex" xmlns:cx4="http://schemas.microsoft.com/office/drawing/2016/5/10/chartex" xmlns:cx5="http://schemas.microsoft.com/office/drawing/2016/5/11/chartex" xmlns:cx6="http://schemas.microsoft.com/office/drawing/2016/5/12/chartex" xmlns:cx7="http://schemas.microsoft.com/office/drawing/2016/5/13/chartex" xmlns:cx8="http://schemas.microsoft.com/office/drawing/2016/5/14/chartex" xmlns:mc="http://schemas.openxmlformats.org/markup-compatibility/2006" xmlns:aink="http://schemas.microsoft.com/office/drawing/2016/ink" xmlns:am3d="http://schemas.microsoft.com/office/drawing/2017/model3d" xmlns:o="urn:schemas-microsoft-com:office:office" xmlns:r="http://schemas.openxmlformats.org/officeDocument/2006/relationships" xmlns:m="http://schemas.openxmlformats.org/officeDocument/2006/math" xmlns:v="urn:schemas-microsoft-com:vml" xmlns:wp14="http://schemas.microsoft.com/office/word/2010/wordprocessingDrawing" xmlns:wp="http://schemas.openxmlformats.org/drawingml/2006/wordprocessingDrawing" xmlns:w10="urn:schemas-microsoft-com:office:word" xmlns:w="http://schemas.openxmlformats.org/wordprocessingml/2006/main" xmlns:w14="http://schemas.microsoft.com/office/word/2010/wordml" xmlns:w15="http://schemas.microsoft.com/office/word/2012/wordml" xmlns:w16cex="http://schemas.microsoft.com/office/word/2018/wordml/cex" xmlns:w16cid="http://schemas.microsoft.com/office/word/2016/wordml/cid" xmlns:w16="http://schemas.microsoft.com/office/word/2018/wordml" xmlns:w16sdtdh="http://schemas.microsoft.com/office/word/2020/wordml/sdtdatahash" xmlns:w16se="http://schemas.microsoft.com/office/word/2015/wordml/symex" xmlns:wpg="http://schemas.microsoft.com/office/word/2010/wordprocessingGroup" xmlns:wpi="http://schemas.microsoft.com/office/word/2010/wordprocessingInk" xmlns:wne="http://schemas.microsoft.com/office/word/2006/wordml" xmlns:wps="http://schemas.microsoft.com/office/word/2010/wordprocessingShape"/>
+</file>
+
+<file path=word/endnotes.xml><?xml version="1.0" encoding="utf-8"?>
 <w:endnotes xmlns:wpc="http://schemas.microsoft.com/office/word/2010/wordprocessingCanvas" xmlns:mc="http://schemas.openxmlformats.org/markup-compatibility/2006" xmlns:o="urn:schemas-microsoft-com:office:office" xmlns:r="http://schemas.openxmlformats.org/officeDocument/2006/relationships" xmlns:m="http://schemas.openxmlformats.org/officeDocument/2006/math" xmlns:v="urn:schemas-microsoft-com:vml" xmlns:wp14="http://schemas.microsoft.com/office/word/2010/wordprocessingDrawing" xmlns:wp="http://schemas.openxmlformats.org/drawingml/2006/wordprocessingDrawing" xmlns:w10="urn:schemas-microsoft-com:office:word" xmlns:w="http://schemas.openxmlformats.org/wordprocessingml/2006/main" xmlns:w14="http://schemas.microsoft.com/office/word/2010/wordml" xmlns:w15="http://schemas.microsoft.com/office/word/2012/wordml" xmlns:wpg="http://schemas.microsoft.com/office/word/2010/wordprocessingGroup" xmlns:wpi="http://schemas.microsoft.com/office/word/2010/wordprocessingInk" xmlns:wne="http://schemas.microsoft.com/office/word/2006/wordml" xmlns:wps="http://schemas.microsoft.com/office/word/2010/wordprocessingShape" mc:Ignorable="w14 w15 wp14">
   <w:endnote w:type="separator" w:id="-1">
     <w:p>
@@ -3450,11 +3348,7 @@
 </w:endnotes>
 </file>
 
-<file path=word\fontTable.xml><?xml version="1.0" encoding="utf-8"?>
-<w:fonts xmlns:mc="http://schemas.openxmlformats.org/markup-compatibility/2006" xmlns:r="http://schemas.openxmlformats.org/officeDocument/2006/relationships" xmlns:w="http://schemas.openxmlformats.org/wordprocessingml/2006/main" xmlns:w14="http://schemas.microsoft.com/office/word/2010/wordml" xmlns:w15="http://schemas.microsoft.com/office/word/2012/wordml" xmlns:w16cex="http://schemas.microsoft.com/office/word/2018/wordml/cex" xmlns:w16cid="http://schemas.microsoft.com/office/word/2016/wordml/cid" xmlns:w16="http://schemas.microsoft.com/office/word/2018/wordml" xmlns:w16sdtdh="http://schemas.microsoft.com/office/word/2020/wordml/sdtdatahash" xmlns:w16se="http://schemas.microsoft.com/office/word/2015/wordml/symex" mc:Ignorable="w14 w15 w16se w16cid w16 w16cex w16sdtdh"/>
-</file>
-
-<file path=word\footnotes.xml><?xml version="1.0" encoding="utf-8"?>
+<file path=word/footnotes.xml><?xml version="1.0" encoding="utf-8"?>
 <w:footnotes xmlns:wpc="http://schemas.microsoft.com/office/word/2010/wordprocessingCanvas" xmlns:mc="http://schemas.openxmlformats.org/markup-compatibility/2006" xmlns:o="urn:schemas-microsoft-com:office:office" xmlns:r="http://schemas.openxmlformats.org/officeDocument/2006/relationships" xmlns:m="http://schemas.openxmlformats.org/officeDocument/2006/math" xmlns:v="urn:schemas-microsoft-com:vml" xmlns:wp14="http://schemas.microsoft.com/office/word/2010/wordprocessingDrawing" xmlns:wp="http://schemas.openxmlformats.org/drawingml/2006/wordprocessingDrawing" xmlns:w10="urn:schemas-microsoft-com:office:word" xmlns:w="http://schemas.openxmlformats.org/wordprocessingml/2006/main" xmlns:w14="http://schemas.microsoft.com/office/word/2010/wordml" xmlns:w15="http://schemas.microsoft.com/office/word/2012/wordml" xmlns:wpg="http://schemas.microsoft.com/office/word/2010/wordprocessingGroup" xmlns:wpi="http://schemas.microsoft.com/office/word/2010/wordprocessingInk" xmlns:wne="http://schemas.microsoft.com/office/word/2006/wordml" xmlns:wps="http://schemas.microsoft.com/office/word/2010/wordprocessingShape" mc:Ignorable="w14 w15 wp14">
   <w:footnote w:type="separator" w:id="-1">
     <w:p>
@@ -3491,7 +3385,7 @@
 </w:footnotes>
 </file>
 
-<file path=word\numbering.xml><?xml version="1.0" encoding="utf-8"?>
+<file path=word/numbering.xml><?xml version="1.0" encoding="utf-8"?>
 <w:numbering xmlns:wpc="http://schemas.microsoft.com/office/word/2010/wordprocessingCanvas" xmlns:mc="http://schemas.openxmlformats.org/markup-compatibility/2006" xmlns:o="urn:schemas-microsoft-com:office:office" xmlns:r="http://schemas.openxmlformats.org/officeDocument/2006/relationships" xmlns:m="http://schemas.openxmlformats.org/officeDocument/2006/math" xmlns:v="urn:schemas-microsoft-com:vml" xmlns:wp14="http://schemas.microsoft.com/office/word/2010/wordprocessingDrawing" xmlns:wp="http://schemas.openxmlformats.org/drawingml/2006/wordprocessingDrawing" xmlns:w10="urn:schemas-microsoft-com:office:word" xmlns:w="http://schemas.openxmlformats.org/wordprocessingml/2006/main" xmlns:w14="http://schemas.microsoft.com/office/word/2010/wordml" xmlns:w15="http://schemas.microsoft.com/office/word/2012/wordml" xmlns:wpg="http://schemas.microsoft.com/office/word/2010/wordprocessingGroup" xmlns:wpi="http://schemas.microsoft.com/office/word/2010/wordprocessingInk" xmlns:wne="http://schemas.microsoft.com/office/word/2006/wordml" xmlns:wps="http://schemas.microsoft.com/office/word/2010/wordprocessingShape" mc:Ignorable="w14 w15 wp14">
   <w:abstractNum w:abstractNumId="1" w15:restartNumberingAfterBreak="0">
     <w:multiLevelType w:val="hybridMultilevel"/>
@@ -3604,17 +3498,7 @@
 </w:numbering>
 </file>
 
-<file path=word\settings.xml><?xml version="1.0" encoding="utf-8"?>
-<w:settings xmlns:wpc="http://schemas.microsoft.com/office/word/2010/wordprocessingCanvas" xmlns:mc="http://schemas.openxmlformats.org/markup-compatibility/2006" xmlns:o="urn:schemas-microsoft-com:office:office" xmlns:r="http://schemas.openxmlformats.org/officeDocument/2006/relationships" xmlns:m="http://schemas.openxmlformats.org/officeDocument/2006/math" xmlns:v="urn:schemas-microsoft-com:vml" xmlns:wp14="http://schemas.microsoft.com/office/word/2010/wordprocessingDrawing" xmlns:wp="http://schemas.openxmlformats.org/drawingml/2006/wordprocessingDrawing" xmlns:w10="urn:schemas-microsoft-com:office:word" xmlns:w="http://schemas.openxmlformats.org/wordprocessingml/2006/main" xmlns:w14="http://schemas.microsoft.com/office/word/2010/wordml" xmlns:w15="http://schemas.microsoft.com/office/word/2012/wordml" xmlns:wpg="http://schemas.microsoft.com/office/word/2010/wordprocessingGroup" xmlns:wpi="http://schemas.microsoft.com/office/word/2010/wordprocessingInk" xmlns:wne="http://schemas.microsoft.com/office/word/2006/wordml" xmlns:wps="http://schemas.microsoft.com/office/word/2010/wordprocessingShape" mc:Ignorable="w14 w15 wp14">
-  <w:displayBackgroundShape/>
-  <w:evenAndOddHeaders w:val="false"/>
-  <w:compat>
-    <w:compatSetting w:val="15" w:name="compatibilityMode" w:uri="http://schemas.microsoft.com/office/word"/>
-  </w:compat>
-</w:settings>
-</file>
-
-<file path=word\styles.xml><?xml version="1.0" encoding="utf-8"?>
+<file path=word/styles.xml><?xml version="1.0" encoding="utf-8"?>
 <w:styles xmlns:mc="http://schemas.openxmlformats.org/markup-compatibility/2006" xmlns:r="http://schemas.openxmlformats.org/officeDocument/2006/relationships" xmlns:w="http://schemas.openxmlformats.org/wordprocessingml/2006/main" xmlns:w14="http://schemas.microsoft.com/office/word/2010/wordml" xmlns:w15="http://schemas.microsoft.com/office/word/2012/wordml" mc:Ignorable="w14 w15">
   <w:docDefaults>
     <w:rPrDefault/>

--- a/development-plan.docx
+++ b/development-plan.docx
@@ -189,7 +189,7 @@
         <w:spacing w:after="140"/>
       </w:pPr>
       <w:r>
-        <w:t xml:space="preserve">The backend is a modular monolith: a single API host (OCRWeb.API) exposes FastEndpoints that delegate to MediatR handlers inside per-context modules. Each bounded context is a class library split into Domain / Application / Infrastructure. Persistence is a single SQL Server database (OCRWeb) with one schema and one EF Core DbContext per context; contexts reference each other by id only. Identity, cookie/Google-OAuth auth, and the /bff/* routes now come from the OrangepuffPortal.Host NuGet package (published from the sibling orangepuffportal repo, itself originally extracted from this project's former OCRWeb.Identity/OCRWeb.Bff/OCRWeb.Shared) rather than in-repo projects -- this collapsed OCRWeb from two processes (API + Bff talking over an internal RS256 JWT hop) into one.</w:t>
+        <w:t xml:space="preserve">The backend is a modular monolith: a single API host (OCRWeb.API) exposes FastEndpoints that delegate to MediatR handlers inside per-context modules. Each bounded context is a class library split into Domain / Application / Infrastructure. Persistence is a single SQL Server database (OCRWeb) with one schema and one EF Core DbContext per context; contexts reference each other by id only. Identity, cookie/Google-OAuth auth, and the /bff/* routes now come from the OrangepuffPortal.Host NuGet package (published from the sibling orangepuffportal repo, itself originally extracted from this project's former OCRWeb.Identity/OCRWeb.Bff/OCRWeb.Shared) rather than in-repo projects -- this collapsed OCRWeb from two processes (API + Bff talking over an internal RS256 JWT hop) into one. The same pattern now applies to the frontend: the Angular shell (header, session, admin UI) is bootstrapped from the @orangepuff/portal-frontend npm package, with shared UI/auth pieces (IdentityService, Avatar, ConfirmDialog, theme.scss) from @orangepuff/portal-frontend-shared, replacing what used to be the local OCRWeb.Frontend.Shared library.</w:t>
       </w:r>
     </w:p>
     <w:p>
@@ -2708,15 +2708,15 @@
         <w:spacing w:after="140"/>
       </w:pPr>
       <w:r>
-        <w:t xml:space="preserve">Responsibility: Angular 22 application - shell (header, session, admin UI) plus a body-content area that embeds a per-deployment Angular body app (e.g. a future OCR web) via a same-origin iframe. Talks only to the BFF.</w:t>
-      </w:r>
-    </w:p>
-    <w:p>
-      <w:pPr>
-        <w:spacing w:after="140"/>
-      </w:pPr>
-      <w:r>
-        <w:t xml:space="preserve">Session flow: Google sign-in with a persistent cookie (ASP.NET Core Data Protection keys mounted to a Docker volume so it survives container restarts), AuthService/IdentityService (session state via /bff/me and /bff/me/permissions), authGuard (login required) and adminGuard (IsAdmin required, redirects a non-admin to /home) route guards. Header (built on OCRWeb.Frontend.Shared's Avatar and IdentityService) shows a dark app bar with a "Hello, {name}" dropdown: Settings (self-service avatar upload) for everyone, Manage Users / Manage Rules / Manage Themes (placeholder) for admins. Admin CRUD screens exist for Users, SecurityRuleCategories, and SecurityRuleItems (list, add/edit dialog, ConfirmDialog delete confirmation). /home is the post-login landing route; it no longer plans its own upload/project-list/workspace screens - those are expected to live in a separate embedded body app (see below), not in this shell. Body-content area: /home renders a same-origin iframe whose src is environment.bodyAppUrl (Angular environment.ts, build-time - the URL is expected to change rarely, e.g. once per project setup, so a rebuild-to-change tradeoff was accepted over a runtime config file). Shows a placeholder message when unset, e.g. before an OCR web project exists. The iframe fills the full viewport below the fixed header with no gap; the shell contributes only the header bar, per the approved design.</w:t>
+        <w:t xml:space="preserve">Responsibility: Angular 22 application - a thin shell (header, session, admin UI) plus a body-content area that embeds a per-deployment Angular body app (e.g. a future OCR web) via a same-origin iframe. Talks only to the BFF. The shell itself (PortalShell component, routes, header, session, admin UI) is bootstrapped from the @orangepuff/portal-frontend npm package rather than built locally -- OCRWeb.Frontend's own code is now just package.json/angular.json wiring plus src/main.ts (bootstrapApplication(PortalShell, appConfig)) and src/app/app.config.ts (providePortalShell({ appName: 'OCRWeb', bffOrigin }), PORTAL_SHELL_ROUTES).</w:t>
+      </w:r>
+    </w:p>
+    <w:p>
+      <w:pPr>
+        <w:spacing w:after="140"/>
+      </w:pPr>
+      <w:r>
+        <w:t xml:space="preserve">Session flow: Google sign-in with a persistent cookie (ASP.NET Core Data Protection keys mounted to a Docker volume so it survives container restarts), AuthService/IdentityService (session state via /bff/me and /bff/me/permissions), authGuard (login required) and adminGuard (IsAdmin required, redirects a non-admin to /home) route guards -- all now exported by @orangepuff/portal-frontend rather than living under OCRWeb.Frontend/src/app. Header (built on @orangepuff/portal-frontend-shared's Avatar and IdentityService) shows a dark app bar with a "Hello, {name}" dropdown: Settings (self-service avatar upload) for everyone, Manage Users / Manage Rules / Manage Themes (placeholder) for admins. Admin CRUD screens exist for Users, SecurityRuleCategories, and SecurityRuleItems (list, add/edit dialog, ConfirmDialog delete confirmation). /home is the post-login landing route; it no longer plans its own upload/project-list/workspace screens - those are expected to live in a separate embedded body app (see below), not in this shell. Body-content area: /home renders a same-origin iframe whose src is PortalShellConfig.bodyAppUrl, passed to providePortalShell() in src/app/app.config.ts (build-time - the URL is expected to change rarely, e.g. once per project setup, so a rebuild-to-change tradeoff was accepted over a runtime config file). OCRWeb.Frontend does not set bodyAppUrl yet, so Home renders the package's placeholder message; no OCR web body app exists yet. The iframe fills the full viewport below the fixed header with no gap; the shell contributes only the header bar, per the approved design. Known issue: the published @orangepuff/portal-frontend@1.0.2 package.json still pins its @orangepuff/portal-frontend-shared peerDependency to the stale pre-release range ^0.0.1 instead of ^1.0.2 (an upstream packaging bug in the orangepuffportal repo's publish step); OCRWeb.Frontend/package.json works around it with an npm "overrides" entry pinning the nested peer to the root @orangepuff/portal-frontend-shared version, to be dropped once upstream is fixed and republished.</w:t>
       </w:r>
     </w:p>
     <w:p>
@@ -2725,23 +2725,15 @@
         <w:spacing w:after="120" w:before="260"/>
       </w:pPr>
       <w:r>
-        <w:t xml:space="preserve">4.9 OCRWeb.Frontend.Shared - Partial Implemented</w:t>
-      </w:r>
-    </w:p>
-    <w:p>
-      <w:pPr>
-        <w:spacing w:after="140"/>
-      </w:pPr>
-      <w:r>
-        <w:t xml:space="preserve">Responsibility: Angular 22 shared component library for reusable UI and auth/session state, consumed by both the OCRWeb.Frontend shell and any future Angular body app embedded in its iframe (e.g. a future OCR web), so they share styling and auth plumbing with no extra wiring.</w:t>
-      </w:r>
-    </w:p>
-    <w:p>
-      <w:pPr>
-        <w:spacing w:after="140"/>
-      </w:pPr>
-      <w:r>
-        <w:t xml:space="preserve">Built as its own library workspace (ng new --no-create-application + ng generate library), packed via npm pack and consumed as a tarball dependency rather than a raw file: path - a symlinked directory resolves its own @angular/core copy and breaks DI with a duplicate core instance (NG0203). Implemented: IdentityService (current user and effective permissions via /bff/me, /bff/me/permissions), Avatar (self or other users' avatar image), ConfirmDialog (replaces the browser confirm() in admin delete flows), and a shared Material 3 theme mixin (theme.scss). CropPdf and other body-app-specific primitives are not built yet - out of scope until a body app needs them.</w:t>
+        <w:t xml:space="preserve">4.9 OCRWeb.Frontend.Shared - Removed</w:t>
+      </w:r>
+    </w:p>
+    <w:p>
+      <w:pPr>
+        <w:spacing w:after="140"/>
+      </w:pPr>
+      <w:r>
+        <w:t xml:space="preserve">Removed: superseded by the @orangepuff/portal-frontend-shared npm package (published from the sibling orangepuffportal repo, itself originally extracted from this project's local Angular library workspace), same pattern as OCRWeb.Shared/OCRWeb.Identity being superseded by the OrangepuffPortal.* NuGet packages on the backend. It still supplies the same reusable pieces this project's library used to (IdentityService, Avatar, ConfirmDialog, the shared Material 3 theme.scss mixin), now consumed by OCRWeb.Frontend as a versioned npm dependency instead of a locally built-and-tarball-packed library. CropPdf and other body-app-specific primitives remain out of scope until a body app needs them.</w:t>
       </w:r>
     </w:p>
     <w:p>
